--- a/downloads/workbook/ai-4-week-05.docx
+++ b/downloads/workbook/ai-4-week-05.docx
@@ -1521,6 +1521,178 @@
         <w:t>Project connection: For your Responsible Plant Classifier, save the input, procedure, observed result and limitation of this check. Label this worked example as practice; use a different, previously unreviewed case when checking independent understanding.</w:t>
       </w:r>
     </w:p>
+    <w:p>
+      <w:pPr>
+        <w:pStyle w:val="Heading1"/>
+      </w:pPr>
+      <w:r>
+        <w:t>24. Project portfolio milestone</w:t>
+      </w:r>
+    </w:p>
+    <w:p>
+      <w:r>
+        <w:t>Project: Responsible Plant Classifier</w:t>
+      </w:r>
+    </w:p>
+    <w:p>
+      <w:r>
+        <w:t>Current milestone: Frame the need. Name the user, the problem, allowed inputs and a safe simple starting method.</w:t>
+      </w:r>
+    </w:p>
+    <w:p>
+      <w:r>
+        <w:t>For your Responsible Plant Classifier, save the input, procedure, observed result and limitation of this check. Label this worked example as practice; use a different, previously unreviewed case when checking independent understanding.</w:t>
+      </w:r>
+    </w:p>
+    <w:tbl>
+      <w:tblPr>
+        <w:tblStyle w:val="LightShading-Accent1"/>
+        <w:tblW w:type="auto" w:w="0"/>
+        <w:tblLook w:firstColumn="1" w:firstRow="1" w:lastColumn="0" w:lastRow="0" w:noHBand="0" w:noVBand="1" w:val="04A0"/>
+      </w:tblPr>
+      <w:tblGrid>
+        <w:gridCol w:w="5112"/>
+        <w:gridCol w:w="5112"/>
+      </w:tblGrid>
+      <w:tr>
+        <w:trPr>
+          <w:tblHeader/>
+        </w:trPr>
+        <w:tc>
+          <w:tcPr>
+            <w:tcW w:type="dxa" w:w="5112"/>
+          </w:tcPr>
+          <w:p>
+            <w:r>
+              <w:t>Evidence to keep</w:t>
+            </w:r>
+          </w:p>
+        </w:tc>
+        <w:tc>
+          <w:tcPr>
+            <w:tcW w:type="dxa" w:w="5112"/>
+          </w:tcPr>
+          <w:p>
+            <w:r>
+              <w:t>My record</w:t>
+            </w:r>
+          </w:p>
+        </w:tc>
+      </w:tr>
+      <w:tr>
+        <w:tc>
+          <w:tcPr>
+            <w:tcW w:type="dxa" w:w="5112"/>
+          </w:tcPr>
+          <w:p>
+            <w:r>
+              <w:t>This week’s input and deciding step</w:t>
+            </w:r>
+          </w:p>
+        </w:tc>
+        <w:tc>
+          <w:tcPr>
+            <w:tcW w:type="dxa" w:w="5112"/>
+          </w:tcPr>
+          <w:p>
+            <w:r/>
+          </w:p>
+        </w:tc>
+      </w:tr>
+      <w:tr>
+        <w:tc>
+          <w:tcPr>
+            <w:tcW w:type="dxa" w:w="5112"/>
+          </w:tcPr>
+          <w:p>
+            <w:r>
+              <w:t>Prediction and actual result (or labelled paper trace)</w:t>
+            </w:r>
+          </w:p>
+        </w:tc>
+        <w:tc>
+          <w:tcPr>
+            <w:tcW w:type="dxa" w:w="5112"/>
+          </w:tcPr>
+          <w:p>
+            <w:r/>
+          </w:p>
+        </w:tc>
+      </w:tr>
+      <w:tr>
+        <w:tc>
+          <w:tcPr>
+            <w:tcW w:type="dxa" w:w="5112"/>
+          </w:tcPr>
+          <w:p>
+            <w:r>
+              <w:t>One change since the previous checkpoint and why</w:t>
+            </w:r>
+          </w:p>
+        </w:tc>
+        <w:tc>
+          <w:tcPr>
+            <w:tcW w:type="dxa" w:w="5112"/>
+          </w:tcPr>
+          <w:p>
+            <w:r/>
+          </w:p>
+        </w:tc>
+      </w:tr>
+      <w:tr>
+        <w:tc>
+          <w:tcPr>
+            <w:tcW w:type="dxa" w:w="5112"/>
+          </w:tcPr>
+          <w:p>
+            <w:r>
+              <w:t>One error or limit and the next test</w:t>
+            </w:r>
+          </w:p>
+        </w:tc>
+        <w:tc>
+          <w:tcPr>
+            <w:tcW w:type="dxa" w:w="5112"/>
+          </w:tcPr>
+          <w:p>
+            <w:r/>
+          </w:p>
+        </w:tc>
+      </w:tr>
+    </w:tbl>
+    <w:p>
+      <w:pPr>
+        <w:pStyle w:val="Heading3"/>
+      </w:pPr>
+      <w:r>
+        <w:t>Explain what this week adds to your project. Reuse last week’s record rather than starting again.</w:t>
+      </w:r>
+    </w:p>
+    <w:p>
+      <w:r>
+        <w:t>________________________________________________________________</w:t>
+      </w:r>
+    </w:p>
+    <w:p>
+      <w:r>
+        <w:t>________________________________________________________________</w:t>
+      </w:r>
+    </w:p>
+    <w:p>
+      <w:r>
+        <w:t>________________________________________________________________</w:t>
+      </w:r>
+    </w:p>
+    <w:p>
+      <w:r>
+        <w:t>________________________________________________________________</w:t>
+      </w:r>
+    </w:p>
+    <w:p>
+      <w:r>
+        <w:t>________________________________________________________________</w:t>
+      </w:r>
+    </w:p>
     <w:sectPr>
       <w:pgSz w:w="12240" w:h="15840"/>
       <w:pgMar w:top="936" w:right="1008" w:bottom="936" w:left="1008" w:header="720" w:footer="720" w:gutter="0"/>

--- a/downloads/workbook/ai-4-week-05.docx
+++ b/downloads/workbook/ai-4-week-05.docx
@@ -1693,6 +1693,243 @@
         <w:t>________________________________________________________________</w:t>
       </w:r>
     </w:p>
+    <w:p>
+      <w:pPr>
+        <w:pStyle w:val="Heading1"/>
+      </w:pPr>
+      <w:r>
+        <w:t>25. Supported practice and learning evidence</w:t>
+      </w:r>
+    </w:p>
+    <w:p>
+      <w:r>
+        <w:t>Use this supported practice once, in the browser or on paper. Keep the reserved independent assessment for a separate first attempt before teacher feedback.</w:t>
+      </w:r>
+    </w:p>
+    <w:p>
+      <w:r>
+        <w:t>Spot a duplicate, an impossible value and a valid boundary before fitting.</w:t>
+      </w:r>
+    </w:p>
+    <w:p>
+      <w:pPr>
+        <w:pStyle w:val="Heading3"/>
+      </w:pPr>
+      <w:r>
+        <w:t>Practice 1: explain the deciding evidence</w:t>
+      </w:r>
+    </w:p>
+    <w:p>
+      <w:r>
+        <w:t>Which labelled step matches this detail? Flag duplicate B and invalid C. Do not count B twice or silently replace C.</w:t>
+      </w:r>
+    </w:p>
+    <w:p>
+      <w:r>
+        <w:t>1. Flag before fitting</w:t>
+      </w:r>
+    </w:p>
+    <w:p>
+      <w:r>
+        <w:t>2. Count rows</w:t>
+      </w:r>
+    </w:p>
+    <w:p>
+      <w:r>
+        <w:t>3. Check schema</w:t>
+      </w:r>
+    </w:p>
+    <w:p>
+      <w:pPr>
+        <w:pStyle w:val="Heading3"/>
+      </w:pPr>
+      <w:r>
+        <w:t>My selected conclusion, deciding fact and explanation</w:t>
+      </w:r>
+    </w:p>
+    <w:p>
+      <w:r>
+        <w:t>________________________________________________________________</w:t>
+      </w:r>
+    </w:p>
+    <w:p>
+      <w:r>
+        <w:t>________________________________________________________________</w:t>
+      </w:r>
+    </w:p>
+    <w:p>
+      <w:r>
+        <w:t>________________________________________________________________</w:t>
+      </w:r>
+    </w:p>
+    <w:p>
+      <w:r>
+        <w:t>________________________________________________________________</w:t>
+      </w:r>
+    </w:p>
+    <w:p>
+      <w:r>
+        <w:t>________________________________________________________________</w:t>
+      </w:r>
+    </w:p>
+    <w:p>
+      <w:r>
+        <w:t>Hint if needed: Read the steps in the pictorial case. Match the supplied detail to the stage that performs or records it.</w:t>
+      </w:r>
+    </w:p>
+    <w:p>
+      <w:r>
+        <w:t>After your attempt, compare with the supported explanation: Flag before fitting Flag duplicate B and invalid C. Do not count B twice or silently replace C. Read the picture in order. Flag duplicate B and invalid C. Do not count B twice or silently replace C. The arrows show which recorded input or intermediate result each decision uses. Explain the deciding step aloud before checking the changed case; pointing to the final answer alone does not show how it follows.</w:t>
+      </w:r>
+    </w:p>
+    <w:p>
+      <w:pPr>
+        <w:pStyle w:val="Heading3"/>
+      </w:pPr>
+      <w:r>
+        <w:t>Practice 2: explain the deciding evidence</w:t>
+      </w:r>
+    </w:p>
+    <w:p>
+      <w:r>
+        <w:t>Changed-case practice: The teacher confirms B’s second row is an accidental duplicate. Which conclusion is supported by the supplied facts?</w:t>
+      </w:r>
+    </w:p>
+    <w:p>
+      <w:r>
+        <w:t>1. We can decide the result without examining the changed input or the procedure.</w:t>
+      </w:r>
+    </w:p>
+    <w:p>
+      <w:r>
+        <w:t>2. This one example guarantees correct results for every future input.</w:t>
+      </w:r>
+    </w:p>
+    <w:p>
+      <w:r>
+        <w:t>3. Remove that duplicate with a recorded reason; C still needs correction or explicit exclusion.</w:t>
+      </w:r>
+    </w:p>
+    <w:p>
+      <w:pPr>
+        <w:pStyle w:val="Heading3"/>
+      </w:pPr>
+      <w:r>
+        <w:t>My selected conclusion, deciding fact and explanation</w:t>
+      </w:r>
+    </w:p>
+    <w:p>
+      <w:r>
+        <w:t>________________________________________________________________</w:t>
+      </w:r>
+    </w:p>
+    <w:p>
+      <w:r>
+        <w:t>________________________________________________________________</w:t>
+      </w:r>
+    </w:p>
+    <w:p>
+      <w:r>
+        <w:t>________________________________________________________________</w:t>
+      </w:r>
+    </w:p>
+    <w:p>
+      <w:r>
+        <w:t>________________________________________________________________</w:t>
+      </w:r>
+    </w:p>
+    <w:p>
+      <w:r>
+        <w:t>________________________________________________________________</w:t>
+      </w:r>
+    </w:p>
+    <w:p>
+      <w:r>
+        <w:t>Hint if needed: Use the changed condition and the deciding step in the pictorial trace. The answer must say what follows from those facts.</w:t>
+      </w:r>
+    </w:p>
+    <w:p>
+      <w:r>
+        <w:t>After your attempt, compare with the supported explanation: Remove that duplicate with a recorded reason; C still needs correction or explicit exclusion. Resolving one defect does not resolve a separate impossible measurement.</w:t>
+      </w:r>
+    </w:p>
+    <w:p>
+      <w:pPr>
+        <w:pStyle w:val="Heading3"/>
+      </w:pPr>
+      <w:r>
+        <w:t>Repair a missing building block</w:t>
+      </w:r>
+    </w:p>
+    <w:p>
+      <w:r>
+        <w:t>Review Python and Table Readiness (ai-4/4). Goal: Specify a table schema. Short practice: Why should the missing value not silently become zero? Point to the relevant step in the picture, then write the changed result and the rule or evidence that supports it.. Return to this week and explain what you changed.</w:t>
+      </w:r>
+    </w:p>
+    <w:p>
+      <w:r>
+        <w:t>Review Features, Labels, Targets (ai-4/2). Goal: Separate prediction inputs from observed targets. Short practice: Why can a historical table contain a field that is an invalid input? Point to the relevant step in the picture, then write the changed result and the rule or evidence that supports it.. Return to this week and explain what you changed.</w:t>
+      </w:r>
+    </w:p>
+    <w:p>
+      <w:pPr>
+        <w:pStyle w:val="Heading3"/>
+      </w:pPr>
+      <w:r>
+        <w:t>Predict, run and debug</w:t>
+      </w:r>
+    </w:p>
+    <w:p>
+      <w:r>
+        <w:t>The browser lab lets you edit the supported Python examples already included in this lesson. Predict first, run, inspect the actual output or error, change one input, then run again. Keep code, predictions, actual results and a reasoned revision together. On paper, label your result as a trace rather than an execution.</w:t>
+      </w:r>
+    </w:p>
+    <w:p>
+      <w:pPr>
+        <w:pStyle w:val="Heading3"/>
+      </w:pPr>
+      <w:r>
+        <w:t>Keep your completed work</w:t>
+      </w:r>
+    </w:p>
+    <w:p>
+      <w:r>
+        <w:t>Use Download completed work in the hosted lesson to export your answers, reflections, practice feedback and code-run evidence. Open the HTML copy to read or print it. Drafts stay in this browser when storage is available; clear drafts on a shared device.</w:t>
+      </w:r>
+    </w:p>
+    <w:p>
+      <w:pPr>
+        <w:pStyle w:val="Heading3"/>
+      </w:pPr>
+      <w:r>
+        <w:t>What I repaired, the evidence I kept and the next test</w:t>
+      </w:r>
+    </w:p>
+    <w:p>
+      <w:r>
+        <w:t>________________________________________________________________</w:t>
+      </w:r>
+    </w:p>
+    <w:p>
+      <w:r>
+        <w:t>________________________________________________________________</w:t>
+      </w:r>
+    </w:p>
+    <w:p>
+      <w:r>
+        <w:t>________________________________________________________________</w:t>
+      </w:r>
+    </w:p>
+    <w:p>
+      <w:r>
+        <w:t>________________________________________________________________</w:t>
+      </w:r>
+    </w:p>
+    <w:p>
+      <w:r>
+        <w:t>________________________________________________________________</w:t>
+      </w:r>
+    </w:p>
     <w:sectPr>
       <w:pgSz w:w="12240" w:h="15840"/>
       <w:pgMar w:top="936" w:right="1008" w:bottom="936" w:left="1008" w:header="720" w:footer="720" w:gutter="0"/>

--- a/downloads/workbook/ai-4-week-05.docx
+++ b/downloads/workbook/ai-4-week-05.docx
@@ -30,6 +30,17 @@
     </w:p>
     <w:p>
       <w:r>
+        <w:t>Record your starting explanation for Inspect Before Modeling before opening notes. Show any later correction separately.</w:t>
+      </w:r>
+    </w:p>
+    <w:p>
+      <w:pPr>
+        <w:spacing w:line="336" w:lineRule="auto" w:after="180"/>
+      </w:pPr>
+      <w:r>
+        <w:rPr>
+          <w:b w:val="0"/>
+        </w:rPr>
         <w:t>Try the recall before opening notes. Then use a different colour or a labelled second line to correct your explanation.</w:t>
       </w:r>
     </w:p>
@@ -42,7 +53,13 @@
       </w:r>
     </w:p>
     <w:p>
-      <w:r>
+      <w:pPr>
+        <w:spacing w:line="336" w:lineRule="auto" w:after="180"/>
+      </w:pPr>
+      <w:r>
+        <w:rPr>
+          <w:b w:val="0"/>
+        </w:rPr>
         <w:t>Without opening the old lesson, explain one key idea from Python and Table Readiness. Give an example and a mistake that the idea helps you avoid.</w:t>
       </w:r>
     </w:p>
@@ -78,7 +95,13 @@
       </w:r>
     </w:p>
     <w:p>
-      <w:r>
+      <w:pPr>
+        <w:spacing w:line="336" w:lineRule="auto" w:after="180"/>
+      </w:pPr>
+      <w:r>
+        <w:rPr>
+          <w:b w:val="0"/>
+        </w:rPr>
         <w:t>Without opening the old lesson, explain one key idea from Features, Labels, Targets. Give an example and a mistake that the idea helps you avoid.</w:t>
       </w:r>
     </w:p>
@@ -115,6 +138,17 @@
     </w:p>
     <w:p>
       <w:r>
+        <w:t>Complete the supported Inspect Before Modeling trace and record the first step you can explain without help.</w:t>
+      </w:r>
+    </w:p>
+    <w:p>
+      <w:pPr>
+        <w:spacing w:line="336" w:lineRule="auto" w:after="180"/>
+      </w:pPr>
+      <w:r>
+        <w:rPr>
+          <w:b w:val="0"/>
+        </w:rPr>
         <w:t>Use W2: Interpret the audit counts for Dataset inspection and cards. Record the answer once; the lesson and workbook refer to the same attempt.</w:t>
       </w:r>
     </w:p>
@@ -243,7 +277,29 @@
     </w:p>
     <w:p>
       <w:r>
-        <w:t>Use the worked case for Dataset inspection and cards. Proposed explanation: “A complete card certifies data quality”. Decide whether this explanation is supported. Point to the step or supplied fact that decides; explain your repair if needed.</w:t>
+        <w:t>Check the proposed Inspect Before Modeling explanation against the supplied facts before discussing it.</w:t>
+      </w:r>
+    </w:p>
+    <w:p>
+      <w:pPr>
+        <w:spacing w:line="336" w:lineRule="auto" w:after="180"/>
+      </w:pPr>
+      <w:r>
+        <w:rPr>
+          <w:b w:val="0"/>
+        </w:rPr>
+        <w:t>Use the worked case for Dataset inspection and cards. Proposed explanation: “A complete card certifies data quality”. Decide whether this explanation is supported.</w:t>
+      </w:r>
+    </w:p>
+    <w:p>
+      <w:pPr>
+        <w:spacing w:line="336" w:lineRule="auto" w:after="180"/>
+      </w:pPr>
+      <w:r>
+        <w:rPr>
+          <w:b w:val="0"/>
+        </w:rPr>
+        <w:t>Point to the step or supplied fact that decides; explain your repair if needed.</w:t>
       </w:r>
     </w:p>
     <w:p>
@@ -283,6 +339,11 @@
       </w:r>
     </w:p>
     <w:p>
+      <w:r>
+        <w:t>Write one first attempt at the reserved independent case before feedback. Repeated copies of that case refer to the same recorded attempt.</w:t>
+      </w:r>
+    </w:p>
+    <w:p>
       <w:pPr>
         <w:pStyle w:val="Heading3"/>
       </w:pPr>
@@ -291,8 +352,49 @@
       </w:r>
     </w:p>
     <w:p>
-      <w:r>
-        <w:t>A new fictional indoor trip export has (P,4), (Q,None), (Q,None), (R,-1), (S,6), (T,0), with durations in minutes and the same schema. Count raw rows, distinct IDs, missing durations, negative durations and extra ID occurrences. Identify overlap. Draft a short dataset card stating source, row meaning, unit, findings, unchanged version and one excluded use.</w:t>
+      <w:pPr>
+        <w:spacing w:line="336" w:lineRule="auto" w:after="180"/>
+      </w:pPr>
+      <w:r>
+        <w:rPr>
+          <w:b w:val="0"/>
+        </w:rPr>
+        <w:t xml:space="preserve">A new fictional indoor trip export has (P,4), (Q,None), (Q,None), (R,-1), (S,6), (T,0), with durations in minutes and the same </w:t>
+      </w:r>
+      <w:r>
+        <w:rPr>
+          <w:b/>
+        </w:rPr>
+        <w:t>schema</w:t>
+      </w:r>
+      <w:r>
+        <w:rPr>
+          <w:b w:val="0"/>
+        </w:rPr>
+        <w:t>.</w:t>
+      </w:r>
+    </w:p>
+    <w:p>
+      <w:pPr>
+        <w:spacing w:line="336" w:lineRule="auto" w:after="180"/>
+      </w:pPr>
+      <w:r>
+        <w:rPr>
+          <w:b w:val="0"/>
+        </w:rPr>
+        <w:t xml:space="preserve">Count raw rows, distinct IDs, missing durations, negative durations and extra ID occurrences. Identify overlap. Draft a short </w:t>
+      </w:r>
+      <w:r>
+        <w:rPr>
+          <w:b/>
+        </w:rPr>
+        <w:t>dataset card</w:t>
+      </w:r>
+      <w:r>
+        <w:rPr>
+          <w:b w:val="0"/>
+        </w:rPr>
+        <w:t xml:space="preserve"> stating source, row meaning, unit, findings, unchanged version and one excluded use.</w:t>
       </w:r>
     </w:p>
     <w:p>
@@ -339,7 +441,13 @@
       </w:r>
     </w:p>
     <w:p>
-      <w:r>
+      <w:pPr>
+        <w:spacing w:line="336" w:lineRule="auto" w:after="180"/>
+      </w:pPr>
+      <w:r>
+        <w:rPr>
+          <w:b w:val="0"/>
+        </w:rPr>
         <w:t>Attempt this case before feedback. Record any help. Earlier examples below are further practice; a case already practised with feedback cannot establish fresh transfer.</w:t>
       </w:r>
     </w:p>
@@ -353,6 +461,17 @@
     </w:p>
     <w:p>
       <w:r>
+        <w:t>Connect the Inspect Before Modeling target to a trace and a justified conclusion.</w:t>
+      </w:r>
+    </w:p>
+    <w:p>
+      <w:pPr>
+        <w:spacing w:line="336" w:lineRule="auto" w:after="180"/>
+      </w:pPr>
+      <w:r>
+        <w:rPr>
+          <w:b w:val="0"/>
+        </w:rPr>
         <w:t>A table contains 8 cm, -2 cm, missing and two copies of the same leaf photo. Propose a separate inspection for each issue.</w:t>
       </w:r>
     </w:p>
@@ -366,17 +485,58 @@
     </w:p>
     <w:p>
       <w:r>
-        <w:t>Lengths include 5 cm, blank and -3 cm, plus a duplicate photo row.</w:t>
-      </w:r>
-    </w:p>
-    <w:p>
-      <w:r>
+        <w:t>Solve the supplied Inspect Before Modeling case and show the deciding evidence.</w:t>
+      </w:r>
+    </w:p>
+    <w:p>
+      <w:pPr>
+        <w:spacing w:line="336" w:lineRule="auto" w:after="180"/>
+      </w:pPr>
+      <w:r>
+        <w:rPr>
+          <w:b w:val="0"/>
+        </w:rPr>
+        <w:t xml:space="preserve">Lengths include 5 cm, blank and -3 cm, plus a </w:t>
+      </w:r>
+      <w:r>
+        <w:rPr>
+          <w:b/>
+        </w:rPr>
+        <w:t>duplicate</w:t>
+      </w:r>
+      <w:r>
+        <w:rPr>
+          <w:b w:val="0"/>
+        </w:rPr>
+        <w:t xml:space="preserve"> photo row.</w:t>
+      </w:r>
+    </w:p>
+    <w:p>
+      <w:pPr>
+        <w:spacing w:line="336" w:lineRule="auto" w:after="180"/>
+      </w:pPr>
+      <w:r>
+        <w:rPr>
+          <w:b w:val="0"/>
+        </w:rPr>
         <w:t>Name checks and a deletion risk.</w:t>
       </w:r>
     </w:p>
     <w:p>
-      <w:r>
-        <w:t>Show your trace, calculation or evidence</w:t>
+      <w:pPr>
+        <w:spacing w:line="336" w:lineRule="auto" w:after="180"/>
+      </w:pPr>
+      <w:r>
+        <w:rPr>
+          <w:b w:val="0"/>
+        </w:rPr>
+        <w:t xml:space="preserve">Show your trace, calculation or </w:t>
+      </w:r>
+      <w:r>
+        <w:rPr>
+          <w:b/>
+        </w:rPr>
+        <w:t>evidence</w:t>
       </w:r>
     </w:p>
     <w:p>
@@ -422,11 +582,28 @@
     </w:p>
     <w:p>
       <w:r>
+        <w:t>Apply the procedure to the changed case and record why the conclusion follows.</w:t>
+      </w:r>
+    </w:p>
+    <w:p>
+      <w:pPr>
+        <w:spacing w:line="336" w:lineRule="auto" w:after="180"/>
+      </w:pPr>
+      <w:r>
+        <w:rPr>
+          <w:b w:val="0"/>
+        </w:rPr>
         <w:t>A table has height_cm values 12, 15, -8 and a blank. Identify two issues and a suitable first action.</w:t>
       </w:r>
     </w:p>
     <w:p>
-      <w:r>
+      <w:pPr>
+        <w:spacing w:line="336" w:lineRule="auto" w:after="180"/>
+      </w:pPr>
+      <w:r>
+        <w:rPr>
+          <w:b w:val="0"/>
+        </w:rPr>
         <w:t>My independent answer and reason</w:t>
       </w:r>
     </w:p>
@@ -481,7 +658,30 @@
     </w:p>
     <w:p>
       <w:r>
-        <w:t>Create a changed input, boundary case or missing-information case. Write the expected answer or safe response before testing.</w:t>
+        <w:t>Specify a changed input, expected result and observation separately.</w:t>
+      </w:r>
+    </w:p>
+    <w:p>
+      <w:pPr>
+        <w:spacing w:line="336" w:lineRule="auto" w:after="180"/>
+      </w:pPr>
+      <w:r>
+        <w:rPr>
+          <w:b w:val="0"/>
+        </w:rPr>
+        <w:t xml:space="preserve">Create a changed </w:t>
+      </w:r>
+      <w:r>
+        <w:rPr>
+          <w:b/>
+        </w:rPr>
+        <w:t>input</w:t>
+      </w:r>
+      <w:r>
+        <w:rPr>
+          <w:b w:val="0"/>
+        </w:rPr>
+        <w:t>, boundary case or missing-information case. Write the expected answer or safe response before testing.</w:t>
       </w:r>
     </w:p>
     <w:tbl>
@@ -610,12 +810,41 @@
     </w:p>
     <w:p>
       <w:r>
+        <w:t>Justify what Inspect Before Modeling adds to Responsible Plant Classifier and keep the evidence.</w:t>
+      </w:r>
+    </w:p>
+    <w:p>
+      <w:pPr>
+        <w:spacing w:line="336" w:lineRule="auto" w:after="180"/>
+      </w:pPr>
+      <w:r>
+        <w:rPr>
+          <w:b w:val="0"/>
+        </w:rPr>
         <w:t>Audit the Plant Classifier table and attach a data-quality report before any baseline or model is trained.</w:t>
       </w:r>
     </w:p>
     <w:p>
-      <w:r>
-        <w:t>The project change and evidence I will keep</w:t>
+      <w:pPr>
+        <w:spacing w:line="336" w:lineRule="auto" w:after="180"/>
+      </w:pPr>
+      <w:r>
+        <w:rPr>
+          <w:b w:val="0"/>
+        </w:rPr>
+        <w:t xml:space="preserve">The project change and </w:t>
+      </w:r>
+      <w:r>
+        <w:rPr>
+          <w:b/>
+        </w:rPr>
+        <w:t>evidence</w:t>
+      </w:r>
+      <w:r>
+        <w:rPr>
+          <w:b w:val="0"/>
+        </w:rPr>
+        <w:t xml:space="preserve"> I will keep</w:t>
       </w:r>
     </w:p>
     <w:p>
@@ -661,11 +890,54 @@
     </w:p>
     <w:p>
       <w:r>
-        <w:t>I can explain the mechanism. I can show evidence. I can handle a changed case. I can name a limit. Mark each as not yet, with help or independently, and attach supporting work.</w:t>
-      </w:r>
-    </w:p>
-    <w:p>
-      <w:r>
+        <w:t>Judge explanation, evidence, transfer and limits separately; attach the work behind your judgement.</w:t>
+      </w:r>
+    </w:p>
+    <w:p>
+      <w:pPr>
+        <w:pStyle w:val="ListBullet"/>
+      </w:pPr>
+      <w:r>
+        <w:t>I can explain the mechanism.</w:t>
+      </w:r>
+    </w:p>
+    <w:p>
+      <w:pPr>
+        <w:pStyle w:val="ListBullet"/>
+      </w:pPr>
+      <w:r>
+        <w:t>I can show evidence.</w:t>
+      </w:r>
+    </w:p>
+    <w:p>
+      <w:pPr>
+        <w:pStyle w:val="ListBullet"/>
+      </w:pPr>
+      <w:r>
+        <w:t>I can handle a changed case.</w:t>
+      </w:r>
+    </w:p>
+    <w:p>
+      <w:pPr>
+        <w:pStyle w:val="ListBullet"/>
+      </w:pPr>
+      <w:r>
+        <w:t>I can name a limit.</w:t>
+      </w:r>
+    </w:p>
+    <w:p>
+      <w:r>
+        <w:t>Mark each as not yet, with help or independently, and attach supporting work.</w:t>
+      </w:r>
+    </w:p>
+    <w:p>
+      <w:pPr>
+        <w:spacing w:line="336" w:lineRule="auto" w:after="180"/>
+      </w:pPr>
+      <w:r>
+        <w:rPr>
+          <w:b w:val="0"/>
+        </w:rPr>
         <w:t>Teacher review ____________________  Next step ____________________</w:t>
       </w:r>
     </w:p>
@@ -679,6 +951,17 @@
     </w:p>
     <w:p>
       <w:r>
+        <w:t>Use this earlier case as transfer practice. A case already discussed with feedback is not fresh assessment evidence.</w:t>
+      </w:r>
+    </w:p>
+    <w:p>
+      <w:pPr>
+        <w:spacing w:line="336" w:lineRule="auto" w:after="180"/>
+      </w:pPr>
+      <w:r>
+        <w:rPr>
+          <w:b w:val="0"/>
+        </w:rPr>
         <w:t>A table contains 8 cm, -2 cm, missing and two copies of the same leaf photo. Propose a separate inspection for each issue.</w:t>
       </w:r>
     </w:p>
@@ -726,7 +1009,13 @@
       </w:r>
     </w:p>
     <w:p>
-      <w:r>
+      <w:pPr>
+        <w:spacing w:line="336" w:lineRule="auto" w:after="180"/>
+      </w:pPr>
+      <w:r>
+        <w:rPr>
+          <w:b w:val="0"/>
+        </w:rPr>
         <w:t>Record support used: none, hint or teacher explanation.</w:t>
       </w:r>
     </w:p>
@@ -740,6 +1029,17 @@
     </w:p>
     <w:p>
       <w:r>
+        <w:t>Define the row and source. Apply the supplied Inspect Before Modeling facts and keep your reasoning.</w:t>
+      </w:r>
+    </w:p>
+    <w:p>
+      <w:pPr>
+        <w:spacing w:line="336" w:lineRule="auto" w:after="180"/>
+      </w:pPr>
+      <w:r>
+        <w:rPr>
+          <w:b w:val="0"/>
+        </w:rPr>
         <w:t>For Robot practice v1, state what one row is intended to represent, the source, the unit and the meaning of None.</w:t>
       </w:r>
     </w:p>
@@ -791,6 +1091,18 @@
     </w:p>
     <w:p>
       <w:r>
+        <w:t>Interpret the audit counts. Apply the supplied Inspect Before Modeling facts and keep your reasoning.</w:t>
+      </w:r>
+    </w:p>
+    <w:p>
+      <w:pPr>
+        <w:spacing w:line="336" w:lineRule="auto" w:after="180"/>
+        <w:shd w:fill="F5F1FB"/>
+      </w:pPr>
+      <w:r>
+        <w:rPr>
+          <w:b w:val="0"/>
+        </w:rPr>
         <w:t>Explain each number in 5 4 2 1. How many extra ID occurrences are there, and how many rows belong to a repeated-ID group?</w:t>
       </w:r>
     </w:p>
@@ -842,6 +1154,17 @@
     </w:p>
     <w:p>
       <w:r>
+        <w:t>Reject an unsupported correction. Apply the supplied Inspect Before Modeling facts and keep your reasoning.</w:t>
+      </w:r>
+    </w:p>
+    <w:p>
+      <w:pPr>
+        <w:spacing w:line="336" w:lineRule="auto" w:after="180"/>
+      </w:pPr>
+      <w:r>
+        <w:rPr>
+          <w:b w:val="0"/>
+        </w:rPr>
         <w:t>A learner changes None to 0 and -2 to 2, then reports a clean dataset. Explain why this is not a justified repair and what record should be kept.</w:t>
       </w:r>
     </w:p>
@@ -893,7 +1216,53 @@
     </w:p>
     <w:p>
       <w:r>
-        <w:t>A new fictional indoor trip export has (P,4), (Q,None), (Q,None), (R,-1), (S,6), (T,0), with durations in minutes and the same schema. Count raw rows, distinct IDs, missing durations, negative durations and extra ID occurrences. Identify overlap. Draft a short dataset card stating source, row meaning, unit, findings, unchanged version and one excluded use.</w:t>
+        <w:t>Attempt before feedback. If this repeats the selected independent case, reuse that first attempt; otherwise keep a separate record. Inspect and document independently. Apply the supplied Inspect Before Modeling facts and keep your reasoning.</w:t>
+      </w:r>
+    </w:p>
+    <w:p>
+      <w:pPr>
+        <w:spacing w:line="336" w:lineRule="auto" w:after="180"/>
+      </w:pPr>
+      <w:r>
+        <w:rPr>
+          <w:b w:val="0"/>
+        </w:rPr>
+        <w:t xml:space="preserve">A new fictional indoor trip export has (P,4), (Q,None), (Q,None), (R,-1), (S,6), (T,0), with durations in minutes and the same </w:t>
+      </w:r>
+      <w:r>
+        <w:rPr>
+          <w:b/>
+        </w:rPr>
+        <w:t>schema</w:t>
+      </w:r>
+      <w:r>
+        <w:rPr>
+          <w:b w:val="0"/>
+        </w:rPr>
+        <w:t>.</w:t>
+      </w:r>
+    </w:p>
+    <w:p>
+      <w:pPr>
+        <w:spacing w:line="336" w:lineRule="auto" w:after="180"/>
+      </w:pPr>
+      <w:r>
+        <w:rPr>
+          <w:b w:val="0"/>
+        </w:rPr>
+        <w:t xml:space="preserve">Count raw rows, distinct IDs, missing durations, negative durations and extra ID occurrences. Identify overlap. Draft a short </w:t>
+      </w:r>
+      <w:r>
+        <w:rPr>
+          <w:b/>
+        </w:rPr>
+        <w:t>dataset card</w:t>
+      </w:r>
+      <w:r>
+        <w:rPr>
+          <w:b w:val="0"/>
+        </w:rPr>
+        <w:t xml:space="preserve"> stating source, row meaning, unit, findings, unchanged version and one excluded use.</w:t>
       </w:r>
     </w:p>
     <w:p>
@@ -954,7 +1323,30 @@
     </w:p>
     <w:p>
       <w:r>
-        <w:t>Someone duplicates each row ten times and claims the export now covers more kinds of trips. Explain what changed and what did not.</w:t>
+        <w:t>State an evidence gap. Apply the supplied Inspect Before Modeling facts and keep your reasoning.</w:t>
+      </w:r>
+    </w:p>
+    <w:p>
+      <w:pPr>
+        <w:spacing w:line="336" w:lineRule="auto" w:after="180"/>
+      </w:pPr>
+      <w:r>
+        <w:rPr>
+          <w:b w:val="0"/>
+        </w:rPr>
+        <w:t xml:space="preserve">Someone </w:t>
+      </w:r>
+      <w:r>
+        <w:rPr>
+          <w:b/>
+        </w:rPr>
+        <w:t>duplicate</w:t>
+      </w:r>
+      <w:r>
+        <w:rPr>
+          <w:b w:val="0"/>
+        </w:rPr>
+        <w:t>s each row ten times and claims the export now covers more kinds of trips. Explain what changed and what did not.</w:t>
       </w:r>
     </w:p>
     <w:p>
@@ -1005,7 +1397,30 @@
     </w:p>
     <w:p>
       <w:r>
-        <w:t>Name four pieces of information to keep for Log A and its conversion.</w:t>
+        <w:t>Use the supplied Inspect Before Modeling task to record your reasoning, evidence and next step.</w:t>
+      </w:r>
+    </w:p>
+    <w:p>
+      <w:pPr>
+        <w:spacing w:line="336" w:lineRule="auto" w:after="180"/>
+      </w:pPr>
+      <w:r>
+        <w:rPr>
+          <w:b w:val="0"/>
+        </w:rPr>
+        <w:t xml:space="preserve">Name four pieces of information to keep for Log A and its </w:t>
+      </w:r>
+      <w:r>
+        <w:rPr>
+          <w:b/>
+        </w:rPr>
+        <w:t>conversion</w:t>
+      </w:r>
+      <w:r>
+        <w:rPr>
+          <w:b w:val="0"/>
+        </w:rPr>
+        <w:t>.</w:t>
       </w:r>
     </w:p>
     <w:p>
@@ -1056,6 +1471,17 @@
     </w:p>
     <w:p>
       <w:r>
+        <w:t>Use the supplied Inspect Before Modeling task to record your reasoning, evidence and next step.</w:t>
+      </w:r>
+    </w:p>
+    <w:p>
+      <w:pPr>
+        <w:spacing w:line="336" w:lineRule="auto" w:after="180"/>
+      </w:pPr>
+      <w:r>
+        <w:rPr>
+          <w:b w:val="0"/>
+        </w:rPr>
         <w:t>Convert 150 seconds and 30 seconds to minutes without rounding to whole numbers.</w:t>
       </w:r>
     </w:p>
@@ -1107,6 +1533,17 @@
     </w:p>
     <w:p>
       <w:r>
+        <w:t>Use the supplied Inspect Before Modeling task to record your reasoning, evidence and next step.</w:t>
+      </w:r>
+    </w:p>
+    <w:p>
+      <w:pPr>
+        <w:spacing w:line="336" w:lineRule="auto" w:after="180"/>
+      </w:pPr>
+      <w:r>
+        <w:rPr>
+          <w:b w:val="0"/>
+        </w:rPr>
         <w:t>A report claims 120 seconds exceeds 3 minutes because 120 &gt; 3. Correct it.</w:t>
       </w:r>
     </w:p>
@@ -1158,6 +1595,17 @@
     </w:p>
     <w:p>
       <w:r>
+        <w:t>Use the supplied Inspect Before Modeling task to record your reasoning, evidence and next step.</w:t>
+      </w:r>
+    </w:p>
+    <w:p>
+      <w:pPr>
+        <w:spacing w:line="336" w:lineRule="auto" w:after="180"/>
+      </w:pPr>
+      <w:r>
+        <w:rPr>
+          <w:b w:val="0"/>
+        </w:rPr>
         <w:t>Create records for 240 seconds, 1.5 minutes and 60 seconds. Derive minutes while keeping raw data. State the values and their total.</w:t>
       </w:r>
     </w:p>
@@ -1219,7 +1667,31 @@
     </w:p>
     <w:p>
       <w:r>
-        <w:t>A record contains value 8 and unit ticks with no conversion rule. Should you assume seconds?</w:t>
+        <w:t>Use the supplied Inspect Before Modeling task to record your reasoning, evidence and next step.</w:t>
+      </w:r>
+    </w:p>
+    <w:p>
+      <w:pPr>
+        <w:spacing w:line="336" w:lineRule="auto" w:after="180"/>
+        <w:shd w:fill="F5F1FB"/>
+      </w:pPr>
+      <w:r>
+        <w:rPr>
+          <w:b w:val="0"/>
+        </w:rPr>
+        <w:t xml:space="preserve">A record contains value 8 and unit ticks with no </w:t>
+      </w:r>
+      <w:r>
+        <w:rPr>
+          <w:b/>
+        </w:rPr>
+        <w:t>conversion</w:t>
+      </w:r>
+      <w:r>
+        <w:rPr>
+          <w:b w:val="0"/>
+        </w:rPr>
+        <w:t xml:space="preserve"> rule. Should you assume seconds?</w:t>
       </w:r>
     </w:p>
     <w:p>
@@ -1266,6 +1738,11 @@
       </w:pPr>
       <w:r>
         <w:t>22. Feedback, return check and learning record</w:t>
+      </w:r>
+    </w:p>
+    <w:p>
+      <w:r>
+        <w:t>Record the first repaired step and a different case to revisit after a delay.</w:t>
       </w:r>
     </w:p>
     <w:tbl>
@@ -1405,7 +1882,13 @@
       </w:tr>
     </w:tbl>
     <w:p>
-      <w:r>
+      <w:pPr>
+        <w:spacing w:line="336" w:lineRule="auto" w:after="180"/>
+      </w:pPr>
+      <w:r>
+        <w:rPr>
+          <w:b w:val="0"/>
+        </w:rPr>
         <w:t>Revisit this idea with your teacher after a delay. Familiarity is different from explaining and using it on a changed case.</w:t>
       </w:r>
     </w:p>
@@ -1419,17 +1902,76 @@
     </w:p>
     <w:p>
       <w:r>
-        <w:t>Spot a duplicate, an impossible value and a valid boundary before fitting.</w:t>
-      </w:r>
-    </w:p>
-    <w:p>
-      <w:r>
+        <w:t>Spot a duplicate, an impossible value and a valid boundary before fitting. Explain the labelled step before checking the changed condition.</w:t>
+      </w:r>
+    </w:p>
+    <w:p>
+      <w:pPr>
+        <w:spacing w:line="336" w:lineRule="auto" w:after="180"/>
+      </w:pPr>
+      <w:r>
+        <w:rPr>
+          <w:b w:val="0"/>
+        </w:rPr>
+        <w:t xml:space="preserve">Spot a </w:t>
+      </w:r>
+      <w:r>
+        <w:rPr>
+          <w:b/>
+        </w:rPr>
+        <w:t>duplicate</w:t>
+      </w:r>
+      <w:r>
+        <w:rPr>
+          <w:b w:val="0"/>
+        </w:rPr>
+        <w:t xml:space="preserve">, an impossible value and a valid boundary before </w:t>
+      </w:r>
+      <w:r>
+        <w:rPr>
+          <w:b/>
+        </w:rPr>
+        <w:t>fitting</w:t>
+      </w:r>
+      <w:r>
+        <w:rPr>
+          <w:b w:val="0"/>
+        </w:rPr>
+        <w:t>.</w:t>
+      </w:r>
+    </w:p>
+    <w:p>
+      <w:pPr>
+        <w:spacing w:line="336" w:lineRule="auto" w:after="180"/>
+      </w:pPr>
+      <w:r>
+        <w:rPr>
+          <w:b w:val="0"/>
+        </w:rPr>
         <w:t>Toy heights table: A=3, B=5, B=5, C=-2, D=0 cm. Each plant should have exactly one nonnegative height record.</w:t>
       </w:r>
     </w:p>
     <w:p>
-      <w:r>
-        <w:t>All inputs and outcomes in this worked example are invented classroom data; no real model run is claimed.</w:t>
+      <w:pPr>
+        <w:spacing w:line="336" w:lineRule="auto" w:after="180"/>
+      </w:pPr>
+      <w:r>
+        <w:rPr>
+          <w:b w:val="0"/>
+        </w:rPr>
+        <w:t xml:space="preserve">All </w:t>
+      </w:r>
+      <w:r>
+        <w:rPr>
+          <w:b/>
+        </w:rPr>
+        <w:t>input</w:t>
+      </w:r>
+      <w:r>
+        <w:rPr>
+          <w:b w:val="0"/>
+        </w:rPr>
+        <w:t>s and outcomes in this worked example are invented classroom data; no real model run is claimed.</w:t>
       </w:r>
     </w:p>
     <w:p>
@@ -1469,8 +2011,26 @@
       </w:r>
     </w:p>
     <w:p>
-      <w:r>
-        <w:t>Which original information should the inspection log preserve? Point to the relevant step in the picture, then write the changed result and the rule or evidence that supports it.</w:t>
+      <w:pPr>
+        <w:spacing w:line="336" w:lineRule="auto" w:after="180"/>
+      </w:pPr>
+      <w:r>
+        <w:rPr>
+          <w:b w:val="0"/>
+        </w:rPr>
+        <w:t xml:space="preserve">Which original information should the inspection log preserve? Point to the relevant step in the picture, then write the changed result and the rule or </w:t>
+      </w:r>
+      <w:r>
+        <w:rPr>
+          <w:b/>
+        </w:rPr>
+        <w:t>evidence</w:t>
+      </w:r>
+      <w:r>
+        <w:rPr>
+          <w:b w:val="0"/>
+        </w:rPr>
+        <w:t xml:space="preserve"> that supports it.</w:t>
       </w:r>
     </w:p>
     <w:p>
@@ -1512,13 +2072,69 @@
       </w:r>
     </w:p>
     <w:p>
-      <w:r>
-        <w:t>Support used: alone / hint / worked example. This record is practice evidence.</w:t>
-      </w:r>
-    </w:p>
-    <w:p>
-      <w:r>
-        <w:t>Project connection: For your Responsible Plant Classifier, save the input, procedure, observed result and limitation of this check. Label this worked example as practice; use a different, previously unreviewed case when checking independent understanding.</w:t>
+      <w:pPr>
+        <w:pStyle w:val="Heading3"/>
+      </w:pPr>
+      <w:r>
+        <w:t>Record the help used</w:t>
+      </w:r>
+    </w:p>
+    <w:p>
+      <w:pPr>
+        <w:spacing w:line="336" w:lineRule="auto" w:after="180"/>
+        <w:shd w:fill="F1F6F8"/>
+      </w:pPr>
+      <w:r>
+        <w:rPr>
+          <w:b w:val="0"/>
+        </w:rPr>
+        <w:t xml:space="preserve">Support used: alone / hint / worked example. This record is practice </w:t>
+      </w:r>
+      <w:r>
+        <w:rPr>
+          <w:b/>
+        </w:rPr>
+        <w:t>evidence</w:t>
+      </w:r>
+      <w:r>
+        <w:rPr>
+          <w:b w:val="0"/>
+        </w:rPr>
+        <w:t>.</w:t>
+      </w:r>
+    </w:p>
+    <w:p>
+      <w:pPr>
+        <w:spacing w:line="336" w:lineRule="auto" w:after="180"/>
+      </w:pPr>
+      <w:r>
+        <w:rPr>
+          <w:b w:val="0"/>
+        </w:rPr>
+        <w:t xml:space="preserve">Project connection: For your Responsible Plant Classifier, save the </w:t>
+      </w:r>
+      <w:r>
+        <w:rPr>
+          <w:b/>
+        </w:rPr>
+        <w:t>input</w:t>
+      </w:r>
+      <w:r>
+        <w:rPr>
+          <w:b w:val="0"/>
+        </w:rPr>
+        <w:t>, procedure, observed result and limitation of this check.</w:t>
+      </w:r>
+    </w:p>
+    <w:p>
+      <w:pPr>
+        <w:spacing w:line="336" w:lineRule="auto" w:after="180"/>
+      </w:pPr>
+      <w:r>
+        <w:rPr>
+          <w:b w:val="0"/>
+        </w:rPr>
+        <w:t>Label this worked example as practice; use a different, previously unreviewed case when checking independent understanding.</w:t>
       </w:r>
     </w:p>
     <w:p>
@@ -1531,17 +2147,75 @@
     </w:p>
     <w:p>
       <w:r>
+        <w:t>Keep this week’s input, deciding step, result and limit together in the Responsible Plant Classifier record.</w:t>
+      </w:r>
+    </w:p>
+    <w:p>
+      <w:pPr>
+        <w:spacing w:line="336" w:lineRule="auto" w:after="180"/>
+      </w:pPr>
+      <w:r>
+        <w:rPr>
+          <w:b w:val="0"/>
+        </w:rPr>
         <w:t>Project: Responsible Plant Classifier</w:t>
       </w:r>
     </w:p>
     <w:p>
-      <w:r>
-        <w:t>Current milestone: Frame the need. Name the user, the problem, allowed inputs and a safe simple starting method.</w:t>
-      </w:r>
-    </w:p>
-    <w:p>
-      <w:r>
-        <w:t>For your Responsible Plant Classifier, save the input, procedure, observed result and limitation of this check. Label this worked example as practice; use a different, previously unreviewed case when checking independent understanding.</w:t>
+      <w:pPr>
+        <w:spacing w:line="336" w:lineRule="auto" w:after="180"/>
+      </w:pPr>
+      <w:r>
+        <w:rPr>
+          <w:b w:val="0"/>
+        </w:rPr>
+        <w:t xml:space="preserve">Current milestone: Frame the need. Name the user, the problem, allowed </w:t>
+      </w:r>
+      <w:r>
+        <w:rPr>
+          <w:b/>
+        </w:rPr>
+        <w:t>input</w:t>
+      </w:r>
+      <w:r>
+        <w:rPr>
+          <w:b w:val="0"/>
+        </w:rPr>
+        <w:t>s and a safe simple starting method.</w:t>
+      </w:r>
+    </w:p>
+    <w:p>
+      <w:pPr>
+        <w:spacing w:line="336" w:lineRule="auto" w:after="180"/>
+      </w:pPr>
+      <w:r>
+        <w:rPr>
+          <w:b w:val="0"/>
+        </w:rPr>
+        <w:t xml:space="preserve">For your Responsible Plant Classifier, save the </w:t>
+      </w:r>
+      <w:r>
+        <w:rPr>
+          <w:b/>
+        </w:rPr>
+        <w:t>input</w:t>
+      </w:r>
+      <w:r>
+        <w:rPr>
+          <w:b w:val="0"/>
+        </w:rPr>
+        <w:t>, procedure, observed result and limitation of this check.</w:t>
+      </w:r>
+    </w:p>
+    <w:p>
+      <w:pPr>
+        <w:spacing w:line="336" w:lineRule="auto" w:after="180"/>
+      </w:pPr>
+      <w:r>
+        <w:rPr>
+          <w:b w:val="0"/>
+        </w:rPr>
+        <w:t>Label this worked example as practice; use a different, previously unreviewed case when checking independent understanding.</w:t>
       </w:r>
     </w:p>
     <w:tbl>
@@ -1703,12 +2377,53 @@
     </w:p>
     <w:p>
       <w:r>
+        <w:t>Try the supported questions before comparing with hints and feedback. Record what you repaired and the evidence you retained.</w:t>
+      </w:r>
+    </w:p>
+    <w:p>
+      <w:pPr>
+        <w:spacing w:line="336" w:lineRule="auto" w:after="180"/>
+      </w:pPr>
+      <w:r>
+        <w:rPr>
+          <w:b w:val="0"/>
+        </w:rPr>
         <w:t>Use this supported practice once, in the browser or on paper. Keep the reserved independent assessment for a separate first attempt before teacher feedback.</w:t>
       </w:r>
     </w:p>
     <w:p>
-      <w:r>
-        <w:t>Spot a duplicate, an impossible value and a valid boundary before fitting.</w:t>
+      <w:pPr>
+        <w:spacing w:line="336" w:lineRule="auto" w:after="180"/>
+      </w:pPr>
+      <w:r>
+        <w:rPr>
+          <w:b w:val="0"/>
+        </w:rPr>
+        <w:t xml:space="preserve">Spot a </w:t>
+      </w:r>
+      <w:r>
+        <w:rPr>
+          <w:b/>
+        </w:rPr>
+        <w:t>duplicate</w:t>
+      </w:r>
+      <w:r>
+        <w:rPr>
+          <w:b w:val="0"/>
+        </w:rPr>
+        <w:t xml:space="preserve">, an impossible value and a valid boundary before </w:t>
+      </w:r>
+      <w:r>
+        <w:rPr>
+          <w:b/>
+        </w:rPr>
+        <w:t>fitting</w:t>
+      </w:r>
+      <w:r>
+        <w:rPr>
+          <w:b w:val="0"/>
+        </w:rPr>
+        <w:t>.</w:t>
       </w:r>
     </w:p>
     <w:p>
@@ -1720,23 +2435,74 @@
       </w:r>
     </w:p>
     <w:p>
-      <w:r>
-        <w:t>Which labelled step matches this detail? Flag duplicate B and invalid C. Do not count B twice or silently replace C.</w:t>
-      </w:r>
-    </w:p>
-    <w:p>
-      <w:r>
-        <w:t>1. Flag before fitting</w:t>
-      </w:r>
-    </w:p>
-    <w:p>
-      <w:r>
+      <w:pPr>
+        <w:spacing w:line="336" w:lineRule="auto" w:after="180"/>
+      </w:pPr>
+      <w:r>
+        <w:rPr>
+          <w:b w:val="0"/>
+        </w:rPr>
+        <w:t xml:space="preserve">Which labelled step matches this detail? Flag </w:t>
+      </w:r>
+      <w:r>
+        <w:rPr>
+          <w:b/>
+        </w:rPr>
+        <w:t>duplicate</w:t>
+      </w:r>
+      <w:r>
+        <w:rPr>
+          <w:b w:val="0"/>
+        </w:rPr>
+        <w:t xml:space="preserve"> B and invalid C. Do not count B twice or silently replace C.</w:t>
+      </w:r>
+    </w:p>
+    <w:p>
+      <w:pPr>
+        <w:spacing w:line="336" w:lineRule="auto" w:after="180"/>
+        <w:shd w:fill="F4F9FC"/>
+      </w:pPr>
+      <w:r>
+        <w:rPr>
+          <w:b w:val="0"/>
+        </w:rPr>
+        <w:t xml:space="preserve">1. Flag before </w:t>
+      </w:r>
+      <w:r>
+        <w:rPr>
+          <w:b/>
+        </w:rPr>
+        <w:t>fitting</w:t>
+      </w:r>
+    </w:p>
+    <w:p>
+      <w:pPr>
+        <w:spacing w:line="336" w:lineRule="auto" w:after="180"/>
+        <w:shd w:fill="F4F9FC"/>
+      </w:pPr>
+      <w:r>
+        <w:rPr>
+          <w:b w:val="0"/>
+        </w:rPr>
         <w:t>2. Count rows</w:t>
       </w:r>
     </w:p>
     <w:p>
-      <w:r>
-        <w:t>3. Check schema</w:t>
+      <w:pPr>
+        <w:spacing w:line="336" w:lineRule="auto" w:after="180"/>
+        <w:shd w:fill="F4F9FC"/>
+      </w:pPr>
+      <w:r>
+        <w:rPr>
+          <w:b w:val="0"/>
+        </w:rPr>
+        <w:t xml:space="preserve">3. Check </w:t>
+      </w:r>
+      <w:r>
+        <w:rPr>
+          <w:b/>
+        </w:rPr>
+        <w:t>schema</w:t>
       </w:r>
     </w:p>
     <w:p>
@@ -1773,48 +2539,234 @@
       </w:r>
     </w:p>
     <w:p>
-      <w:r>
+      <w:pPr>
+        <w:pStyle w:val="Heading3"/>
+      </w:pPr>
+      <w:r>
+        <w:t>Hint · try first</w:t>
+      </w:r>
+    </w:p>
+    <w:p>
+      <w:pPr>
+        <w:spacing w:line="336" w:lineRule="auto" w:after="180"/>
+        <w:shd w:fill="F1F6F8"/>
+      </w:pPr>
+      <w:r>
+        <w:rPr>
+          <w:b w:val="0"/>
+        </w:rPr>
         <w:t>Hint if needed: Read the steps in the pictorial case. Match the supplied detail to the stage that performs or records it.</w:t>
       </w:r>
     </w:p>
     <w:p>
-      <w:r>
-        <w:t>After your attempt, compare with the supported explanation: Flag before fitting Flag duplicate B and invalid C. Do not count B twice or silently replace C. Read the picture in order. Flag duplicate B and invalid C. Do not count B twice or silently replace C. The arrows show which recorded input or intermediate result each decision uses. Explain the deciding step aloud before checking the changed case; pointing to the final answer alone does not show how it follows.</w:t>
-      </w:r>
-    </w:p>
-    <w:p>
       <w:pPr>
         <w:pStyle w:val="Heading3"/>
       </w:pPr>
       <w:r>
+        <w:t>Feedback · compare after trying</w:t>
+      </w:r>
+    </w:p>
+    <w:p>
+      <w:pPr>
+        <w:spacing w:line="336" w:lineRule="auto" w:after="180"/>
+        <w:shd w:fill="F1F6FC"/>
+      </w:pPr>
+      <w:r>
+        <w:rPr>
+          <w:b w:val="0"/>
+        </w:rPr>
+        <w:t xml:space="preserve">After your attempt, compare with the supported explanation: Flag before </w:t>
+      </w:r>
+      <w:r>
+        <w:rPr>
+          <w:b/>
+        </w:rPr>
+        <w:t>fitting</w:t>
+      </w:r>
+      <w:r>
+        <w:rPr>
+          <w:b w:val="0"/>
+        </w:rPr>
+        <w:t xml:space="preserve"> Flag </w:t>
+      </w:r>
+      <w:r>
+        <w:rPr>
+          <w:b/>
+        </w:rPr>
+        <w:t>duplicate</w:t>
+      </w:r>
+      <w:r>
+        <w:rPr>
+          <w:b w:val="0"/>
+        </w:rPr>
+        <w:t xml:space="preserve"> B and invalid C. Do not count B twice or silently replace C. Read the picture in order. Flag </w:t>
+      </w:r>
+      <w:r>
+        <w:rPr>
+          <w:b/>
+        </w:rPr>
+        <w:t>duplicate</w:t>
+      </w:r>
+      <w:r>
+        <w:rPr>
+          <w:b w:val="0"/>
+        </w:rPr>
+        <w:t xml:space="preserve"> B and invalid C.</w:t>
+      </w:r>
+    </w:p>
+    <w:p>
+      <w:pPr>
+        <w:spacing w:line="336" w:lineRule="auto" w:after="180"/>
+        <w:shd w:fill="F1F6FC"/>
+      </w:pPr>
+      <w:r>
+        <w:rPr>
+          <w:b w:val="0"/>
+        </w:rPr>
+        <w:t xml:space="preserve">Do not count B twice or silently replace C. The arrows show which recorded </w:t>
+      </w:r>
+      <w:r>
+        <w:rPr>
+          <w:b/>
+        </w:rPr>
+        <w:t>input</w:t>
+      </w:r>
+      <w:r>
+        <w:rPr>
+          <w:b w:val="0"/>
+        </w:rPr>
+        <w:t xml:space="preserve"> or intermediate result each decision uses.</w:t>
+      </w:r>
+    </w:p>
+    <w:p>
+      <w:pPr>
+        <w:spacing w:line="336" w:lineRule="auto" w:after="180"/>
+        <w:shd w:fill="F1F6FC"/>
+      </w:pPr>
+      <w:r>
+        <w:rPr>
+          <w:b w:val="0"/>
+        </w:rPr>
+        <w:t>Explain the deciding step aloud before checking the changed case; pointing to the final answer alone does not show how it follows.</w:t>
+      </w:r>
+    </w:p>
+    <w:p>
+      <w:pPr>
+        <w:pStyle w:val="Heading3"/>
+      </w:pPr>
+      <w:r>
         <w:t>Practice 2: explain the deciding evidence</w:t>
       </w:r>
     </w:p>
     <w:p>
-      <w:r>
-        <w:t>Changed-case practice: The teacher confirms B’s second row is an accidental duplicate. Which conclusion is supported by the supplied facts?</w:t>
-      </w:r>
-    </w:p>
-    <w:p>
-      <w:r>
-        <w:t>1. We can decide the result without examining the changed input or the procedure.</w:t>
-      </w:r>
-    </w:p>
-    <w:p>
-      <w:r>
-        <w:t>2. This one example guarantees correct results for every future input.</w:t>
-      </w:r>
-    </w:p>
-    <w:p>
-      <w:r>
-        <w:t>3. Remove that duplicate with a recorded reason; C still needs correction or explicit exclusion.</w:t>
-      </w:r>
-    </w:p>
-    <w:p>
       <w:pPr>
         <w:pStyle w:val="Heading3"/>
       </w:pPr>
       <w:r>
+        <w:t>Changed case · predict first</w:t>
+      </w:r>
+    </w:p>
+    <w:p>
+      <w:pPr>
+        <w:spacing w:line="336" w:lineRule="auto" w:after="180"/>
+        <w:shd w:fill="F5F1FB"/>
+      </w:pPr>
+      <w:r>
+        <w:rPr>
+          <w:b w:val="0"/>
+        </w:rPr>
+        <w:t xml:space="preserve">Changed-case practice: The teacher confirms B’s second row is an accidental </w:t>
+      </w:r>
+      <w:r>
+        <w:rPr>
+          <w:b/>
+        </w:rPr>
+        <w:t>duplicate</w:t>
+      </w:r>
+      <w:r>
+        <w:rPr>
+          <w:b w:val="0"/>
+        </w:rPr>
+        <w:t>. Which conclusion is supported by the supplied facts?</w:t>
+      </w:r>
+    </w:p>
+    <w:p>
+      <w:pPr>
+        <w:spacing w:line="336" w:lineRule="auto" w:after="180"/>
+        <w:shd w:fill="F4F9FC"/>
+      </w:pPr>
+      <w:r>
+        <w:rPr>
+          <w:b w:val="0"/>
+        </w:rPr>
+        <w:t xml:space="preserve">1. We can decide the result without examining the changed </w:t>
+      </w:r>
+      <w:r>
+        <w:rPr>
+          <w:b/>
+        </w:rPr>
+        <w:t>input</w:t>
+      </w:r>
+      <w:r>
+        <w:rPr>
+          <w:b w:val="0"/>
+        </w:rPr>
+        <w:t xml:space="preserve"> or the procedure.</w:t>
+      </w:r>
+    </w:p>
+    <w:p>
+      <w:pPr>
+        <w:spacing w:line="336" w:lineRule="auto" w:after="180"/>
+        <w:shd w:fill="F4F9FC"/>
+      </w:pPr>
+      <w:r>
+        <w:rPr>
+          <w:b w:val="0"/>
+        </w:rPr>
+        <w:t xml:space="preserve">2. This one example guarantees correct results for every future </w:t>
+      </w:r>
+      <w:r>
+        <w:rPr>
+          <w:b/>
+        </w:rPr>
+        <w:t>input</w:t>
+      </w:r>
+      <w:r>
+        <w:rPr>
+          <w:b w:val="0"/>
+        </w:rPr>
+        <w:t>.</w:t>
+      </w:r>
+    </w:p>
+    <w:p>
+      <w:pPr>
+        <w:spacing w:line="336" w:lineRule="auto" w:after="180"/>
+        <w:shd w:fill="F4F9FC"/>
+      </w:pPr>
+      <w:r>
+        <w:rPr>
+          <w:b w:val="0"/>
+        </w:rPr>
+        <w:t xml:space="preserve">3. Remove that </w:t>
+      </w:r>
+      <w:r>
+        <w:rPr>
+          <w:b/>
+        </w:rPr>
+        <w:t>duplicate</w:t>
+      </w:r>
+      <w:r>
+        <w:rPr>
+          <w:b w:val="0"/>
+        </w:rPr>
+        <w:t xml:space="preserve"> with a recorded reason; C still needs correction or explicit exclusion.</w:t>
+      </w:r>
+    </w:p>
+    <w:p>
+      <w:pPr>
+        <w:pStyle w:val="Heading3"/>
+      </w:pPr>
+      <w:r>
         <w:t>My selected conclusion, deciding fact and explanation</w:t>
       </w:r>
     </w:p>
@@ -1844,31 +2796,191 @@
       </w:r>
     </w:p>
     <w:p>
-      <w:r>
+      <w:pPr>
+        <w:pStyle w:val="Heading3"/>
+      </w:pPr>
+      <w:r>
+        <w:t>Hint · try first</w:t>
+      </w:r>
+    </w:p>
+    <w:p>
+      <w:pPr>
+        <w:spacing w:line="336" w:lineRule="auto" w:after="180"/>
+        <w:shd w:fill="F1F6F8"/>
+      </w:pPr>
+      <w:r>
+        <w:rPr>
+          <w:b w:val="0"/>
+        </w:rPr>
         <w:t>Hint if needed: Use the changed condition and the deciding step in the pictorial trace. The answer must say what follows from those facts.</w:t>
       </w:r>
     </w:p>
     <w:p>
-      <w:r>
-        <w:t>After your attempt, compare with the supported explanation: Remove that duplicate with a recorded reason; C still needs correction or explicit exclusion. Resolving one defect does not resolve a separate impossible measurement.</w:t>
-      </w:r>
-    </w:p>
-    <w:p>
       <w:pPr>
         <w:pStyle w:val="Heading3"/>
       </w:pPr>
       <w:r>
+        <w:t>Feedback · compare after trying</w:t>
+      </w:r>
+    </w:p>
+    <w:p>
+      <w:pPr>
+        <w:spacing w:line="336" w:lineRule="auto" w:after="180"/>
+        <w:shd w:fill="F1F6FC"/>
+      </w:pPr>
+      <w:r>
+        <w:rPr>
+          <w:b w:val="0"/>
+        </w:rPr>
+        <w:t xml:space="preserve">After your attempt, compare with the supported explanation: Remove that </w:t>
+      </w:r>
+      <w:r>
+        <w:rPr>
+          <w:b/>
+        </w:rPr>
+        <w:t>duplicate</w:t>
+      </w:r>
+      <w:r>
+        <w:rPr>
+          <w:b w:val="0"/>
+        </w:rPr>
+        <w:t xml:space="preserve"> with a recorded reason; C still needs correction or explicit exclusion. Resolving one defect does not resolve a separate impossible measurement.</w:t>
+      </w:r>
+    </w:p>
+    <w:p>
+      <w:pPr>
+        <w:pStyle w:val="Heading3"/>
+      </w:pPr>
+      <w:r>
         <w:t>Repair a missing building block</w:t>
       </w:r>
     </w:p>
     <w:p>
-      <w:r>
-        <w:t>Review Python and Table Readiness (ai-4/4). Goal: Specify a table schema. Short practice: Why should the missing value not silently become zero? Point to the relevant step in the picture, then write the changed result and the rule or evidence that supports it.. Return to this week and explain what you changed.</w:t>
-      </w:r>
-    </w:p>
-    <w:p>
-      <w:r>
-        <w:t>Review Features, Labels, Targets (ai-4/2). Goal: Separate prediction inputs from observed targets. Short practice: Why can a historical table contain a field that is an invalid input? Point to the relevant step in the picture, then write the changed result and the rule or evidence that supports it.. Return to this week and explain what you changed.</w:t>
+      <w:pPr>
+        <w:spacing w:line="336" w:lineRule="auto" w:after="180"/>
+      </w:pPr>
+      <w:r>
+        <w:rPr>
+          <w:b w:val="0"/>
+        </w:rPr>
+        <w:t xml:space="preserve">Review Python and Table Readiness (ai-4/4). Goal: Specify a table </w:t>
+      </w:r>
+      <w:r>
+        <w:rPr>
+          <w:b/>
+        </w:rPr>
+        <w:t>schema</w:t>
+      </w:r>
+      <w:r>
+        <w:rPr>
+          <w:b w:val="0"/>
+        </w:rPr>
+        <w:t xml:space="preserve">. Short practice: Why should the </w:t>
+      </w:r>
+      <w:r>
+        <w:rPr>
+          <w:b/>
+        </w:rPr>
+        <w:t>missing value</w:t>
+      </w:r>
+      <w:r>
+        <w:rPr>
+          <w:b w:val="0"/>
+        </w:rPr>
+        <w:t xml:space="preserve"> not silently become zero?</w:t>
+      </w:r>
+    </w:p>
+    <w:p>
+      <w:pPr>
+        <w:spacing w:line="336" w:lineRule="auto" w:after="180"/>
+      </w:pPr>
+      <w:r>
+        <w:rPr>
+          <w:b w:val="0"/>
+        </w:rPr>
+        <w:t xml:space="preserve">Point to the relevant step in the picture, then write the changed result and the rule or </w:t>
+      </w:r>
+      <w:r>
+        <w:rPr>
+          <w:b/>
+        </w:rPr>
+        <w:t>evidence</w:t>
+      </w:r>
+      <w:r>
+        <w:rPr>
+          <w:b w:val="0"/>
+        </w:rPr>
+        <w:t xml:space="preserve"> that supports it.. Return to this week and explain what you changed.</w:t>
+      </w:r>
+    </w:p>
+    <w:p>
+      <w:pPr>
+        <w:spacing w:line="336" w:lineRule="auto" w:after="180"/>
+      </w:pPr>
+      <w:r>
+        <w:rPr>
+          <w:b w:val="0"/>
+        </w:rPr>
+        <w:t xml:space="preserve">Review Features, Labels, Targets (ai-4/2). Goal: Separate </w:t>
+      </w:r>
+      <w:r>
+        <w:rPr>
+          <w:b/>
+        </w:rPr>
+        <w:t>prediction</w:t>
+      </w:r>
+      <w:r>
+        <w:rPr>
+          <w:b w:val="0"/>
+        </w:rPr>
+        <w:t xml:space="preserve"> </w:t>
+      </w:r>
+      <w:r>
+        <w:rPr>
+          <w:b/>
+        </w:rPr>
+        <w:t>input</w:t>
+      </w:r>
+      <w:r>
+        <w:rPr>
+          <w:b w:val="0"/>
+        </w:rPr>
+        <w:t xml:space="preserve">s from observed targets. Short practice: Why can a historical table contain a field that is an invalid </w:t>
+      </w:r>
+      <w:r>
+        <w:rPr>
+          <w:b/>
+        </w:rPr>
+        <w:t>input</w:t>
+      </w:r>
+      <w:r>
+        <w:rPr>
+          <w:b w:val="0"/>
+        </w:rPr>
+        <w:t>?</w:t>
+      </w:r>
+    </w:p>
+    <w:p>
+      <w:pPr>
+        <w:spacing w:line="336" w:lineRule="auto" w:after="180"/>
+      </w:pPr>
+      <w:r>
+        <w:rPr>
+          <w:b w:val="0"/>
+        </w:rPr>
+        <w:t xml:space="preserve">Point to the relevant step in the picture, then write the changed result and the rule or </w:t>
+      </w:r>
+      <w:r>
+        <w:rPr>
+          <w:b/>
+        </w:rPr>
+        <w:t>evidence</w:t>
+      </w:r>
+      <w:r>
+        <w:rPr>
+          <w:b w:val="0"/>
+        </w:rPr>
+        <w:t xml:space="preserve"> that supports it.. Return to this week and explain what you changed.</w:t>
       </w:r>
     </w:p>
     <w:p>
@@ -1880,8 +2992,61 @@
       </w:r>
     </w:p>
     <w:p>
-      <w:r>
-        <w:t>The browser lab lets you edit the supported Python examples already included in this lesson. Predict first, run, inspect the actual output or error, change one input, then run again. Keep code, predictions, actual results and a reasoned revision together. On paper, label your result as a trace rather than an execution.</w:t>
+      <w:pPr>
+        <w:spacing w:line="336" w:lineRule="auto" w:after="180"/>
+      </w:pPr>
+      <w:r>
+        <w:rPr>
+          <w:b w:val="0"/>
+        </w:rPr>
+        <w:t xml:space="preserve">The browser lab lets you edit the supported Python examples already included in this lesson. Predict first, run, inspect the actual </w:t>
+      </w:r>
+      <w:r>
+        <w:rPr>
+          <w:b/>
+        </w:rPr>
+        <w:t>output</w:t>
+      </w:r>
+      <w:r>
+        <w:rPr>
+          <w:b w:val="0"/>
+        </w:rPr>
+        <w:t xml:space="preserve"> or error, change one </w:t>
+      </w:r>
+      <w:r>
+        <w:rPr>
+          <w:b/>
+        </w:rPr>
+        <w:t>input</w:t>
+      </w:r>
+      <w:r>
+        <w:rPr>
+          <w:b w:val="0"/>
+        </w:rPr>
+        <w:t>, then run again.</w:t>
+      </w:r>
+    </w:p>
+    <w:p>
+      <w:pPr>
+        <w:spacing w:line="336" w:lineRule="auto" w:after="180"/>
+      </w:pPr>
+      <w:r>
+        <w:rPr>
+          <w:b w:val="0"/>
+        </w:rPr>
+        <w:t xml:space="preserve">Keep code, </w:t>
+      </w:r>
+      <w:r>
+        <w:rPr>
+          <w:b/>
+        </w:rPr>
+        <w:t>prediction</w:t>
+      </w:r>
+      <w:r>
+        <w:rPr>
+          <w:b w:val="0"/>
+        </w:rPr>
+        <w:t>s, actual results and a reasoned revision together. On paper, label your result as a trace rather than an execution.</w:t>
       </w:r>
     </w:p>
     <w:p>
@@ -1893,8 +3058,37 @@
       </w:r>
     </w:p>
     <w:p>
-      <w:r>
-        <w:t>Use Download completed work in the hosted lesson to export your answers, reflections, practice feedback and code-run evidence. Open the HTML copy to read or print it. Drafts stay in this browser when storage is available; clear drafts on a shared device.</w:t>
+      <w:pPr>
+        <w:spacing w:line="336" w:lineRule="auto" w:after="180"/>
+      </w:pPr>
+      <w:r>
+        <w:rPr>
+          <w:b w:val="0"/>
+        </w:rPr>
+        <w:t xml:space="preserve">Use Download completed work in the hosted lesson to export your answers, reflections, practice feedback and code-run </w:t>
+      </w:r>
+      <w:r>
+        <w:rPr>
+          <w:b/>
+        </w:rPr>
+        <w:t>evidence</w:t>
+      </w:r>
+      <w:r>
+        <w:rPr>
+          <w:b w:val="0"/>
+        </w:rPr>
+        <w:t>. Open the HTML copy to read or print it.</w:t>
+      </w:r>
+    </w:p>
+    <w:p>
+      <w:pPr>
+        <w:spacing w:line="336" w:lineRule="auto" w:after="180"/>
+      </w:pPr>
+      <w:r>
+        <w:rPr>
+          <w:b w:val="0"/>
+        </w:rPr>
+        <w:t>Drafts stay in this browser when storage is available; clear drafts on a shared device.</w:t>
       </w:r>
     </w:p>
     <w:p>
@@ -1908,6 +3102,905 @@
     <w:p>
       <w:r>
         <w:t>________________________________________________________________</w:t>
+      </w:r>
+    </w:p>
+    <w:p>
+      <w:r>
+        <w:t>________________________________________________________________</w:t>
+      </w:r>
+    </w:p>
+    <w:p>
+      <w:r>
+        <w:t>________________________________________________________________</w:t>
+      </w:r>
+    </w:p>
+    <w:p>
+      <w:r>
+        <w:t>________________________________________________________________</w:t>
+      </w:r>
+    </w:p>
+    <w:p>
+      <w:r>
+        <w:t>________________________________________________________________</w:t>
+      </w:r>
+    </w:p>
+    <w:p>
+      <w:pPr>
+        <w:pStyle w:val="Heading1"/>
+      </w:pPr>
+      <w:r>
+        <w:t>26. Visual concept journey</w:t>
+      </w:r>
+    </w:p>
+    <w:p>
+      <w:r>
+        <w:t>Explain each Inspect Before Modeling picture from its labels, then record a relevant limit.</w:t>
+      </w:r>
+    </w:p>
+    <w:p>
+      <w:pPr>
+        <w:pStyle w:val="Heading3"/>
+      </w:pPr>
+      <w:r>
+        <w:t>01. Inspect Before Modeling: the case</w:t>
+      </w:r>
+    </w:p>
+    <w:p>
+      <w:r>
+        <w:drawing>
+          <wp:inline xmlns:a="http://schemas.openxmlformats.org/drawingml/2006/main" xmlns:pic="http://schemas.openxmlformats.org/drawingml/2006/picture">
+            <wp:extent cx="5486400" cy="2990088"/>
+            <wp:docPr id="2" name="Picture 2" descr="Spot a duplicate, an impossible value and a valid boundary before fitting. Supplied facts: Toy heights table: A=3, B=5, B=5, C=-2, D=0 cm. Each plant should have exactly one nonnegative height record. All inputs and outcomes in this worked example are invented classroom data; no real model run is claimed."/>
+            <wp:cNvGraphicFramePr>
+              <a:graphicFrameLocks noChangeAspect="1"/>
+            </wp:cNvGraphicFramePr>
+            <a:graphic>
+              <a:graphicData uri="http://schemas.openxmlformats.org/drawingml/2006/picture">
+                <pic:pic>
+                  <pic:nvPicPr>
+                    <pic:cNvPr id="0" name="academy-story-ai-4-5-01.png"/>
+                    <pic:cNvPicPr/>
+                  </pic:nvPicPr>
+                  <pic:blipFill>
+                    <a:blip r:embed="rId10"/>
+                    <a:stretch>
+                      <a:fillRect/>
+                    </a:stretch>
+                  </pic:blipFill>
+                  <pic:spPr>
+                    <a:xfrm>
+                      <a:off x="0" y="0"/>
+                      <a:ext cx="5486400" cy="2990088"/>
+                    </a:xfrm>
+                    <a:prstGeom prst="rect"/>
+                  </pic:spPr>
+                </pic:pic>
+              </a:graphicData>
+            </a:graphic>
+          </wp:inline>
+        </w:drawing>
+      </w:r>
+    </w:p>
+    <w:p>
+      <w:pPr>
+        <w:spacing w:line="336" w:lineRule="auto" w:after="180"/>
+      </w:pPr>
+      <w:r>
+        <w:rPr>
+          <w:b w:val="0"/>
+        </w:rPr>
+        <w:t xml:space="preserve">Spot a </w:t>
+      </w:r>
+      <w:r>
+        <w:rPr>
+          <w:b/>
+        </w:rPr>
+        <w:t>duplicate</w:t>
+      </w:r>
+      <w:r>
+        <w:rPr>
+          <w:b w:val="0"/>
+        </w:rPr>
+        <w:t xml:space="preserve">, an impossible value and a valid boundary before </w:t>
+      </w:r>
+      <w:r>
+        <w:rPr>
+          <w:b/>
+        </w:rPr>
+        <w:t>fitting</w:t>
+      </w:r>
+      <w:r>
+        <w:rPr>
+          <w:b w:val="0"/>
+        </w:rPr>
+        <w:t>. Supplied facts: Toy heights table: A=3, B=5, B=5, C=-2, D=0 cm. Each plant should have exactly one nonnegative height record.</w:t>
+      </w:r>
+    </w:p>
+    <w:p>
+      <w:pPr>
+        <w:spacing w:line="336" w:lineRule="auto" w:after="180"/>
+      </w:pPr>
+      <w:r>
+        <w:rPr>
+          <w:b w:val="0"/>
+        </w:rPr>
+        <w:t xml:space="preserve">All </w:t>
+      </w:r>
+      <w:r>
+        <w:rPr>
+          <w:b/>
+        </w:rPr>
+        <w:t>input</w:t>
+      </w:r>
+      <w:r>
+        <w:rPr>
+          <w:b w:val="0"/>
+        </w:rPr>
+        <w:t>s and outcomes in this worked example are invented classroom data; no real model run is claimed.</w:t>
+      </w:r>
+    </w:p>
+    <w:p>
+      <w:pPr>
+        <w:spacing w:line="336" w:lineRule="auto" w:after="180"/>
+        <w:shd w:fill="F5F1FB"/>
+      </w:pPr>
+      <w:r>
+        <w:rPr>
+          <w:b w:val="0"/>
+        </w:rPr>
+        <w:t>Point to the given fact that matters most. Explain why it matters.</w:t>
+      </w:r>
+    </w:p>
+    <w:p>
+      <w:pPr>
+        <w:pStyle w:val="Heading3"/>
+      </w:pPr>
+      <w:r>
+        <w:t>My picture explanation, deciding evidence and one limit</w:t>
+      </w:r>
+    </w:p>
+    <w:p>
+      <w:r>
+        <w:t>________________________________________________________________</w:t>
+      </w:r>
+    </w:p>
+    <w:p>
+      <w:r>
+        <w:t>________________________________________________________________</w:t>
+      </w:r>
+    </w:p>
+    <w:p>
+      <w:r>
+        <w:t>________________________________________________________________</w:t>
+      </w:r>
+    </w:p>
+    <w:p>
+      <w:r>
+        <w:t>________________________________________________________________</w:t>
+      </w:r>
+    </w:p>
+    <w:p>
+      <w:pPr>
+        <w:pStyle w:val="Heading3"/>
+      </w:pPr>
+      <w:r>
+        <w:t>02. Follow the deciding steps</w:t>
+      </w:r>
+    </w:p>
+    <w:p>
+      <w:r>
+        <w:drawing>
+          <wp:inline xmlns:a="http://schemas.openxmlformats.org/drawingml/2006/main" xmlns:pic="http://schemas.openxmlformats.org/drawingml/2006/picture">
+            <wp:extent cx="5486400" cy="3182112"/>
+            <wp:docPr id="3" name="Picture 3" descr="Count rows: Five raw rows represent four distinct IDs; B is duplicated. → Check schema: C violates the nonnegative-height rule; D=0 is valid under this contract. → Flag before fitting: Flag duplicate B and invalid C. Do not count B twice or silently replace C."/>
+            <wp:cNvGraphicFramePr>
+              <a:graphicFrameLocks noChangeAspect="1"/>
+            </wp:cNvGraphicFramePr>
+            <a:graphic>
+              <a:graphicData uri="http://schemas.openxmlformats.org/drawingml/2006/picture">
+                <pic:pic>
+                  <pic:nvPicPr>
+                    <pic:cNvPr id="0" name="academy-story-ai-4-5-02.png"/>
+                    <pic:cNvPicPr/>
+                  </pic:nvPicPr>
+                  <pic:blipFill>
+                    <a:blip r:embed="rId11"/>
+                    <a:stretch>
+                      <a:fillRect/>
+                    </a:stretch>
+                  </pic:blipFill>
+                  <pic:spPr>
+                    <a:xfrm>
+                      <a:off x="0" y="0"/>
+                      <a:ext cx="5486400" cy="3182112"/>
+                    </a:xfrm>
+                    <a:prstGeom prst="rect"/>
+                  </pic:spPr>
+                </pic:pic>
+              </a:graphicData>
+            </a:graphic>
+          </wp:inline>
+        </w:drawing>
+      </w:r>
+    </w:p>
+    <w:p>
+      <w:pPr>
+        <w:spacing w:line="336" w:lineRule="auto" w:after="180"/>
+      </w:pPr>
+      <w:r>
+        <w:rPr>
+          <w:b w:val="0"/>
+        </w:rPr>
+        <w:t xml:space="preserve">Count rows: Five raw rows represent four distinct IDs; B is </w:t>
+      </w:r>
+      <w:r>
+        <w:rPr>
+          <w:b/>
+        </w:rPr>
+        <w:t>duplicate</w:t>
+      </w:r>
+      <w:r>
+        <w:rPr>
+          <w:b w:val="0"/>
+        </w:rPr>
+        <w:t xml:space="preserve">d. → Check </w:t>
+      </w:r>
+      <w:r>
+        <w:rPr>
+          <w:b/>
+        </w:rPr>
+        <w:t>schema</w:t>
+      </w:r>
+      <w:r>
+        <w:rPr>
+          <w:b w:val="0"/>
+        </w:rPr>
+        <w:t xml:space="preserve">: C violates the nonnegative-height rule; D=0 is valid under this contract. → Flag before </w:t>
+      </w:r>
+      <w:r>
+        <w:rPr>
+          <w:b/>
+        </w:rPr>
+        <w:t>fitting</w:t>
+      </w:r>
+      <w:r>
+        <w:rPr>
+          <w:b w:val="0"/>
+        </w:rPr>
+        <w:t xml:space="preserve">: Flag </w:t>
+      </w:r>
+      <w:r>
+        <w:rPr>
+          <w:b/>
+        </w:rPr>
+        <w:t>duplicate</w:t>
+      </w:r>
+      <w:r>
+        <w:rPr>
+          <w:b w:val="0"/>
+        </w:rPr>
+        <w:t xml:space="preserve"> B and invalid C.</w:t>
+      </w:r>
+    </w:p>
+    <w:p>
+      <w:pPr>
+        <w:spacing w:line="336" w:lineRule="auto" w:after="180"/>
+      </w:pPr>
+      <w:r>
+        <w:rPr>
+          <w:b w:val="0"/>
+        </w:rPr>
+        <w:t>Do not count B twice or silently replace C.</w:t>
+      </w:r>
+    </w:p>
+    <w:p>
+      <w:pPr>
+        <w:spacing w:line="336" w:lineRule="auto" w:after="180"/>
+        <w:shd w:fill="F5F1FB"/>
+      </w:pPr>
+      <w:r>
+        <w:rPr>
+          <w:b w:val="0"/>
+        </w:rPr>
+        <w:t xml:space="preserve">Point to each numbered stage and explain which recorded </w:t>
+      </w:r>
+      <w:r>
+        <w:rPr>
+          <w:b/>
+        </w:rPr>
+        <w:t>input</w:t>
+      </w:r>
+      <w:r>
+        <w:rPr>
+          <w:b w:val="0"/>
+        </w:rPr>
+        <w:t xml:space="preserve"> it uses.</w:t>
+      </w:r>
+    </w:p>
+    <w:p>
+      <w:pPr>
+        <w:pStyle w:val="Heading3"/>
+      </w:pPr>
+      <w:r>
+        <w:t>My picture explanation, deciding evidence and one limit</w:t>
+      </w:r>
+    </w:p>
+    <w:p>
+      <w:r>
+        <w:t>________________________________________________________________</w:t>
+      </w:r>
+    </w:p>
+    <w:p>
+      <w:r>
+        <w:t>________________________________________________________________</w:t>
+      </w:r>
+    </w:p>
+    <w:p>
+      <w:r>
+        <w:t>________________________________________________________________</w:t>
+      </w:r>
+    </w:p>
+    <w:p>
+      <w:r>
+        <w:t>________________________________________________________________</w:t>
+      </w:r>
+    </w:p>
+    <w:p>
+      <w:pPr>
+        <w:pStyle w:val="Heading3"/>
+      </w:pPr>
+      <w:r>
+        <w:t>03. Turn an observation into a documented action</w:t>
+      </w:r>
+    </w:p>
+    <w:p>
+      <w:r>
+        <w:drawing>
+          <wp:inline xmlns:a="http://schemas.openxmlformats.org/drawingml/2006/main" xmlns:pic="http://schemas.openxmlformats.org/drawingml/2006/picture">
+            <wp:extent cx="5486400" cy="2834640"/>
+            <wp:docPr id="4" name="Picture 4" descr="Turn an observation into a documented action. B appears twice | Identity needs review | Check export history. Two None values | 2 of 5 rows lack duration | Keep unknown explicit. C has minus 2 | Invalid elapsed duration | Check source and units"/>
+            <wp:cNvGraphicFramePr>
+              <a:graphicFrameLocks noChangeAspect="1"/>
+            </wp:cNvGraphicFramePr>
+            <a:graphic>
+              <a:graphicData uri="http://schemas.openxmlformats.org/drawingml/2006/picture">
+                <pic:pic>
+                  <pic:nvPicPr>
+                    <pic:cNvPr id="0" name="academy-story-ai-4-5-03.png"/>
+                    <pic:cNvPicPr/>
+                  </pic:nvPicPr>
+                  <pic:blipFill>
+                    <a:blip r:embed="rId12"/>
+                    <a:stretch>
+                      <a:fillRect/>
+                    </a:stretch>
+                  </pic:blipFill>
+                  <pic:spPr>
+                    <a:xfrm>
+                      <a:off x="0" y="0"/>
+                      <a:ext cx="5486400" cy="2834640"/>
+                    </a:xfrm>
+                    <a:prstGeom prst="rect"/>
+                  </pic:spPr>
+                </pic:pic>
+              </a:graphicData>
+            </a:graphic>
+          </wp:inline>
+        </w:drawing>
+      </w:r>
+    </w:p>
+    <w:p>
+      <w:pPr>
+        <w:spacing w:line="336" w:lineRule="auto" w:after="180"/>
+      </w:pPr>
+      <w:r>
+        <w:rPr>
+          <w:b w:val="0"/>
+        </w:rPr>
+        <w:t xml:space="preserve">Turn an </w:t>
+      </w:r>
+      <w:r>
+        <w:rPr>
+          <w:b/>
+        </w:rPr>
+        <w:t>observation</w:t>
+      </w:r>
+      <w:r>
+        <w:rPr>
+          <w:b w:val="0"/>
+        </w:rPr>
+        <w:t xml:space="preserve"> into a documented action. B appears twice | Identity needs review | Check export history. Two None values | 2 of 5 rows lack duration | Keep unknown explicit.</w:t>
+      </w:r>
+    </w:p>
+    <w:p>
+      <w:pPr>
+        <w:spacing w:line="336" w:lineRule="auto" w:after="180"/>
+      </w:pPr>
+      <w:r>
+        <w:rPr>
+          <w:b w:val="0"/>
+        </w:rPr>
+        <w:t>C has minus 2 | Invalid elapsed duration | Check source and units</w:t>
+      </w:r>
+    </w:p>
+    <w:p>
+      <w:pPr>
+        <w:spacing w:line="336" w:lineRule="auto" w:after="180"/>
+        <w:shd w:fill="F5F1FB"/>
+      </w:pPr>
+      <w:r>
+        <w:rPr>
+          <w:b w:val="0"/>
+        </w:rPr>
+        <w:t>Read the labels and values. Explain the relationship the model shows.</w:t>
+      </w:r>
+    </w:p>
+    <w:p>
+      <w:pPr>
+        <w:pStyle w:val="Heading3"/>
+      </w:pPr>
+      <w:r>
+        <w:t>My picture explanation, deciding evidence and one limit</w:t>
+      </w:r>
+    </w:p>
+    <w:p>
+      <w:r>
+        <w:t>________________________________________________________________</w:t>
+      </w:r>
+    </w:p>
+    <w:p>
+      <w:r>
+        <w:t>________________________________________________________________</w:t>
+      </w:r>
+    </w:p>
+    <w:p>
+      <w:r>
+        <w:t>________________________________________________________________</w:t>
+      </w:r>
+    </w:p>
+    <w:p>
+      <w:r>
+        <w:t>________________________________________________________________</w:t>
+      </w:r>
+    </w:p>
+    <w:p>
+      <w:pPr>
+        <w:pStyle w:val="Heading3"/>
+      </w:pPr>
+      <w:r>
+        <w:t>04. Change one thing. Trace what follows.</w:t>
+      </w:r>
+    </w:p>
+    <w:p>
+      <w:r>
+        <w:drawing>
+          <wp:inline xmlns:a="http://schemas.openxmlformats.org/drawingml/2006/main" xmlns:pic="http://schemas.openxmlformats.org/drawingml/2006/picture">
+            <wp:extent cx="5486400" cy="3026664"/>
+            <wp:docPr id="5" name="Picture 5" descr="Original case: Flag duplicate B and invalid C. Do not count B twice or silently replace C. Changed condition: The teacher confirms B’s second row is an accidental duplicate. Expected result: Remove that duplicate with a recorded reason; C still needs correction or explicit exclusion. Reason: Resolving one defect does not resolve a separate impossible measurement."/>
+            <wp:cNvGraphicFramePr>
+              <a:graphicFrameLocks noChangeAspect="1"/>
+            </wp:cNvGraphicFramePr>
+            <a:graphic>
+              <a:graphicData uri="http://schemas.openxmlformats.org/drawingml/2006/picture">
+                <pic:pic>
+                  <pic:nvPicPr>
+                    <pic:cNvPr id="0" name="academy-story-ai-4-5-04.png"/>
+                    <pic:cNvPicPr/>
+                  </pic:nvPicPr>
+                  <pic:blipFill>
+                    <a:blip r:embed="rId13"/>
+                    <a:stretch>
+                      <a:fillRect/>
+                    </a:stretch>
+                  </pic:blipFill>
+                  <pic:spPr>
+                    <a:xfrm>
+                      <a:off x="0" y="0"/>
+                      <a:ext cx="5486400" cy="3026664"/>
+                    </a:xfrm>
+                    <a:prstGeom prst="rect"/>
+                  </pic:spPr>
+                </pic:pic>
+              </a:graphicData>
+            </a:graphic>
+          </wp:inline>
+        </w:drawing>
+      </w:r>
+    </w:p>
+    <w:p>
+      <w:pPr>
+        <w:spacing w:line="336" w:lineRule="auto" w:after="180"/>
+      </w:pPr>
+      <w:r>
+        <w:rPr>
+          <w:b w:val="0"/>
+        </w:rPr>
+        <w:t xml:space="preserve">Original case: Flag </w:t>
+      </w:r>
+      <w:r>
+        <w:rPr>
+          <w:b/>
+        </w:rPr>
+        <w:t>duplicate</w:t>
+      </w:r>
+      <w:r>
+        <w:rPr>
+          <w:b w:val="0"/>
+        </w:rPr>
+        <w:t xml:space="preserve"> B and invalid C. Do not count B twice or silently replace C. Changed condition: The teacher confirms B’s second row is an accidental </w:t>
+      </w:r>
+      <w:r>
+        <w:rPr>
+          <w:b/>
+        </w:rPr>
+        <w:t>duplicate</w:t>
+      </w:r>
+      <w:r>
+        <w:rPr>
+          <w:b w:val="0"/>
+        </w:rPr>
+        <w:t>.</w:t>
+      </w:r>
+    </w:p>
+    <w:p>
+      <w:pPr>
+        <w:spacing w:line="336" w:lineRule="auto" w:after="180"/>
+      </w:pPr>
+      <w:r>
+        <w:rPr>
+          <w:b w:val="0"/>
+        </w:rPr>
+        <w:t xml:space="preserve">Expected result: Remove that </w:t>
+      </w:r>
+      <w:r>
+        <w:rPr>
+          <w:b/>
+        </w:rPr>
+        <w:t>duplicate</w:t>
+      </w:r>
+      <w:r>
+        <w:rPr>
+          <w:b w:val="0"/>
+        </w:rPr>
+        <w:t xml:space="preserve"> with a recorded reason; C still needs correction or explicit exclusion. Reason: Resolving one defect does not resolve a separate impossible measurement.</w:t>
+      </w:r>
+    </w:p>
+    <w:p>
+      <w:pPr>
+        <w:spacing w:line="336" w:lineRule="auto" w:after="180"/>
+        <w:shd w:fill="F5F1FB"/>
+      </w:pPr>
+      <w:r>
+        <w:rPr>
+          <w:b w:val="0"/>
+        </w:rPr>
+        <w:t>Predict before checking the worked changed-case result. Name what changed and what the supplied facts allow you to conclude.</w:t>
+      </w:r>
+    </w:p>
+    <w:p>
+      <w:pPr>
+        <w:pStyle w:val="Heading3"/>
+      </w:pPr>
+      <w:r>
+        <w:t>My picture explanation, deciding evidence and one limit</w:t>
+      </w:r>
+    </w:p>
+    <w:p>
+      <w:r>
+        <w:t>________________________________________________________________</w:t>
+      </w:r>
+    </w:p>
+    <w:p>
+      <w:r>
+        <w:t>________________________________________________________________</w:t>
+      </w:r>
+    </w:p>
+    <w:p>
+      <w:r>
+        <w:t>________________________________________________________________</w:t>
+      </w:r>
+    </w:p>
+    <w:p>
+      <w:r>
+        <w:t>________________________________________________________________</w:t>
+      </w:r>
+    </w:p>
+    <w:p>
+      <w:pPr>
+        <w:pStyle w:val="Heading3"/>
+      </w:pPr>
+      <w:r>
+        <w:t>05. Connect the explanation to its limit</w:t>
+      </w:r>
+    </w:p>
+    <w:p>
+      <w:r>
+        <w:drawing>
+          <wp:inline xmlns:a="http://schemas.openxmlformats.org/drawingml/2006/main" xmlns:pic="http://schemas.openxmlformats.org/drawingml/2006/picture">
+            <wp:extent cx="5486400" cy="2834640"/>
+            <wp:docPr id="6" name="Picture 6" descr="Read the picture in order. Flag duplicate B and invalid C. Do not count B twice or silently replace C. The arrows show which recorded input or intermediate result each decision uses. Explain the deciding step aloud before checking the changed case; pointing to the final answer alone does not show how it follows. Limit: A plausible nonnegative value can still be incorrectly measured; schema checks do not establish truth."/>
+            <wp:cNvGraphicFramePr>
+              <a:graphicFrameLocks noChangeAspect="1"/>
+            </wp:cNvGraphicFramePr>
+            <a:graphic>
+              <a:graphicData uri="http://schemas.openxmlformats.org/drawingml/2006/picture">
+                <pic:pic>
+                  <pic:nvPicPr>
+                    <pic:cNvPr id="0" name="academy-story-ai-4-5-05.png"/>
+                    <pic:cNvPicPr/>
+                  </pic:nvPicPr>
+                  <pic:blipFill>
+                    <a:blip r:embed="rId14"/>
+                    <a:stretch>
+                      <a:fillRect/>
+                    </a:stretch>
+                  </pic:blipFill>
+                  <pic:spPr>
+                    <a:xfrm>
+                      <a:off x="0" y="0"/>
+                      <a:ext cx="5486400" cy="2834640"/>
+                    </a:xfrm>
+                    <a:prstGeom prst="rect"/>
+                  </pic:spPr>
+                </pic:pic>
+              </a:graphicData>
+            </a:graphic>
+          </wp:inline>
+        </w:drawing>
+      </w:r>
+    </w:p>
+    <w:p>
+      <w:pPr>
+        <w:spacing w:line="336" w:lineRule="auto" w:after="180"/>
+      </w:pPr>
+      <w:r>
+        <w:rPr>
+          <w:b w:val="0"/>
+        </w:rPr>
+        <w:t xml:space="preserve">Read the picture in order. Flag </w:t>
+      </w:r>
+      <w:r>
+        <w:rPr>
+          <w:b/>
+        </w:rPr>
+        <w:t>duplicate</w:t>
+      </w:r>
+      <w:r>
+        <w:rPr>
+          <w:b w:val="0"/>
+        </w:rPr>
+        <w:t xml:space="preserve"> B and invalid C. Do not count B twice or silently replace C. The arrows show which recorded </w:t>
+      </w:r>
+      <w:r>
+        <w:rPr>
+          <w:b/>
+        </w:rPr>
+        <w:t>input</w:t>
+      </w:r>
+      <w:r>
+        <w:rPr>
+          <w:b w:val="0"/>
+        </w:rPr>
+        <w:t xml:space="preserve"> or intermediate result each decision uses.</w:t>
+      </w:r>
+    </w:p>
+    <w:p>
+      <w:pPr>
+        <w:spacing w:line="336" w:lineRule="auto" w:after="180"/>
+      </w:pPr>
+      <w:r>
+        <w:rPr>
+          <w:b w:val="0"/>
+        </w:rPr>
+        <w:t>Explain the deciding step aloud before checking the changed case; pointing to the final answer alone does not show how it follows.</w:t>
+      </w:r>
+    </w:p>
+    <w:p>
+      <w:pPr>
+        <w:spacing w:line="336" w:lineRule="auto" w:after="180"/>
+      </w:pPr>
+      <w:r>
+        <w:rPr>
+          <w:b w:val="0"/>
+        </w:rPr>
+        <w:t xml:space="preserve">Limit: A plausible nonnegative value can still be incorrectly measured; </w:t>
+      </w:r>
+      <w:r>
+        <w:rPr>
+          <w:b/>
+        </w:rPr>
+        <w:t>schema</w:t>
+      </w:r>
+      <w:r>
+        <w:rPr>
+          <w:b w:val="0"/>
+        </w:rPr>
+        <w:t xml:space="preserve"> checks do not establish truth.</w:t>
+      </w:r>
+    </w:p>
+    <w:p>
+      <w:pPr>
+        <w:spacing w:line="336" w:lineRule="auto" w:after="180"/>
+        <w:shd w:fill="F5F1FB"/>
+      </w:pPr>
+      <w:r>
+        <w:rPr>
+          <w:b w:val="0"/>
+        </w:rPr>
+        <w:t>Explain the case, then point to a limit on the claim.</w:t>
+      </w:r>
+    </w:p>
+    <w:p>
+      <w:pPr>
+        <w:pStyle w:val="Heading3"/>
+      </w:pPr>
+      <w:r>
+        <w:t>My picture explanation, deciding evidence and one limit</w:t>
+      </w:r>
+    </w:p>
+    <w:p>
+      <w:r>
+        <w:t>________________________________________________________________</w:t>
+      </w:r>
+    </w:p>
+    <w:p>
+      <w:r>
+        <w:t>________________________________________________________________</w:t>
+      </w:r>
+    </w:p>
+    <w:p>
+      <w:r>
+        <w:t>________________________________________________________________</w:t>
+      </w:r>
+    </w:p>
+    <w:p>
+      <w:r>
+        <w:t>________________________________________________________________</w:t>
+      </w:r>
+    </w:p>
+    <w:p>
+      <w:pPr>
+        <w:pStyle w:val="Heading3"/>
+      </w:pPr>
+      <w:r>
+        <w:t>06. Make the idea visible in your project</w:t>
+      </w:r>
+    </w:p>
+    <w:p>
+      <w:r>
+        <w:drawing>
+          <wp:inline xmlns:a="http://schemas.openxmlformats.org/drawingml/2006/main" xmlns:pic="http://schemas.openxmlformats.org/drawingml/2006/picture">
+            <wp:extent cx="5486400" cy="3681984"/>
+            <wp:docPr id="7" name="Picture 7" descr="For your Responsible Plant Classifier, save the input, procedure, observed result and limitation of this check. Label this worked example as practice; use a different, previously unreviewed case when checking independent understanding. Draw your input, deciding step, result and limit. Supported question: Which original information should the inspection log preserve? Point to the relevant step in the picture, then write the changed result and the rule or evidence that supports it."/>
+            <wp:cNvGraphicFramePr>
+              <a:graphicFrameLocks noChangeAspect="1"/>
+            </wp:cNvGraphicFramePr>
+            <a:graphic>
+              <a:graphicData uri="http://schemas.openxmlformats.org/drawingml/2006/picture">
+                <pic:pic>
+                  <pic:nvPicPr>
+                    <pic:cNvPr id="0" name="academy-story-ai-4-5-06.png"/>
+                    <pic:cNvPicPr/>
+                  </pic:nvPicPr>
+                  <pic:blipFill>
+                    <a:blip r:embed="rId15"/>
+                    <a:stretch>
+                      <a:fillRect/>
+                    </a:stretch>
+                  </pic:blipFill>
+                  <pic:spPr>
+                    <a:xfrm>
+                      <a:off x="0" y="0"/>
+                      <a:ext cx="5486400" cy="3681984"/>
+                    </a:xfrm>
+                    <a:prstGeom prst="rect"/>
+                  </pic:spPr>
+                </pic:pic>
+              </a:graphicData>
+            </a:graphic>
+          </wp:inline>
+        </w:drawing>
+      </w:r>
+    </w:p>
+    <w:p>
+      <w:pPr>
+        <w:spacing w:line="336" w:lineRule="auto" w:after="180"/>
+      </w:pPr>
+      <w:r>
+        <w:rPr>
+          <w:b w:val="0"/>
+        </w:rPr>
+        <w:t xml:space="preserve">For your Responsible Plant Classifier, save the </w:t>
+      </w:r>
+      <w:r>
+        <w:rPr>
+          <w:b/>
+        </w:rPr>
+        <w:t>input</w:t>
+      </w:r>
+      <w:r>
+        <w:rPr>
+          <w:b w:val="0"/>
+        </w:rPr>
+        <w:t>, procedure, observed result and limitation of this check.</w:t>
+      </w:r>
+    </w:p>
+    <w:p>
+      <w:pPr>
+        <w:spacing w:line="336" w:lineRule="auto" w:after="180"/>
+      </w:pPr>
+      <w:r>
+        <w:rPr>
+          <w:b w:val="0"/>
+        </w:rPr>
+        <w:t xml:space="preserve">Label this worked example as practice; use a different, previously unreviewed case when checking independent understanding. Draw your </w:t>
+      </w:r>
+      <w:r>
+        <w:rPr>
+          <w:b/>
+        </w:rPr>
+        <w:t>input</w:t>
+      </w:r>
+      <w:r>
+        <w:rPr>
+          <w:b w:val="0"/>
+        </w:rPr>
+        <w:t>, deciding step, result and limit.</w:t>
+      </w:r>
+    </w:p>
+    <w:p>
+      <w:pPr>
+        <w:spacing w:line="336" w:lineRule="auto" w:after="180"/>
+      </w:pPr>
+      <w:r>
+        <w:rPr>
+          <w:b w:val="0"/>
+        </w:rPr>
+        <w:t xml:space="preserve">Supported question: Which original information should the inspection log preserve? Point to the relevant step in the picture, then write the changed result and the rule or </w:t>
+      </w:r>
+      <w:r>
+        <w:rPr>
+          <w:b/>
+        </w:rPr>
+        <w:t>evidence</w:t>
+      </w:r>
+      <w:r>
+        <w:rPr>
+          <w:b w:val="0"/>
+        </w:rPr>
+        <w:t xml:space="preserve"> that supports it.</w:t>
+      </w:r>
+    </w:p>
+    <w:p>
+      <w:pPr>
+        <w:spacing w:line="336" w:lineRule="auto" w:after="180"/>
+        <w:shd w:fill="F5F1FB"/>
+      </w:pPr>
+      <w:r>
+        <w:rPr>
+          <w:b w:val="0"/>
+        </w:rPr>
+        <w:t xml:space="preserve">Draw your project trace and justify the deciding step using </w:t>
+      </w:r>
+      <w:r>
+        <w:rPr>
+          <w:b/>
+        </w:rPr>
+        <w:t>evidence</w:t>
+      </w:r>
+      <w:r>
+        <w:rPr>
+          <w:b w:val="0"/>
+        </w:rPr>
+        <w:t>.</w:t>
+      </w:r>
+    </w:p>
+    <w:p>
+      <w:pPr>
+        <w:pStyle w:val="Heading3"/>
+      </w:pPr>
+      <w:r>
+        <w:t>My picture explanation, deciding evidence and one limit</w:t>
       </w:r>
     </w:p>
     <w:p>

--- a/downloads/workbook/ai-4-week-05.docx
+++ b/downloads/workbook/ai-4-week-05.docx
@@ -1217,6 +1217,26 @@
     <w:p>
       <w:r>
         <w:t>Attempt before feedback. If this repeats the selected independent case, reuse that first attempt; otherwise keep a separate record. Inspect and document independently. Apply the supplied Inspect Before Modeling facts and keep your reasoning.</w:t>
+      </w:r>
+    </w:p>
+    <w:p>
+      <w:pPr>
+        <w:pStyle w:val="Heading3"/>
+      </w:pPr>
+      <w:r>
+        <w:t>Rules supplied for this independent case</w:t>
+      </w:r>
+    </w:p>
+    <w:p>
+      <w:pPr>
+        <w:spacing w:line="336" w:lineRule="auto" w:after="180"/>
+        <w:shd w:fill="F1F6F8"/>
+      </w:pPr>
+      <w:r>
+        <w:rPr>
+          <w:b w:val="0"/>
+        </w:rPr>
+        <w:t>Schema for this exercise: one intended row per distinct trip ID; each row is an (ID, duration) pair. Duration is numeric minutes or None for unmeasured. Negative durations are invalid; a recorded zero is allowed. Count extra ID occurrences beyond the first and do not silently alter the raw data.</w:t>
       </w:r>
     </w:p>
     <w:p>

--- a/downloads/workbook/ai-4-week-05.docx
+++ b/downloads/workbook/ai-4-week-05.docx
@@ -25,22 +25,45 @@
         <w:pStyle w:val="Heading1"/>
       </w:pPr>
       <w:r>
-        <w:t>01. Recall and choose your starting point</w:t>
-      </w:r>
-    </w:p>
-    <w:p>
-      <w:r>
-        <w:t>Record your starting explanation for Inspect Before Modeling before opening notes. Show any later correction separately.</w:t>
-      </w:r>
-    </w:p>
-    <w:p>
-      <w:pPr>
-        <w:spacing w:line="336" w:lineRule="auto" w:after="180"/>
-      </w:pPr>
-      <w:r>
-        <w:rPr>
-          <w:b w:val="0"/>
-        </w:rPr>
+        <w:t>One coherent inspection-and-provenance record.</w:t>
+      </w:r>
+    </w:p>
+    <w:p>
+      <w:r>
+        <w:t>Explain counts, source limits, flag overlap and evidence-supported changes.</w:t>
+      </w:r>
+    </w:p>
+    <w:p>
+      <w:r>
+        <w:t>W1–W3/W5 → fresh export → project inspection record → changed-case return.</w:t>
+      </w:r>
+    </w:p>
+    <w:p>
+      <w:pPr>
+        <w:pStyle w:val="Heading1"/>
+      </w:pPr>
+      <w:r>
+        <w:t>01. Recall · Retrieve before notes</w:t>
+      </w:r>
+    </w:p>
+    <w:p>
+      <w:r>
+        <w:t>Keep this task’s complete inputs, stated rule and support record together.</w:t>
+      </w:r>
+    </w:p>
+    <w:p>
+      <w:pPr>
+        <w:pStyle w:val="Heading2"/>
+      </w:pPr>
+      <w:r>
+        <w:t>Task and evidence record</w:t>
+      </w:r>
+    </w:p>
+    <w:p>
+      <w:pPr>
+        <w:pStyle w:val="ListBullet"/>
+      </w:pPr>
+      <w:r>
         <w:t>Try the recall before opening notes. Then use a different colour or a labelled second line to correct your explanation.</w:t>
       </w:r>
     </w:p>
@@ -54,12 +77,9 @@
     </w:p>
     <w:p>
       <w:pPr>
-        <w:spacing w:line="336" w:lineRule="auto" w:after="180"/>
-      </w:pPr>
-      <w:r>
-        <w:rPr>
-          <w:b w:val="0"/>
-        </w:rPr>
+        <w:pStyle w:val="ListBullet"/>
+      </w:pPr>
+      <w:r>
         <w:t>Without opening the old lesson, explain one key idea from Python and Table Readiness. Give an example and a mistake that the idea helps you avoid.</w:t>
       </w:r>
     </w:p>
@@ -96,12 +116,9 @@
     </w:p>
     <w:p>
       <w:pPr>
-        <w:spacing w:line="336" w:lineRule="auto" w:after="180"/>
-      </w:pPr>
-      <w:r>
-        <w:rPr>
-          <w:b w:val="0"/>
-        </w:rPr>
+        <w:pStyle w:val="ListBullet"/>
+      </w:pPr>
+      <w:r>
         <w:t>Without opening the old lesson, explain one key idea from Features, Labels, Targets. Give an example and a mistake that the idea helps you avoid.</w:t>
       </w:r>
     </w:p>
@@ -133,123 +150,44 @@
         <w:pStyle w:val="Heading1"/>
       </w:pPr>
       <w:r>
-        <w:t>02. Practise with fading help</w:t>
-      </w:r>
-    </w:p>
-    <w:p>
-      <w:r>
-        <w:t>Complete the supported Inspect Before Modeling trace and record the first step you can explain without help.</w:t>
-      </w:r>
-    </w:p>
-    <w:p>
-      <w:pPr>
-        <w:spacing w:line="336" w:lineRule="auto" w:after="180"/>
-      </w:pPr>
-      <w:r>
-        <w:rPr>
-          <w:b w:val="0"/>
-        </w:rPr>
-        <w:t>Use W2: Interpret the audit counts for Dataset inspection and cards. Record the answer once; the lesson and workbook refer to the same attempt.</w:t>
-      </w:r>
-    </w:p>
-    <w:tbl>
-      <w:tblPr>
-        <w:tblStyle w:val="LightShading-Accent1"/>
-        <w:tblW w:type="auto" w:w="0"/>
-        <w:tblLook w:firstColumn="1" w:firstRow="1" w:lastColumn="0" w:lastRow="0" w:noHBand="0" w:noVBand="1" w:val="04A0"/>
-      </w:tblPr>
-      <w:tblGrid>
-        <w:gridCol w:w="2556"/>
-        <w:gridCol w:w="2556"/>
-        <w:gridCol w:w="2556"/>
-        <w:gridCol w:w="2556"/>
-      </w:tblGrid>
-      <w:tr>
-        <w:trPr>
-          <w:tblHeader/>
-        </w:trPr>
-        <w:tc>
-          <w:tcPr>
-            <w:tcW w:type="dxa" w:w="2556"/>
-          </w:tcPr>
-          <w:p>
-            <w:r>
-              <w:t>Given inputs</w:t>
-            </w:r>
-          </w:p>
-        </w:tc>
-        <w:tc>
-          <w:tcPr>
-            <w:tcW w:type="dxa" w:w="2556"/>
-          </w:tcPr>
-          <w:p>
-            <w:r>
-              <w:t>Procedure I chose</w:t>
-            </w:r>
-          </w:p>
-        </w:tc>
-        <w:tc>
-          <w:tcPr>
-            <w:tcW w:type="dxa" w:w="2556"/>
-          </w:tcPr>
-          <w:p>
-            <w:r>
-              <w:t>Middle steps</w:t>
-            </w:r>
-          </w:p>
-        </w:tc>
-        <w:tc>
-          <w:tcPr>
-            <w:tcW w:type="dxa" w:w="2556"/>
-          </w:tcPr>
-          <w:p>
-            <w:r>
-              <w:t>Result and check</w:t>
-            </w:r>
-          </w:p>
-        </w:tc>
-      </w:tr>
-      <w:tr>
-        <w:tc>
-          <w:tcPr>
-            <w:tcW w:type="dxa" w:w="2556"/>
-          </w:tcPr>
-          <w:p>
-            <w:r/>
-          </w:p>
-        </w:tc>
-        <w:tc>
-          <w:tcPr>
-            <w:tcW w:type="dxa" w:w="2556"/>
-          </w:tcPr>
-          <w:p>
-            <w:r/>
-          </w:p>
-        </w:tc>
-        <w:tc>
-          <w:tcPr>
-            <w:tcW w:type="dxa" w:w="2556"/>
-          </w:tcPr>
-          <w:p>
-            <w:r/>
-          </w:p>
-        </w:tc>
-        <w:tc>
-          <w:tcPr>
-            <w:tcW w:type="dxa" w:w="2556"/>
-          </w:tcPr>
-          <w:p>
-            <w:r/>
-          </w:p>
-        </w:tc>
-      </w:tr>
-    </w:tbl>
+        <w:t>12. W1 · Explain the mechanism</w:t>
+      </w:r>
+    </w:p>
+    <w:p>
+      <w:r>
+        <w:t>Keep this task’s complete inputs, stated rule and support record together.</w:t>
+      </w:r>
+    </w:p>
+    <w:p>
+      <w:pPr>
+        <w:pStyle w:val="Heading2"/>
+      </w:pPr>
+      <w:r>
+        <w:t>Task and evidence record</w:t>
+      </w:r>
+    </w:p>
+    <w:p>
+      <w:pPr>
+        <w:pStyle w:val="ListBullet"/>
+      </w:pPr>
+      <w:r>
+        <w:t>Robot practice v1 is teacher-authored fictional indoor trip data, intended one row per trip, durations in minutes and None unknown. Rows (A,8),(B,None),(B,None),(C,-2),(D,12) give 5 raw rows,4 IDs,2 missing,1 negative,1 extra ID occurrence; two rows belong to repeated-ID group B and both are missing. Subtracting all flags double-counts. Preserve the raw version and unresolved source questions; no split or model score exists. Replacing None with0 or -2 with2 invents evidence. Copying rows adds neither new trip conditions nor independent observations.</w:t>
+      </w:r>
+    </w:p>
+    <w:p>
+      <w:pPr>
+        <w:pStyle w:val="ListBullet"/>
+      </w:pPr>
+      <w:r>
+        <w:t>For Robot practice v1, state what one row is intended to represent, the source, the unit and the meaning of None.</w:t>
+      </w:r>
+    </w:p>
     <w:p>
       <w:pPr>
         <w:pStyle w:val="Heading3"/>
       </w:pPr>
       <w:r>
-        <w:t>The step I completed without help, and the hint I needed</w:t>
+        <w:t>My reasoning and evidence</w:t>
       </w:r>
     </w:p>
     <w:p>
@@ -268,38 +206,55 @@
       </w:r>
     </w:p>
     <w:p>
+      <w:r>
+        <w:t>________________________________________________________________</w:t>
+      </w:r>
+    </w:p>
+    <w:p>
+      <w:r>
+        <w:t>________________________________________________________________</w:t>
+      </w:r>
+    </w:p>
+    <w:p>
+      <w:r>
+        <w:t>________________________________________________________________</w:t>
+      </w:r>
+    </w:p>
+    <w:p>
       <w:pPr>
         <w:pStyle w:val="Heading1"/>
       </w:pPr>
       <w:r>
-        <w:t>03. Individual reasoning check</w:t>
-      </w:r>
-    </w:p>
-    <w:p>
-      <w:r>
-        <w:t>Check the proposed Inspect Before Modeling explanation against the supplied facts before discussing it.</w:t>
-      </w:r>
-    </w:p>
-    <w:p>
-      <w:pPr>
-        <w:spacing w:line="336" w:lineRule="auto" w:after="180"/>
-      </w:pPr>
-      <w:r>
-        <w:rPr>
-          <w:b w:val="0"/>
-        </w:rPr>
-        <w:t>Use the worked case for Dataset inspection and cards. Proposed explanation: “A complete card certifies data quality”. Decide whether this explanation is supported.</w:t>
-      </w:r>
-    </w:p>
-    <w:p>
-      <w:pPr>
-        <w:spacing w:line="336" w:lineRule="auto" w:after="180"/>
-      </w:pPr>
-      <w:r>
-        <w:rPr>
-          <w:b w:val="0"/>
-        </w:rPr>
-        <w:t>Point to the step or supplied fact that decides; explain your repair if needed.</w:t>
+        <w:t>13. W2 · Trace the current experiment</w:t>
+      </w:r>
+    </w:p>
+    <w:p>
+      <w:r>
+        <w:t>Keep this task’s complete inputs, stated rule and support record together.</w:t>
+      </w:r>
+    </w:p>
+    <w:p>
+      <w:pPr>
+        <w:pStyle w:val="Heading2"/>
+      </w:pPr>
+      <w:r>
+        <w:t>Task and evidence record</w:t>
+      </w:r>
+    </w:p>
+    <w:p>
+      <w:pPr>
+        <w:pStyle w:val="ListBullet"/>
+      </w:pPr>
+      <w:r>
+        <w:t>Robot practice v1 is teacher-authored fictional indoor trip data, intended one row per trip, durations in minutes and None unknown. Rows (A,8),(B,None),(B,None),(C,-2),(D,12) give 5 raw rows,4 IDs,2 missing,1 negative,1 extra ID occurrence; two rows belong to repeated-ID group B and both are missing. Subtracting all flags double-counts. Preserve the raw version and unresolved source questions; no split or model score exists. Replacing None with0 or -2 with2 invents evidence. Copying rows adds neither new trip conditions nor independent observations.</w:t>
+      </w:r>
+    </w:p>
+    <w:p>
+      <w:pPr>
+        <w:pStyle w:val="ListBullet"/>
+      </w:pPr>
+      <w:r>
+        <w:t>Explain each number in 5 4 2 1. How many extra ID occurrences are there, and how many rows belong to a repeated-ID group?</w:t>
       </w:r>
     </w:p>
     <w:p>
@@ -307,7 +262,7 @@
         <w:pStyle w:val="Heading3"/>
       </w:pPr>
       <w:r>
-        <w:t>My explanation before partner discussion</w:t>
+        <w:t>My reasoning and evidence</w:t>
       </w:r>
     </w:p>
     <w:p>
@@ -331,16 +286,50 @@
       </w:r>
     </w:p>
     <w:p>
+      <w:r>
+        <w:t>________________________________________________________________</w:t>
+      </w:r>
+    </w:p>
+    <w:p>
+      <w:r>
+        <w:t>________________________________________________________________</w:t>
+      </w:r>
+    </w:p>
+    <w:p>
       <w:pPr>
         <w:pStyle w:val="Heading1"/>
       </w:pPr>
       <w:r>
-        <w:t>04. Independent transfer case</w:t>
-      </w:r>
-    </w:p>
-    <w:p>
-      <w:r>
-        <w:t>Write one first attempt at the reserved independent case before feedback. Repeated copies of that case refer to the same recorded attempt.</w:t>
+        <w:t>14. W3 · Repair the reasoning</w:t>
+      </w:r>
+    </w:p>
+    <w:p>
+      <w:r>
+        <w:t>Keep this task’s complete inputs, stated rule and support record together.</w:t>
+      </w:r>
+    </w:p>
+    <w:p>
+      <w:pPr>
+        <w:pStyle w:val="Heading2"/>
+      </w:pPr>
+      <w:r>
+        <w:t>Task and evidence record</w:t>
+      </w:r>
+    </w:p>
+    <w:p>
+      <w:pPr>
+        <w:pStyle w:val="ListBullet"/>
+      </w:pPr>
+      <w:r>
+        <w:t>Robot practice v1 is teacher-authored fictional indoor trip data, intended one row per trip, durations in minutes and None unknown. Rows (A,8),(B,None),(B,None),(C,-2),(D,12) give 5 raw rows,4 IDs,2 missing,1 negative,1 extra ID occurrence; two rows belong to repeated-ID group B and both are missing. Subtracting all flags double-counts. Preserve the raw version and unresolved source questions; no split or model score exists. Replacing None with0 or -2 with2 invents evidence. Copying rows adds neither new trip conditions nor independent observations.</w:t>
+      </w:r>
+    </w:p>
+    <w:p>
+      <w:pPr>
+        <w:pStyle w:val="ListBullet"/>
+      </w:pPr>
+      <w:r>
+        <w:t>A learner changes None to 0 and -2 to 2, then reports a clean dataset. Explain why this is not a justified repair and what record should be kept.</w:t>
       </w:r>
     </w:p>
     <w:p>
@@ -348,53 +337,157 @@
         <w:pStyle w:val="Heading3"/>
       </w:pPr>
       <w:r>
+        <w:t>My reasoning and evidence</w:t>
+      </w:r>
+    </w:p>
+    <w:p>
+      <w:r>
+        <w:t>________________________________________________________________</w:t>
+      </w:r>
+    </w:p>
+    <w:p>
+      <w:r>
+        <w:t>________________________________________________________________</w:t>
+      </w:r>
+    </w:p>
+    <w:p>
+      <w:r>
+        <w:t>________________________________________________________________</w:t>
+      </w:r>
+    </w:p>
+    <w:p>
+      <w:r>
+        <w:t>________________________________________________________________</w:t>
+      </w:r>
+    </w:p>
+    <w:p>
+      <w:r>
+        <w:t>________________________________________________________________</w:t>
+      </w:r>
+    </w:p>
+    <w:p>
+      <w:r>
+        <w:t>________________________________________________________________</w:t>
+      </w:r>
+    </w:p>
+    <w:p>
+      <w:pPr>
+        <w:pStyle w:val="Heading1"/>
+      </w:pPr>
+      <w:r>
+        <w:t>16. W5 · Plan the next check</w:t>
+      </w:r>
+    </w:p>
+    <w:p>
+      <w:r>
+        <w:t>Keep this task’s complete inputs, stated rule and support record together.</w:t>
+      </w:r>
+    </w:p>
+    <w:p>
+      <w:pPr>
+        <w:pStyle w:val="Heading2"/>
+      </w:pPr>
+      <w:r>
+        <w:t>Task and evidence record</w:t>
+      </w:r>
+    </w:p>
+    <w:p>
+      <w:pPr>
+        <w:pStyle w:val="ListBullet"/>
+      </w:pPr>
+      <w:r>
+        <w:t>Robot practice v1 is teacher-authored fictional indoor trip data, intended one row per trip, durations in minutes and None unknown. Rows (A,8),(B,None),(B,None),(C,-2),(D,12) give 5 raw rows,4 IDs,2 missing,1 negative,1 extra ID occurrence; two rows belong to repeated-ID group B and both are missing. Subtracting all flags double-counts. Preserve the raw version and unresolved source questions; no split or model score exists. Replacing None with0 or -2 with2 invents evidence. Copying rows adds neither new trip conditions nor independent observations.</w:t>
+      </w:r>
+    </w:p>
+    <w:p>
+      <w:pPr>
+        <w:pStyle w:val="ListBullet"/>
+      </w:pPr>
+      <w:r>
+        <w:t>Someone duplicates each row ten times and claims the export now covers more kinds of trips. Explain what changed and what did not.</w:t>
+      </w:r>
+    </w:p>
+    <w:p>
+      <w:pPr>
+        <w:pStyle w:val="Heading3"/>
+      </w:pPr>
+      <w:r>
+        <w:t>My reasoning and evidence</w:t>
+      </w:r>
+    </w:p>
+    <w:p>
+      <w:r>
+        <w:t>________________________________________________________________</w:t>
+      </w:r>
+    </w:p>
+    <w:p>
+      <w:r>
+        <w:t>________________________________________________________________</w:t>
+      </w:r>
+    </w:p>
+    <w:p>
+      <w:r>
+        <w:t>________________________________________________________________</w:t>
+      </w:r>
+    </w:p>
+    <w:p>
+      <w:r>
+        <w:t>________________________________________________________________</w:t>
+      </w:r>
+    </w:p>
+    <w:p>
+      <w:r>
+        <w:t>________________________________________________________________</w:t>
+      </w:r>
+    </w:p>
+    <w:p>
+      <w:r>
+        <w:t>________________________________________________________________</w:t>
+      </w:r>
+    </w:p>
+    <w:p>
+      <w:pPr>
+        <w:pStyle w:val="Heading1"/>
+      </w:pPr>
+      <w:r>
+        <w:t>04. Try alone · Selected experiment task</w:t>
+      </w:r>
+    </w:p>
+    <w:p>
+      <w:r>
+        <w:t>Keep this task’s complete inputs, stated rule and support record together.</w:t>
+      </w:r>
+    </w:p>
+    <w:p>
+      <w:pPr>
+        <w:pStyle w:val="Heading2"/>
+      </w:pPr>
+      <w:r>
+        <w:t>Task and evidence record</w:t>
+      </w:r>
+    </w:p>
+    <w:p>
+      <w:pPr>
+        <w:pStyle w:val="ListBullet"/>
+      </w:pPr>
+      <w:r>
+        <w:t>This selected task uses its own six-row fictional indoor export, not the five-row main example or height picture. The schema intends one row per trip; duration is numeric nonnegative minutes or None for unknown. An extra ID occurrence means raw-row count minus distinct-ID count. List overlapping row flags before any unique-record conclusion; do not silently clean the supplied raw version.</w:t>
+      </w:r>
+    </w:p>
+    <w:p>
+      <w:pPr>
+        <w:pStyle w:val="Heading3"/>
+      </w:pPr>
+      <w:r>
         <w:t>Independent case: Inspect and document independently</w:t>
       </w:r>
     </w:p>
     <w:p>
       <w:pPr>
-        <w:spacing w:line="336" w:lineRule="auto" w:after="180"/>
-      </w:pPr>
-      <w:r>
-        <w:rPr>
-          <w:b w:val="0"/>
-        </w:rPr>
-        <w:t xml:space="preserve">A new fictional indoor trip export has (P,4), (Q,None), (Q,None), (R,-1), (S,6), (T,0), with durations in minutes and the same </w:t>
-      </w:r>
-      <w:r>
-        <w:rPr>
-          <w:b/>
-        </w:rPr>
-        <w:t>schema</w:t>
-      </w:r>
-      <w:r>
-        <w:rPr>
-          <w:b w:val="0"/>
-        </w:rPr>
-        <w:t>.</w:t>
-      </w:r>
-    </w:p>
-    <w:p>
-      <w:pPr>
-        <w:spacing w:line="336" w:lineRule="auto" w:after="180"/>
-      </w:pPr>
-      <w:r>
-        <w:rPr>
-          <w:b w:val="0"/>
-        </w:rPr>
-        <w:t xml:space="preserve">Count raw rows, distinct IDs, missing durations, negative durations and extra ID occurrences. Identify overlap. Draft a short </w:t>
-      </w:r>
-      <w:r>
-        <w:rPr>
-          <w:b/>
-        </w:rPr>
-        <w:t>dataset card</w:t>
-      </w:r>
-      <w:r>
-        <w:rPr>
-          <w:b w:val="0"/>
-        </w:rPr>
-        <w:t xml:space="preserve"> stating source, row meaning, unit, findings, unchanged version and one excluded use.</w:t>
+        <w:pStyle w:val="ListBullet"/>
+      </w:pPr>
+      <w:r>
+        <w:t>A new fictional indoor trip export has (P,4), (Q,None), (Q,None), (R,-1), (S,6), (T,0), with durations in minutes and the same schema. Count raw rows, distinct IDs, missing durations, negative durations and extra ID occurrences. Identify overlap. Draft a short dataset card stating source, row meaning, unit, findings, unchanged version and one excluded use.</w:t>
       </w:r>
     </w:p>
     <w:p>
@@ -442,12 +535,9 @@
     </w:p>
     <w:p>
       <w:pPr>
-        <w:spacing w:line="336" w:lineRule="auto" w:after="180"/>
-      </w:pPr>
-      <w:r>
-        <w:rPr>
-          <w:b w:val="0"/>
-        </w:rPr>
+        <w:pStyle w:val="ListBullet"/>
+      </w:pPr>
+      <w:r>
         <w:t>Attempt this case before feedback. Record any help. Earlier examples below are further practice; a case already practised with feedback cannot establish fresh transfer.</w:t>
       </w:r>
     </w:p>
@@ -456,23 +546,69 @@
         <w:pStyle w:val="Heading1"/>
       </w:pPr>
       <w:r>
-        <w:t>05. Your learning target</w:t>
-      </w:r>
-    </w:p>
-    <w:p>
-      <w:r>
-        <w:t>Connect the Inspect Before Modeling target to a trace and a justified conclusion.</w:t>
-      </w:r>
-    </w:p>
-    <w:p>
-      <w:pPr>
-        <w:spacing w:line="336" w:lineRule="auto" w:after="180"/>
-      </w:pPr>
-      <w:r>
-        <w:rPr>
-          <w:b w:val="0"/>
-        </w:rPr>
-        <w:t>A table contains 8 cm, -2 cm, missing and two copies of the same leaf photo. Propose a separate inspection for each issue.</w:t>
+        <w:t>09. Project · Keep the experiment evidence</w:t>
+      </w:r>
+    </w:p>
+    <w:p>
+      <w:r>
+        <w:t>Keep this task’s complete inputs, stated rule and support record together.</w:t>
+      </w:r>
+    </w:p>
+    <w:p>
+      <w:pPr>
+        <w:pStyle w:val="Heading2"/>
+      </w:pPr>
+      <w:r>
+        <w:t>Task and evidence record</w:t>
+      </w:r>
+    </w:p>
+    <w:p>
+      <w:pPr>
+        <w:pStyle w:val="ListBullet"/>
+      </w:pPr>
+      <w:r>
+        <w:t>Audit the Plant Classifier table and attach a data-quality report before any baseline or model is trained.</w:t>
+      </w:r>
+    </w:p>
+    <w:p>
+      <w:pPr>
+        <w:pStyle w:val="ListBullet"/>
+      </w:pPr>
+      <w:r>
+        <w:t>The project change and evidence I will keep</w:t>
+      </w:r>
+    </w:p>
+    <w:p>
+      <w:pPr>
+        <w:pStyle w:val="Heading3"/>
+      </w:pPr>
+      <w:r>
+        <w:t>Write or draw your reasoning and evidence.</w:t>
+      </w:r>
+    </w:p>
+    <w:p>
+      <w:r>
+        <w:t>________________________________________________________________</w:t>
+      </w:r>
+    </w:p>
+    <w:p>
+      <w:r>
+        <w:t>________________________________________________________________</w:t>
+      </w:r>
+    </w:p>
+    <w:p>
+      <w:r>
+        <w:t>________________________________________________________________</w:t>
+      </w:r>
+    </w:p>
+    <w:p>
+      <w:r>
+        <w:t>________________________________________________________________</w:t>
+      </w:r>
+    </w:p>
+    <w:p>
+      <w:r>
+        <w:t>________________________________________________________________</w:t>
       </w:r>
     </w:p>
     <w:p>
@@ -480,1289 +616,20 @@
         <w:pStyle w:val="Heading1"/>
       </w:pPr>
       <w:r>
-        <w:t>06. Solve the given case</w:t>
-      </w:r>
-    </w:p>
-    <w:p>
-      <w:r>
-        <w:t>Solve the supplied Inspect Before Modeling case and show the deciding evidence.</w:t>
-      </w:r>
-    </w:p>
-    <w:p>
-      <w:pPr>
-        <w:spacing w:line="336" w:lineRule="auto" w:after="180"/>
-      </w:pPr>
-      <w:r>
-        <w:rPr>
-          <w:b w:val="0"/>
-        </w:rPr>
-        <w:t xml:space="preserve">Lengths include 5 cm, blank and -3 cm, plus a </w:t>
-      </w:r>
-      <w:r>
-        <w:rPr>
-          <w:b/>
-        </w:rPr>
-        <w:t>duplicate</w:t>
-      </w:r>
-      <w:r>
-        <w:rPr>
-          <w:b w:val="0"/>
-        </w:rPr>
-        <w:t xml:space="preserve"> photo row.</w:t>
-      </w:r>
-    </w:p>
-    <w:p>
-      <w:pPr>
-        <w:spacing w:line="336" w:lineRule="auto" w:after="180"/>
-      </w:pPr>
-      <w:r>
-        <w:rPr>
-          <w:b w:val="0"/>
-        </w:rPr>
-        <w:t>Name checks and a deletion risk.</w:t>
-      </w:r>
-    </w:p>
-    <w:p>
-      <w:pPr>
-        <w:spacing w:line="336" w:lineRule="auto" w:after="180"/>
-      </w:pPr>
-      <w:r>
-        <w:rPr>
-          <w:b w:val="0"/>
-        </w:rPr>
-        <w:t xml:space="preserve">Show your trace, calculation or </w:t>
-      </w:r>
-      <w:r>
-        <w:rPr>
-          <w:b/>
-        </w:rPr>
-        <w:t>evidence</w:t>
-      </w:r>
-    </w:p>
-    <w:p>
-      <w:pPr>
-        <w:pStyle w:val="Heading3"/>
-      </w:pPr>
-      <w:r>
-        <w:t>Write or draw your reasoning and evidence.</w:t>
-      </w:r>
-    </w:p>
-    <w:p>
-      <w:r>
-        <w:t>________________________________________________________________</w:t>
-      </w:r>
-    </w:p>
-    <w:p>
-      <w:r>
-        <w:t>________________________________________________________________</w:t>
-      </w:r>
-    </w:p>
-    <w:p>
-      <w:r>
-        <w:t>________________________________________________________________</w:t>
-      </w:r>
-    </w:p>
-    <w:p>
-      <w:r>
-        <w:t>________________________________________________________________</w:t>
-      </w:r>
-    </w:p>
-    <w:p>
-      <w:r>
-        <w:t>________________________________________________________________</w:t>
-      </w:r>
-    </w:p>
-    <w:p>
-      <w:pPr>
-        <w:pStyle w:val="Heading1"/>
-      </w:pPr>
-      <w:r>
-        <w:t>07. Check a changed case</w:t>
-      </w:r>
-    </w:p>
-    <w:p>
-      <w:r>
-        <w:t>Apply the procedure to the changed case and record why the conclusion follows.</w:t>
-      </w:r>
-    </w:p>
-    <w:p>
-      <w:pPr>
-        <w:spacing w:line="336" w:lineRule="auto" w:after="180"/>
-      </w:pPr>
-      <w:r>
-        <w:rPr>
-          <w:b w:val="0"/>
-        </w:rPr>
-        <w:t>A table has height_cm values 12, 15, -8 and a blank. Identify two issues and a suitable first action.</w:t>
-      </w:r>
-    </w:p>
-    <w:p>
-      <w:pPr>
-        <w:spacing w:line="336" w:lineRule="auto" w:after="180"/>
-      </w:pPr>
-      <w:r>
-        <w:rPr>
-          <w:b w:val="0"/>
-        </w:rPr>
-        <w:t>My independent answer and reason</w:t>
-      </w:r>
-    </w:p>
-    <w:p>
-      <w:pPr>
-        <w:pStyle w:val="Heading3"/>
-      </w:pPr>
-      <w:r>
-        <w:t>Write or draw your reasoning and evidence.</w:t>
-      </w:r>
-    </w:p>
-    <w:p>
-      <w:r>
-        <w:t>________________________________________________________________</w:t>
-      </w:r>
-    </w:p>
-    <w:p>
-      <w:r>
-        <w:t>________________________________________________________________</w:t>
-      </w:r>
-    </w:p>
-    <w:p>
-      <w:r>
-        <w:t>________________________________________________________________</w:t>
-      </w:r>
-    </w:p>
-    <w:p>
-      <w:r>
-        <w:t>________________________________________________________________</w:t>
-      </w:r>
-    </w:p>
-    <w:p>
-      <w:r>
-        <w:t>________________________________________________________________</w:t>
-      </w:r>
-    </w:p>
-    <w:p>
-      <w:pPr>
-        <w:pStyle w:val="Heading3"/>
-      </w:pPr>
-      <w:r>
-        <w:t>Week 5 Test and reflect</w:t>
-      </w:r>
-    </w:p>
-    <w:p>
-      <w:pPr>
-        <w:pStyle w:val="Heading1"/>
-      </w:pPr>
-      <w:r>
-        <w:t>08. Design a revealing test</w:t>
-      </w:r>
-    </w:p>
-    <w:p>
-      <w:r>
-        <w:t>Specify a changed input, expected result and observation separately.</w:t>
-      </w:r>
-    </w:p>
-    <w:p>
-      <w:pPr>
-        <w:spacing w:line="336" w:lineRule="auto" w:after="180"/>
-      </w:pPr>
-      <w:r>
-        <w:rPr>
-          <w:b w:val="0"/>
-        </w:rPr>
-        <w:t xml:space="preserve">Create a changed </w:t>
-      </w:r>
-      <w:r>
-        <w:rPr>
-          <w:b/>
-        </w:rPr>
-        <w:t>input</w:t>
-      </w:r>
-      <w:r>
-        <w:rPr>
-          <w:b w:val="0"/>
-        </w:rPr>
-        <w:t>, boundary case or missing-information case. Write the expected answer or safe response before testing.</w:t>
-      </w:r>
-    </w:p>
-    <w:tbl>
-      <w:tblPr>
-        <w:tblStyle w:val="LightShading-Accent1"/>
-        <w:tblW w:type="auto" w:w="0"/>
-        <w:tblLook w:firstColumn="1" w:firstRow="1" w:lastColumn="0" w:lastRow="0" w:noHBand="0" w:noVBand="1" w:val="04A0"/>
-      </w:tblPr>
-      <w:tblGrid>
-        <w:gridCol w:w="5112"/>
-        <w:gridCol w:w="5112"/>
-      </w:tblGrid>
-      <w:tr>
-        <w:trPr>
-          <w:tblHeader/>
-        </w:trPr>
-        <w:tc>
-          <w:tcPr>
-            <w:tcW w:type="dxa" w:w="5112"/>
-          </w:tcPr>
-          <w:p>
-            <w:r>
-              <w:t>Test record</w:t>
-            </w:r>
-          </w:p>
-        </w:tc>
-        <w:tc>
-          <w:tcPr>
-            <w:tcW w:type="dxa" w:w="5112"/>
-          </w:tcPr>
-          <w:p>
-            <w:r>
-              <w:t>My evidence</w:t>
-            </w:r>
-          </w:p>
-        </w:tc>
-      </w:tr>
-      <w:tr>
-        <w:tc>
-          <w:tcPr>
-            <w:tcW w:type="dxa" w:w="5112"/>
-          </w:tcPr>
-          <w:p>
-            <w:r>
-              <w:t>Changed input or condition</w:t>
-            </w:r>
-          </w:p>
-        </w:tc>
-        <w:tc>
-          <w:tcPr>
-            <w:tcW w:type="dxa" w:w="5112"/>
-          </w:tcPr>
-          <w:p>
-            <w:r/>
-          </w:p>
-        </w:tc>
-      </w:tr>
-      <w:tr>
-        <w:tc>
-          <w:tcPr>
-            <w:tcW w:type="dxa" w:w="5112"/>
-          </w:tcPr>
-          <w:p>
-            <w:r>
-              <w:t>Expected answer or fallback</w:t>
-            </w:r>
-          </w:p>
-        </w:tc>
-        <w:tc>
-          <w:tcPr>
-            <w:tcW w:type="dxa" w:w="5112"/>
-          </w:tcPr>
-          <w:p>
-            <w:r/>
-          </w:p>
-        </w:tc>
-      </w:tr>
-      <w:tr>
-        <w:tc>
-          <w:tcPr>
-            <w:tcW w:type="dxa" w:w="5112"/>
-          </w:tcPr>
-          <w:p>
-            <w:r>
-              <w:t>Observed result</w:t>
-            </w:r>
-          </w:p>
-        </w:tc>
-        <w:tc>
-          <w:tcPr>
-            <w:tcW w:type="dxa" w:w="5112"/>
-          </w:tcPr>
-          <w:p>
-            <w:r/>
-          </w:p>
-        </w:tc>
-      </w:tr>
-      <w:tr>
-        <w:tc>
-          <w:tcPr>
-            <w:tcW w:type="dxa" w:w="5112"/>
-          </w:tcPr>
-          <w:p>
-            <w:r>
-              <w:t>Why the result occurred</w:t>
-            </w:r>
-          </w:p>
-        </w:tc>
-        <w:tc>
-          <w:tcPr>
-            <w:tcW w:type="dxa" w:w="5112"/>
-          </w:tcPr>
-          <w:p>
-            <w:r/>
-          </w:p>
-        </w:tc>
-      </w:tr>
-    </w:tbl>
-    <w:p>
-      <w:pPr>
-        <w:pStyle w:val="Heading1"/>
-      </w:pPr>
-      <w:r>
-        <w:t>09. Project checkpoint</w:t>
-      </w:r>
-    </w:p>
-    <w:p>
-      <w:r>
-        <w:t>Justify what Inspect Before Modeling adds to Responsible Plant Classifier and keep the evidence.</w:t>
-      </w:r>
-    </w:p>
-    <w:p>
-      <w:pPr>
-        <w:spacing w:line="336" w:lineRule="auto" w:after="180"/>
-      </w:pPr>
-      <w:r>
-        <w:rPr>
-          <w:b w:val="0"/>
-        </w:rPr>
-        <w:t>Audit the Plant Classifier table and attach a data-quality report before any baseline or model is trained.</w:t>
-      </w:r>
-    </w:p>
-    <w:p>
-      <w:pPr>
-        <w:spacing w:line="336" w:lineRule="auto" w:after="180"/>
-      </w:pPr>
-      <w:r>
-        <w:rPr>
-          <w:b w:val="0"/>
-        </w:rPr>
-        <w:t xml:space="preserve">The project change and </w:t>
-      </w:r>
-      <w:r>
-        <w:rPr>
-          <w:b/>
-        </w:rPr>
-        <w:t>evidence</w:t>
-      </w:r>
-      <w:r>
-        <w:rPr>
-          <w:b w:val="0"/>
-        </w:rPr>
-        <w:t xml:space="preserve"> I will keep</w:t>
-      </w:r>
-    </w:p>
-    <w:p>
-      <w:pPr>
-        <w:pStyle w:val="Heading3"/>
-      </w:pPr>
-      <w:r>
-        <w:t>Write or draw your reasoning and evidence.</w:t>
-      </w:r>
-    </w:p>
-    <w:p>
-      <w:r>
-        <w:t>________________________________________________________________</w:t>
-      </w:r>
-    </w:p>
-    <w:p>
-      <w:r>
-        <w:t>________________________________________________________________</w:t>
-      </w:r>
-    </w:p>
-    <w:p>
-      <w:r>
-        <w:t>________________________________________________________________</w:t>
-      </w:r>
-    </w:p>
-    <w:p>
-      <w:r>
-        <w:t>________________________________________________________________</w:t>
-      </w:r>
-    </w:p>
-    <w:p>
-      <w:r>
-        <w:t>________________________________________________________________</w:t>
-      </w:r>
-    </w:p>
-    <w:p>
-      <w:pPr>
-        <w:pStyle w:val="Heading1"/>
-      </w:pPr>
-      <w:r>
-        <w:t>10. Self check</w:t>
-      </w:r>
-    </w:p>
-    <w:p>
-      <w:r>
-        <w:t>Judge explanation, evidence, transfer and limits separately; attach the work behind your judgement.</w:t>
-      </w:r>
-    </w:p>
-    <w:p>
-      <w:pPr>
-        <w:pStyle w:val="ListBullet"/>
-      </w:pPr>
-      <w:r>
-        <w:t>I can explain the mechanism.</w:t>
-      </w:r>
-    </w:p>
-    <w:p>
-      <w:pPr>
-        <w:pStyle w:val="ListBullet"/>
-      </w:pPr>
-      <w:r>
-        <w:t>I can show evidence.</w:t>
-      </w:r>
-    </w:p>
-    <w:p>
-      <w:pPr>
-        <w:pStyle w:val="ListBullet"/>
-      </w:pPr>
-      <w:r>
-        <w:t>I can handle a changed case.</w:t>
-      </w:r>
-    </w:p>
-    <w:p>
-      <w:pPr>
-        <w:pStyle w:val="ListBullet"/>
-      </w:pPr>
-      <w:r>
-        <w:t>I can name a limit.</w:t>
-      </w:r>
-    </w:p>
-    <w:p>
-      <w:r>
-        <w:t>Mark each as not yet, with help or independently, and attach supporting work.</w:t>
-      </w:r>
-    </w:p>
-    <w:p>
-      <w:pPr>
-        <w:spacing w:line="336" w:lineRule="auto" w:after="180"/>
-      </w:pPr>
-      <w:r>
-        <w:rPr>
-          <w:b w:val="0"/>
-        </w:rPr>
-        <w:t>Teacher review ____________________  Next step ____________________</w:t>
-      </w:r>
-    </w:p>
-    <w:p>
-      <w:pPr>
-        <w:pStyle w:val="Heading1"/>
-      </w:pPr>
-      <w:r>
-        <w:t>11. Transfer practice from the original programme</w:t>
-      </w:r>
-    </w:p>
-    <w:p>
-      <w:r>
-        <w:t>Use this earlier case as transfer practice. A case already discussed with feedback is not fresh assessment evidence.</w:t>
-      </w:r>
-    </w:p>
-    <w:p>
-      <w:pPr>
-        <w:spacing w:line="336" w:lineRule="auto" w:after="180"/>
-      </w:pPr>
-      <w:r>
-        <w:rPr>
-          <w:b w:val="0"/>
-        </w:rPr>
-        <w:t>A table contains 8 cm, -2 cm, missing and two copies of the same leaf photo. Propose a separate inspection for each issue.</w:t>
-      </w:r>
-    </w:p>
-    <w:p>
-      <w:pPr>
-        <w:pStyle w:val="Heading3"/>
-      </w:pPr>
-      <w:r>
-        <w:t>My independently reasoned answer</w:t>
-      </w:r>
-    </w:p>
-    <w:p>
-      <w:r>
-        <w:t>________________________________________________________________</w:t>
-      </w:r>
-    </w:p>
-    <w:p>
-      <w:r>
-        <w:t>________________________________________________________________</w:t>
-      </w:r>
-    </w:p>
-    <w:p>
-      <w:r>
-        <w:t>________________________________________________________________</w:t>
-      </w:r>
-    </w:p>
-    <w:p>
-      <w:r>
-        <w:t>________________________________________________________________</w:t>
-      </w:r>
-    </w:p>
-    <w:p>
-      <w:r>
-        <w:t>________________________________________________________________</w:t>
-      </w:r>
-    </w:p>
-    <w:p>
-      <w:r>
-        <w:t>________________________________________________________________</w:t>
-      </w:r>
-    </w:p>
-    <w:p>
-      <w:r>
-        <w:t>________________________________________________________________</w:t>
-      </w:r>
-    </w:p>
-    <w:p>
-      <w:pPr>
-        <w:spacing w:line="336" w:lineRule="auto" w:after="180"/>
-      </w:pPr>
-      <w:r>
-        <w:rPr>
-          <w:b w:val="0"/>
-        </w:rPr>
-        <w:t>Record support used: none, hint or teacher explanation.</w:t>
-      </w:r>
-    </w:p>
-    <w:p>
-      <w:pPr>
-        <w:pStyle w:val="Heading1"/>
-      </w:pPr>
-      <w:r>
-        <w:t>12. W1 Define the row and source</w:t>
-      </w:r>
-    </w:p>
-    <w:p>
-      <w:r>
-        <w:t>Define the row and source. Apply the supplied Inspect Before Modeling facts and keep your reasoning.</w:t>
-      </w:r>
-    </w:p>
-    <w:p>
-      <w:pPr>
-        <w:spacing w:line="336" w:lineRule="auto" w:after="180"/>
-      </w:pPr>
-      <w:r>
-        <w:rPr>
-          <w:b w:val="0"/>
-        </w:rPr>
-        <w:t>For Robot practice v1, state what one row is intended to represent, the source, the unit and the meaning of None.</w:t>
-      </w:r>
-    </w:p>
-    <w:p>
-      <w:pPr>
-        <w:pStyle w:val="Heading3"/>
-      </w:pPr>
-      <w:r>
-        <w:t>My reasoning and evidence</w:t>
-      </w:r>
-    </w:p>
-    <w:p>
-      <w:r>
-        <w:t>________________________________________________________________</w:t>
-      </w:r>
-    </w:p>
-    <w:p>
-      <w:r>
-        <w:t>________________________________________________________________</w:t>
-      </w:r>
-    </w:p>
-    <w:p>
-      <w:r>
-        <w:t>________________________________________________________________</w:t>
-      </w:r>
-    </w:p>
-    <w:p>
-      <w:r>
-        <w:t>________________________________________________________________</w:t>
-      </w:r>
-    </w:p>
-    <w:p>
-      <w:r>
-        <w:t>________________________________________________________________</w:t>
-      </w:r>
-    </w:p>
-    <w:p>
-      <w:r>
-        <w:t>________________________________________________________________</w:t>
-      </w:r>
-    </w:p>
-    <w:p>
-      <w:pPr>
-        <w:pStyle w:val="Heading1"/>
-      </w:pPr>
-      <w:r>
-        <w:t>13. W2 Interpret the audit counts</w:t>
-      </w:r>
-    </w:p>
-    <w:p>
-      <w:r>
-        <w:t>Interpret the audit counts. Apply the supplied Inspect Before Modeling facts and keep your reasoning.</w:t>
-      </w:r>
-    </w:p>
-    <w:p>
-      <w:pPr>
-        <w:spacing w:line="336" w:lineRule="auto" w:after="180"/>
-        <w:shd w:fill="F5F1FB"/>
-      </w:pPr>
-      <w:r>
-        <w:rPr>
-          <w:b w:val="0"/>
-        </w:rPr>
-        <w:t>Explain each number in 5 4 2 1. How many extra ID occurrences are there, and how many rows belong to a repeated-ID group?</w:t>
-      </w:r>
-    </w:p>
-    <w:p>
-      <w:pPr>
-        <w:pStyle w:val="Heading3"/>
-      </w:pPr>
-      <w:r>
-        <w:t>My reasoning and evidence</w:t>
-      </w:r>
-    </w:p>
-    <w:p>
-      <w:r>
-        <w:t>________________________________________________________________</w:t>
-      </w:r>
-    </w:p>
-    <w:p>
-      <w:r>
-        <w:t>________________________________________________________________</w:t>
-      </w:r>
-    </w:p>
-    <w:p>
-      <w:r>
-        <w:t>________________________________________________________________</w:t>
-      </w:r>
-    </w:p>
-    <w:p>
-      <w:r>
-        <w:t>________________________________________________________________</w:t>
-      </w:r>
-    </w:p>
-    <w:p>
-      <w:r>
-        <w:t>________________________________________________________________</w:t>
-      </w:r>
-    </w:p>
-    <w:p>
-      <w:r>
-        <w:t>________________________________________________________________</w:t>
-      </w:r>
-    </w:p>
-    <w:p>
-      <w:pPr>
-        <w:pStyle w:val="Heading1"/>
-      </w:pPr>
-      <w:r>
-        <w:t>14. W3 Reject an unsupported correction</w:t>
-      </w:r>
-    </w:p>
-    <w:p>
-      <w:r>
-        <w:t>Reject an unsupported correction. Apply the supplied Inspect Before Modeling facts and keep your reasoning.</w:t>
-      </w:r>
-    </w:p>
-    <w:p>
-      <w:pPr>
-        <w:spacing w:line="336" w:lineRule="auto" w:after="180"/>
-      </w:pPr>
-      <w:r>
-        <w:rPr>
-          <w:b w:val="0"/>
-        </w:rPr>
-        <w:t>A learner changes None to 0 and -2 to 2, then reports a clean dataset. Explain why this is not a justified repair and what record should be kept.</w:t>
-      </w:r>
-    </w:p>
-    <w:p>
-      <w:pPr>
-        <w:pStyle w:val="Heading3"/>
-      </w:pPr>
-      <w:r>
-        <w:t>My reasoning and evidence</w:t>
-      </w:r>
-    </w:p>
-    <w:p>
-      <w:r>
-        <w:t>________________________________________________________________</w:t>
-      </w:r>
-    </w:p>
-    <w:p>
-      <w:r>
-        <w:t>________________________________________________________________</w:t>
-      </w:r>
-    </w:p>
-    <w:p>
-      <w:r>
-        <w:t>________________________________________________________________</w:t>
-      </w:r>
-    </w:p>
-    <w:p>
-      <w:r>
-        <w:t>________________________________________________________________</w:t>
-      </w:r>
-    </w:p>
-    <w:p>
-      <w:r>
-        <w:t>________________________________________________________________</w:t>
-      </w:r>
-    </w:p>
-    <w:p>
-      <w:r>
-        <w:t>________________________________________________________________</w:t>
-      </w:r>
-    </w:p>
-    <w:p>
-      <w:pPr>
-        <w:pStyle w:val="Heading1"/>
-      </w:pPr>
-      <w:r>
-        <w:t>15. W4 Inspect and document independently</w:t>
-      </w:r>
-    </w:p>
-    <w:p>
-      <w:r>
-        <w:t>Attempt before feedback. If this repeats the selected independent case, reuse that first attempt; otherwise keep a separate record. Inspect and document independently. Apply the supplied Inspect Before Modeling facts and keep your reasoning.</w:t>
-      </w:r>
-    </w:p>
-    <w:p>
-      <w:pPr>
-        <w:pStyle w:val="Heading3"/>
-      </w:pPr>
-      <w:r>
-        <w:t>Rules supplied for this independent case</w:t>
-      </w:r>
-    </w:p>
-    <w:p>
-      <w:pPr>
-        <w:spacing w:line="336" w:lineRule="auto" w:after="180"/>
-        <w:shd w:fill="F1F6F8"/>
-      </w:pPr>
-      <w:r>
-        <w:rPr>
-          <w:b w:val="0"/>
-        </w:rPr>
-        <w:t>Schema for this exercise: one intended row per distinct trip ID; each row is an (ID, duration) pair. Duration is numeric minutes or None for unmeasured. Negative durations are invalid; a recorded zero is allowed. Count extra ID occurrences beyond the first and do not silently alter the raw data.</w:t>
-      </w:r>
-    </w:p>
-    <w:p>
-      <w:pPr>
-        <w:spacing w:line="336" w:lineRule="auto" w:after="180"/>
-      </w:pPr>
-      <w:r>
-        <w:rPr>
-          <w:b w:val="0"/>
-        </w:rPr>
-        <w:t xml:space="preserve">A new fictional indoor trip export has (P,4), (Q,None), (Q,None), (R,-1), (S,6), (T,0), with durations in minutes and the same </w:t>
-      </w:r>
-      <w:r>
-        <w:rPr>
-          <w:b/>
-        </w:rPr>
-        <w:t>schema</w:t>
-      </w:r>
-      <w:r>
-        <w:rPr>
-          <w:b w:val="0"/>
-        </w:rPr>
-        <w:t>.</w:t>
-      </w:r>
-    </w:p>
-    <w:p>
-      <w:pPr>
-        <w:spacing w:line="336" w:lineRule="auto" w:after="180"/>
-      </w:pPr>
-      <w:r>
-        <w:rPr>
-          <w:b w:val="0"/>
-        </w:rPr>
-        <w:t xml:space="preserve">Count raw rows, distinct IDs, missing durations, negative durations and extra ID occurrences. Identify overlap. Draft a short </w:t>
-      </w:r>
-      <w:r>
-        <w:rPr>
-          <w:b/>
-        </w:rPr>
-        <w:t>dataset card</w:t>
-      </w:r>
-      <w:r>
-        <w:rPr>
-          <w:b w:val="0"/>
-        </w:rPr>
-        <w:t xml:space="preserve"> stating source, row meaning, unit, findings, unchanged version and one excluded use.</w:t>
-      </w:r>
-    </w:p>
-    <w:p>
-      <w:pPr>
-        <w:pStyle w:val="Heading3"/>
-      </w:pPr>
-      <w:r>
-        <w:t>My reasoning and evidence</w:t>
-      </w:r>
-    </w:p>
-    <w:p>
-      <w:r>
-        <w:t>________________________________________________________________</w:t>
-      </w:r>
-    </w:p>
-    <w:p>
-      <w:r>
-        <w:t>________________________________________________________________</w:t>
-      </w:r>
-    </w:p>
-    <w:p>
-      <w:r>
-        <w:t>________________________________________________________________</w:t>
-      </w:r>
-    </w:p>
-    <w:p>
-      <w:r>
-        <w:t>________________________________________________________________</w:t>
-      </w:r>
-    </w:p>
-    <w:p>
-      <w:r>
-        <w:t>________________________________________________________________</w:t>
-      </w:r>
-    </w:p>
-    <w:p>
-      <w:r>
-        <w:t>________________________________________________________________</w:t>
-      </w:r>
-    </w:p>
-    <w:p>
-      <w:r>
-        <w:t>________________________________________________________________</w:t>
-      </w:r>
-    </w:p>
-    <w:p>
-      <w:r>
-        <w:t>________________________________________________________________</w:t>
-      </w:r>
-    </w:p>
-    <w:p>
-      <w:pPr>
-        <w:pStyle w:val="Heading1"/>
-      </w:pPr>
-      <w:r>
-        <w:t>16. W5 State an evidence gap</w:t>
-      </w:r>
-    </w:p>
-    <w:p>
-      <w:r>
-        <w:t>State an evidence gap. Apply the supplied Inspect Before Modeling facts and keep your reasoning.</w:t>
-      </w:r>
-    </w:p>
-    <w:p>
-      <w:pPr>
-        <w:spacing w:line="336" w:lineRule="auto" w:after="180"/>
-      </w:pPr>
-      <w:r>
-        <w:rPr>
-          <w:b w:val="0"/>
-        </w:rPr>
-        <w:t xml:space="preserve">Someone </w:t>
-      </w:r>
-      <w:r>
-        <w:rPr>
-          <w:b/>
-        </w:rPr>
-        <w:t>duplicate</w:t>
-      </w:r>
-      <w:r>
-        <w:rPr>
-          <w:b w:val="0"/>
-        </w:rPr>
-        <w:t>s each row ten times and claims the export now covers more kinds of trips. Explain what changed and what did not.</w:t>
-      </w:r>
-    </w:p>
-    <w:p>
-      <w:pPr>
-        <w:pStyle w:val="Heading3"/>
-      </w:pPr>
-      <w:r>
-        <w:t>My reasoning and evidence</w:t>
-      </w:r>
-    </w:p>
-    <w:p>
-      <w:r>
-        <w:t>________________________________________________________________</w:t>
-      </w:r>
-    </w:p>
-    <w:p>
-      <w:r>
-        <w:t>________________________________________________________________</w:t>
-      </w:r>
-    </w:p>
-    <w:p>
-      <w:r>
-        <w:t>________________________________________________________________</w:t>
-      </w:r>
-    </w:p>
-    <w:p>
-      <w:r>
-        <w:t>________________________________________________________________</w:t>
-      </w:r>
-    </w:p>
-    <w:p>
-      <w:r>
-        <w:t>________________________________________________________________</w:t>
-      </w:r>
-    </w:p>
-    <w:p>
-      <w:r>
-        <w:t>________________________________________________________________</w:t>
-      </w:r>
-    </w:p>
-    <w:p>
-      <w:pPr>
-        <w:pStyle w:val="Heading1"/>
-      </w:pPr>
-      <w:r>
-        <w:t>17. Units conversions and data provenance — W1 Retain the source</w:t>
-      </w:r>
-    </w:p>
-    <w:p>
-      <w:r>
-        <w:t>Use the supplied Inspect Before Modeling task to record your reasoning, evidence and next step.</w:t>
-      </w:r>
-    </w:p>
-    <w:p>
-      <w:pPr>
-        <w:spacing w:line="336" w:lineRule="auto" w:after="180"/>
-      </w:pPr>
-      <w:r>
-        <w:rPr>
-          <w:b w:val="0"/>
-        </w:rPr>
-        <w:t xml:space="preserve">Name four pieces of information to keep for Log A and its </w:t>
-      </w:r>
-      <w:r>
-        <w:rPr>
-          <w:b/>
-        </w:rPr>
-        <w:t>conversion</w:t>
-      </w:r>
-      <w:r>
-        <w:rPr>
-          <w:b w:val="0"/>
-        </w:rPr>
-        <w:t>.</w:t>
-      </w:r>
-    </w:p>
-    <w:p>
-      <w:pPr>
-        <w:pStyle w:val="Heading3"/>
-      </w:pPr>
-      <w:r>
-        <w:t>My reasoning and evidence</w:t>
-      </w:r>
-    </w:p>
-    <w:p>
-      <w:r>
-        <w:t>________________________________________________________________</w:t>
-      </w:r>
-    </w:p>
-    <w:p>
-      <w:r>
-        <w:t>________________________________________________________________</w:t>
-      </w:r>
-    </w:p>
-    <w:p>
-      <w:r>
-        <w:t>________________________________________________________________</w:t>
-      </w:r>
-    </w:p>
-    <w:p>
-      <w:r>
-        <w:t>________________________________________________________________</w:t>
-      </w:r>
-    </w:p>
-    <w:p>
-      <w:r>
-        <w:t>________________________________________________________________</w:t>
-      </w:r>
-    </w:p>
-    <w:p>
-      <w:r>
-        <w:t>________________________________________________________________</w:t>
-      </w:r>
-    </w:p>
-    <w:p>
-      <w:pPr>
-        <w:pStyle w:val="Heading1"/>
-      </w:pPr>
-      <w:r>
-        <w:t>18. Units conversions and data provenance — W2 Convert precisely</w:t>
-      </w:r>
-    </w:p>
-    <w:p>
-      <w:r>
-        <w:t>Use the supplied Inspect Before Modeling task to record your reasoning, evidence and next step.</w:t>
-      </w:r>
-    </w:p>
-    <w:p>
-      <w:pPr>
-        <w:spacing w:line="336" w:lineRule="auto" w:after="180"/>
-      </w:pPr>
-      <w:r>
-        <w:rPr>
-          <w:b w:val="0"/>
-        </w:rPr>
-        <w:t>Convert 150 seconds and 30 seconds to minutes without rounding to whole numbers.</w:t>
-      </w:r>
-    </w:p>
-    <w:p>
-      <w:pPr>
-        <w:pStyle w:val="Heading3"/>
-      </w:pPr>
-      <w:r>
-        <w:t>My reasoning and evidence</w:t>
-      </w:r>
-    </w:p>
-    <w:p>
-      <w:r>
-        <w:t>________________________________________________________________</w:t>
-      </w:r>
-    </w:p>
-    <w:p>
-      <w:r>
-        <w:t>________________________________________________________________</w:t>
-      </w:r>
-    </w:p>
-    <w:p>
-      <w:r>
-        <w:t>________________________________________________________________</w:t>
-      </w:r>
-    </w:p>
-    <w:p>
-      <w:r>
-        <w:t>________________________________________________________________</w:t>
-      </w:r>
-    </w:p>
-    <w:p>
-      <w:r>
-        <w:t>________________________________________________________________</w:t>
-      </w:r>
-    </w:p>
-    <w:p>
-      <w:r>
-        <w:t>________________________________________________________________</w:t>
-      </w:r>
-    </w:p>
-    <w:p>
-      <w:pPr>
-        <w:pStyle w:val="Heading1"/>
-      </w:pPr>
-      <w:r>
-        <w:t>19. Units conversions and data provenance — W3 Repair a comparison</w:t>
-      </w:r>
-    </w:p>
-    <w:p>
-      <w:r>
-        <w:t>Use the supplied Inspect Before Modeling task to record your reasoning, evidence and next step.</w:t>
-      </w:r>
-    </w:p>
-    <w:p>
-      <w:pPr>
-        <w:spacing w:line="336" w:lineRule="auto" w:after="180"/>
-      </w:pPr>
-      <w:r>
-        <w:rPr>
-          <w:b w:val="0"/>
-        </w:rPr>
-        <w:t>A report claims 120 seconds exceeds 3 minutes because 120 &gt; 3. Correct it.</w:t>
-      </w:r>
-    </w:p>
-    <w:p>
-      <w:pPr>
-        <w:pStyle w:val="Heading3"/>
-      </w:pPr>
-      <w:r>
-        <w:t>My reasoning and evidence</w:t>
-      </w:r>
-    </w:p>
-    <w:p>
-      <w:r>
-        <w:t>________________________________________________________________</w:t>
-      </w:r>
-    </w:p>
-    <w:p>
-      <w:r>
-        <w:t>________________________________________________________________</w:t>
-      </w:r>
-    </w:p>
-    <w:p>
-      <w:r>
-        <w:t>________________________________________________________________</w:t>
-      </w:r>
-    </w:p>
-    <w:p>
-      <w:r>
-        <w:t>________________________________________________________________</w:t>
-      </w:r>
-    </w:p>
-    <w:p>
-      <w:r>
-        <w:t>________________________________________________________________</w:t>
-      </w:r>
-    </w:p>
-    <w:p>
-      <w:r>
-        <w:t>________________________________________________________________</w:t>
-      </w:r>
-    </w:p>
-    <w:p>
-      <w:pPr>
-        <w:pStyle w:val="Heading1"/>
-      </w:pPr>
-      <w:r>
-        <w:t>20. Units conversions and data provenance — W4 Normalize independently</w:t>
-      </w:r>
-    </w:p>
-    <w:p>
-      <w:r>
-        <w:t>Use the supplied Inspect Before Modeling task to record your reasoning, evidence and next step.</w:t>
-      </w:r>
-    </w:p>
-    <w:p>
-      <w:pPr>
-        <w:spacing w:line="336" w:lineRule="auto" w:after="180"/>
-      </w:pPr>
-      <w:r>
-        <w:rPr>
-          <w:b w:val="0"/>
-        </w:rPr>
-        <w:t>Create records for 240 seconds, 1.5 minutes and 60 seconds. Derive minutes while keeping raw data. State the values and their total.</w:t>
-      </w:r>
-    </w:p>
-    <w:p>
-      <w:pPr>
-        <w:pStyle w:val="Heading3"/>
-      </w:pPr>
-      <w:r>
-        <w:t>My reasoning and evidence</w:t>
-      </w:r>
-    </w:p>
-    <w:p>
-      <w:r>
-        <w:t>________________________________________________________________</w:t>
-      </w:r>
-    </w:p>
-    <w:p>
-      <w:r>
-        <w:t>________________________________________________________________</w:t>
-      </w:r>
-    </w:p>
-    <w:p>
-      <w:r>
-        <w:t>________________________________________________________________</w:t>
-      </w:r>
-    </w:p>
-    <w:p>
-      <w:r>
-        <w:t>________________________________________________________________</w:t>
-      </w:r>
-    </w:p>
-    <w:p>
-      <w:r>
-        <w:t>________________________________________________________________</w:t>
-      </w:r>
-    </w:p>
-    <w:p>
-      <w:r>
-        <w:t>________________________________________________________________</w:t>
-      </w:r>
-    </w:p>
-    <w:p>
-      <w:r>
-        <w:t>________________________________________________________________</w:t>
-      </w:r>
-    </w:p>
-    <w:p>
-      <w:r>
-        <w:t>________________________________________________________________</w:t>
-      </w:r>
-    </w:p>
-    <w:p>
-      <w:pPr>
-        <w:pStyle w:val="Heading1"/>
-      </w:pPr>
-      <w:r>
-        <w:t>21. Units conversions and data provenance — W5 Handle an unknown unit</w:t>
-      </w:r>
-    </w:p>
-    <w:p>
-      <w:r>
-        <w:t>Use the supplied Inspect Before Modeling task to record your reasoning, evidence and next step.</w:t>
-      </w:r>
-    </w:p>
-    <w:p>
-      <w:pPr>
-        <w:spacing w:line="336" w:lineRule="auto" w:after="180"/>
-        <w:shd w:fill="F5F1FB"/>
-      </w:pPr>
-      <w:r>
-        <w:rPr>
-          <w:b w:val="0"/>
-        </w:rPr>
-        <w:t xml:space="preserve">A record contains value 8 and unit ticks with no </w:t>
-      </w:r>
-      <w:r>
-        <w:rPr>
-          <w:b/>
-        </w:rPr>
-        <w:t>conversion</w:t>
-      </w:r>
-      <w:r>
-        <w:rPr>
-          <w:b w:val="0"/>
-        </w:rPr>
-        <w:t xml:space="preserve"> rule. Should you assume seconds?</w:t>
-      </w:r>
-    </w:p>
-    <w:p>
-      <w:pPr>
-        <w:pStyle w:val="Heading3"/>
-      </w:pPr>
-      <w:r>
-        <w:t>My reasoning and evidence</w:t>
-      </w:r>
-    </w:p>
-    <w:p>
-      <w:r>
-        <w:t>________________________________________________________________</w:t>
-      </w:r>
-    </w:p>
-    <w:p>
-      <w:r>
-        <w:t>________________________________________________________________</w:t>
-      </w:r>
-    </w:p>
-    <w:p>
-      <w:r>
-        <w:t>________________________________________________________________</w:t>
-      </w:r>
-    </w:p>
-    <w:p>
-      <w:r>
-        <w:t>________________________________________________________________</w:t>
-      </w:r>
-    </w:p>
-    <w:p>
-      <w:r>
-        <w:t>________________________________________________________________</w:t>
-      </w:r>
-    </w:p>
-    <w:p>
-      <w:r>
-        <w:t>________________________________________________________________</w:t>
-      </w:r>
-    </w:p>
-    <w:p>
-      <w:pPr>
-        <w:pStyle w:val="Heading1"/>
-      </w:pPr>
-      <w:r>
-        <w:t>22. Feedback, return check and learning record</w:t>
-      </w:r>
-    </w:p>
-    <w:p>
-      <w:r>
-        <w:t>Record the first repaired step and a different case to revisit after a delay.</w:t>
+        <w:t>22. Feedback · Repair and return</w:t>
+      </w:r>
+    </w:p>
+    <w:p>
+      <w:r>
+        <w:t>Keep this task’s complete inputs, stated rule and support record together.</w:t>
+      </w:r>
+    </w:p>
+    <w:p>
+      <w:pPr>
+        <w:pStyle w:val="Heading2"/>
+      </w:pPr>
+      <w:r>
+        <w:t>Task and evidence record</w:t>
       </w:r>
     </w:p>
     <w:tbl>
@@ -1903,12 +770,9 @@
     </w:tbl>
     <w:p>
       <w:pPr>
-        <w:spacing w:line="336" w:lineRule="auto" w:after="180"/>
-      </w:pPr>
-      <w:r>
-        <w:rPr>
-          <w:b w:val="0"/>
-        </w:rPr>
+        <w:pStyle w:val="ListBullet"/>
+      </w:pPr>
+      <w:r>
         <w:t>Revisit this idea with your teacher after a delay. Familiarity is different from explaining and using it on a changed case.</w:t>
       </w:r>
     </w:p>
@@ -1917,81 +781,1130 @@
         <w:pStyle w:val="Heading1"/>
       </w:pPr>
       <w:r>
-        <w:t>23. Pictorial case practice: Inspect Before Modeling</w:t>
-      </w:r>
-    </w:p>
-    <w:p>
-      <w:r>
-        <w:t>Spot a duplicate, an impossible value and a valid boundary before fitting. Explain the labelled step before checking the changed condition.</w:t>
-      </w:r>
-    </w:p>
-    <w:p>
-      <w:pPr>
-        <w:spacing w:line="336" w:lineRule="auto" w:after="180"/>
-      </w:pPr>
-      <w:r>
-        <w:rPr>
-          <w:b w:val="0"/>
-        </w:rPr>
-        <w:t xml:space="preserve">Spot a </w:t>
-      </w:r>
-      <w:r>
-        <w:rPr>
-          <w:b/>
-        </w:rPr>
-        <w:t>duplicate</w:t>
-      </w:r>
-      <w:r>
-        <w:rPr>
-          <w:b w:val="0"/>
-        </w:rPr>
-        <w:t xml:space="preserve">, an impossible value and a valid boundary before </w:t>
-      </w:r>
-      <w:r>
-        <w:rPr>
-          <w:b/>
-        </w:rPr>
-        <w:t>fitting</w:t>
-      </w:r>
-      <w:r>
-        <w:rPr>
-          <w:b w:val="0"/>
-        </w:rPr>
-        <w:t>.</w:t>
-      </w:r>
-    </w:p>
-    <w:p>
-      <w:pPr>
-        <w:spacing w:line="336" w:lineRule="auto" w:after="180"/>
-      </w:pPr>
-      <w:r>
-        <w:rPr>
-          <w:b w:val="0"/>
-        </w:rPr>
+        <w:t>10. Finish · Judge your evidence</w:t>
+      </w:r>
+    </w:p>
+    <w:p>
+      <w:r>
+        <w:t>Keep this task’s complete inputs, stated rule and support record together.</w:t>
+      </w:r>
+    </w:p>
+    <w:p>
+      <w:pPr>
+        <w:pStyle w:val="Heading2"/>
+      </w:pPr>
+      <w:r>
+        <w:t>Task and evidence record</w:t>
+      </w:r>
+    </w:p>
+    <w:p>
+      <w:pPr>
+        <w:pStyle w:val="ListBullet"/>
+      </w:pPr>
+      <w:r>
+        <w:t>I can explain the mechanism. I can show evidence. I can handle a changed case. I can name a limit. Mark each as not yet, with help or independently, and attach supporting work.</w:t>
+      </w:r>
+    </w:p>
+    <w:p>
+      <w:pPr>
+        <w:pStyle w:val="ListBullet"/>
+      </w:pPr>
+      <w:r>
+        <w:t>Teacher review ____________________  Next step ____________________</w:t>
+      </w:r>
+    </w:p>
+    <w:p>
+      <w:pPr>
+        <w:pStyle w:val="Heading1"/>
+      </w:pPr>
+      <w:r>
+        <w:t>Reference bank and extra practice</w:t>
+      </w:r>
+    </w:p>
+    <w:p>
+      <w:pPr>
+        <w:pStyle w:val="Heading1"/>
+      </w:pPr>
+      <w:r>
+        <w:t>02. Reference · Supported W2 record</w:t>
+      </w:r>
+    </w:p>
+    <w:p>
+      <w:r>
+        <w:t>Keep this task’s complete inputs, stated rule and support record together.</w:t>
+      </w:r>
+    </w:p>
+    <w:p>
+      <w:pPr>
+        <w:pStyle w:val="Heading2"/>
+      </w:pPr>
+      <w:r>
+        <w:t>Task and evidence record</w:t>
+      </w:r>
+    </w:p>
+    <w:p>
+      <w:pPr>
+        <w:pStyle w:val="ListBullet"/>
+      </w:pPr>
+      <w:r>
+        <w:t>Use W2: Interpret the audit counts for Dataset inspection and cards. Record the answer once; the lesson and workbook refer to the same attempt.</w:t>
+      </w:r>
+    </w:p>
+    <w:tbl>
+      <w:tblPr>
+        <w:tblStyle w:val="LightShading-Accent1"/>
+        <w:tblW w:type="auto" w:w="0"/>
+        <w:tblLook w:firstColumn="1" w:firstRow="1" w:lastColumn="0" w:lastRow="0" w:noHBand="0" w:noVBand="1" w:val="04A0"/>
+      </w:tblPr>
+      <w:tblGrid>
+        <w:gridCol w:w="2556"/>
+        <w:gridCol w:w="2556"/>
+        <w:gridCol w:w="2556"/>
+        <w:gridCol w:w="2556"/>
+      </w:tblGrid>
+      <w:tr>
+        <w:trPr>
+          <w:tblHeader/>
+        </w:trPr>
+        <w:tc>
+          <w:tcPr>
+            <w:tcW w:type="dxa" w:w="2556"/>
+          </w:tcPr>
+          <w:p>
+            <w:r>
+              <w:t>Given inputs</w:t>
+            </w:r>
+          </w:p>
+        </w:tc>
+        <w:tc>
+          <w:tcPr>
+            <w:tcW w:type="dxa" w:w="2556"/>
+          </w:tcPr>
+          <w:p>
+            <w:r>
+              <w:t>Procedure I chose</w:t>
+            </w:r>
+          </w:p>
+        </w:tc>
+        <w:tc>
+          <w:tcPr>
+            <w:tcW w:type="dxa" w:w="2556"/>
+          </w:tcPr>
+          <w:p>
+            <w:r>
+              <w:t>Middle steps</w:t>
+            </w:r>
+          </w:p>
+        </w:tc>
+        <w:tc>
+          <w:tcPr>
+            <w:tcW w:type="dxa" w:w="2556"/>
+          </w:tcPr>
+          <w:p>
+            <w:r>
+              <w:t>Result and check</w:t>
+            </w:r>
+          </w:p>
+        </w:tc>
+      </w:tr>
+      <w:tr>
+        <w:tc>
+          <w:tcPr>
+            <w:tcW w:type="dxa" w:w="2556"/>
+          </w:tcPr>
+          <w:p>
+            <w:r/>
+          </w:p>
+        </w:tc>
+        <w:tc>
+          <w:tcPr>
+            <w:tcW w:type="dxa" w:w="2556"/>
+          </w:tcPr>
+          <w:p>
+            <w:r/>
+          </w:p>
+        </w:tc>
+        <w:tc>
+          <w:tcPr>
+            <w:tcW w:type="dxa" w:w="2556"/>
+          </w:tcPr>
+          <w:p>
+            <w:r/>
+          </w:p>
+        </w:tc>
+        <w:tc>
+          <w:tcPr>
+            <w:tcW w:type="dxa" w:w="2556"/>
+          </w:tcPr>
+          <w:p>
+            <w:r/>
+          </w:p>
+        </w:tc>
+      </w:tr>
+    </w:tbl>
+    <w:p>
+      <w:pPr>
+        <w:pStyle w:val="Heading3"/>
+      </w:pPr>
+      <w:r>
+        <w:t>The step I completed without help, and the hint I needed</w:t>
+      </w:r>
+    </w:p>
+    <w:p>
+      <w:r>
+        <w:t>________________________________________________________________</w:t>
+      </w:r>
+    </w:p>
+    <w:p>
+      <w:r>
+        <w:t>________________________________________________________________</w:t>
+      </w:r>
+    </w:p>
+    <w:p>
+      <w:r>
+        <w:t>________________________________________________________________</w:t>
+      </w:r>
+    </w:p>
+    <w:p>
+      <w:pPr>
+        <w:pStyle w:val="Heading1"/>
+      </w:pPr>
+      <w:r>
+        <w:t>03. Extra practice · Individual reasoning check</w:t>
+      </w:r>
+    </w:p>
+    <w:p>
+      <w:r>
+        <w:t>Keep this task’s complete inputs, stated rule and support record together.</w:t>
+      </w:r>
+    </w:p>
+    <w:p>
+      <w:pPr>
+        <w:pStyle w:val="Heading2"/>
+      </w:pPr>
+      <w:r>
+        <w:t>Task and evidence record</w:t>
+      </w:r>
+    </w:p>
+    <w:p>
+      <w:pPr>
+        <w:pStyle w:val="ListBullet"/>
+      </w:pPr>
+      <w:r>
+        <w:t>Use the worked case for Dataset inspection and cards. Proposed explanation: “A complete card certifies data quality”. Decide whether this explanation is supported. Point to the step or supplied fact that decides; explain your repair if needed.</w:t>
+      </w:r>
+    </w:p>
+    <w:p>
+      <w:pPr>
+        <w:pStyle w:val="Heading3"/>
+      </w:pPr>
+      <w:r>
+        <w:t>My explanation before partner discussion</w:t>
+      </w:r>
+    </w:p>
+    <w:p>
+      <w:r>
+        <w:t>________________________________________________________________</w:t>
+      </w:r>
+    </w:p>
+    <w:p>
+      <w:r>
+        <w:t>________________________________________________________________</w:t>
+      </w:r>
+    </w:p>
+    <w:p>
+      <w:r>
+        <w:t>________________________________________________________________</w:t>
+      </w:r>
+    </w:p>
+    <w:p>
+      <w:r>
+        <w:t>________________________________________________________________</w:t>
+      </w:r>
+    </w:p>
+    <w:p>
+      <w:pPr>
+        <w:pStyle w:val="Heading1"/>
+      </w:pPr>
+      <w:r>
+        <w:t>05. Reference · Earlier learning target</w:t>
+      </w:r>
+    </w:p>
+    <w:p>
+      <w:r>
+        <w:t>Keep this task’s complete inputs, stated rule and support record together.</w:t>
+      </w:r>
+    </w:p>
+    <w:p>
+      <w:pPr>
+        <w:pStyle w:val="Heading2"/>
+      </w:pPr>
+      <w:r>
+        <w:t>Task and evidence record</w:t>
+      </w:r>
+    </w:p>
+    <w:p>
+      <w:pPr>
+        <w:pStyle w:val="ListBullet"/>
+      </w:pPr>
+      <w:r>
+        <w:t>A table contains 8 cm, -2 cm, missing and two copies of the same leaf photo. Propose a separate inspection for each issue.</w:t>
+      </w:r>
+    </w:p>
+    <w:p>
+      <w:pPr>
+        <w:pStyle w:val="Heading1"/>
+      </w:pPr>
+      <w:r>
+        <w:t>06. Extra practice · Earlier complete case</w:t>
+      </w:r>
+    </w:p>
+    <w:p>
+      <w:r>
+        <w:t>Keep this task’s complete inputs, stated rule and support record together.</w:t>
+      </w:r>
+    </w:p>
+    <w:p>
+      <w:pPr>
+        <w:pStyle w:val="Heading2"/>
+      </w:pPr>
+      <w:r>
+        <w:t>Task and evidence record</w:t>
+      </w:r>
+    </w:p>
+    <w:p>
+      <w:pPr>
+        <w:pStyle w:val="ListBullet"/>
+      </w:pPr>
+      <w:r>
+        <w:t>Lengths include 5 cm, blank and -3 cm, plus a duplicate photo row.</w:t>
+      </w:r>
+    </w:p>
+    <w:p>
+      <w:pPr>
+        <w:pStyle w:val="ListBullet"/>
+      </w:pPr>
+      <w:r>
+        <w:t>Name checks and a deletion risk.</w:t>
+      </w:r>
+    </w:p>
+    <w:p>
+      <w:pPr>
+        <w:pStyle w:val="ListBullet"/>
+      </w:pPr>
+      <w:r>
+        <w:t>Show your trace, calculation or evidence</w:t>
+      </w:r>
+    </w:p>
+    <w:p>
+      <w:pPr>
+        <w:pStyle w:val="Heading3"/>
+      </w:pPr>
+      <w:r>
+        <w:t>Write or draw your reasoning and evidence.</w:t>
+      </w:r>
+    </w:p>
+    <w:p>
+      <w:r>
+        <w:t>________________________________________________________________</w:t>
+      </w:r>
+    </w:p>
+    <w:p>
+      <w:r>
+        <w:t>________________________________________________________________</w:t>
+      </w:r>
+    </w:p>
+    <w:p>
+      <w:r>
+        <w:t>________________________________________________________________</w:t>
+      </w:r>
+    </w:p>
+    <w:p>
+      <w:r>
+        <w:t>________________________________________________________________</w:t>
+      </w:r>
+    </w:p>
+    <w:p>
+      <w:r>
+        <w:t>________________________________________________________________</w:t>
+      </w:r>
+    </w:p>
+    <w:p>
+      <w:pPr>
+        <w:pStyle w:val="Heading1"/>
+      </w:pPr>
+      <w:r>
+        <w:t>07. Extra practice · Changed case</w:t>
+      </w:r>
+    </w:p>
+    <w:p>
+      <w:r>
+        <w:t>Keep this task’s complete inputs, stated rule and support record together.</w:t>
+      </w:r>
+    </w:p>
+    <w:p>
+      <w:pPr>
+        <w:pStyle w:val="Heading2"/>
+      </w:pPr>
+      <w:r>
+        <w:t>Task and evidence record</w:t>
+      </w:r>
+    </w:p>
+    <w:p>
+      <w:pPr>
+        <w:pStyle w:val="ListBullet"/>
+      </w:pPr>
+      <w:r>
+        <w:t>A table has height_cm values 12, 15, -8 and a blank. Identify two issues and a suitable first action.</w:t>
+      </w:r>
+    </w:p>
+    <w:p>
+      <w:pPr>
+        <w:pStyle w:val="ListBullet"/>
+      </w:pPr>
+      <w:r>
+        <w:t>My independent answer and reason</w:t>
+      </w:r>
+    </w:p>
+    <w:p>
+      <w:pPr>
+        <w:pStyle w:val="Heading3"/>
+      </w:pPr>
+      <w:r>
+        <w:t>Write or draw your reasoning and evidence.</w:t>
+      </w:r>
+    </w:p>
+    <w:p>
+      <w:r>
+        <w:t>________________________________________________________________</w:t>
+      </w:r>
+    </w:p>
+    <w:p>
+      <w:r>
+        <w:t>________________________________________________________________</w:t>
+      </w:r>
+    </w:p>
+    <w:p>
+      <w:r>
+        <w:t>________________________________________________________________</w:t>
+      </w:r>
+    </w:p>
+    <w:p>
+      <w:r>
+        <w:t>________________________________________________________________</w:t>
+      </w:r>
+    </w:p>
+    <w:p>
+      <w:r>
+        <w:t>________________________________________________________________</w:t>
+      </w:r>
+    </w:p>
+    <w:p>
+      <w:pPr>
+        <w:pStyle w:val="Heading3"/>
+      </w:pPr>
+      <w:r>
+        <w:t>Week 5 Test and reflect</w:t>
+      </w:r>
+    </w:p>
+    <w:p>
+      <w:pPr>
+        <w:pStyle w:val="Heading1"/>
+      </w:pPr>
+      <w:r>
+        <w:t>08. Extra practice · Design a revealing test</w:t>
+      </w:r>
+    </w:p>
+    <w:p>
+      <w:r>
+        <w:t>Keep this task’s complete inputs, stated rule and support record together.</w:t>
+      </w:r>
+    </w:p>
+    <w:p>
+      <w:pPr>
+        <w:pStyle w:val="Heading2"/>
+      </w:pPr>
+      <w:r>
+        <w:t>Task and evidence record</w:t>
+      </w:r>
+    </w:p>
+    <w:p>
+      <w:pPr>
+        <w:pStyle w:val="ListBullet"/>
+      </w:pPr>
+      <w:r>
+        <w:t>Create a changed input, boundary case or missing-information case. Write the expected answer or safe response before testing.</w:t>
+      </w:r>
+    </w:p>
+    <w:tbl>
+      <w:tblPr>
+        <w:tblStyle w:val="LightShading-Accent1"/>
+        <w:tblW w:type="auto" w:w="0"/>
+        <w:tblLook w:firstColumn="1" w:firstRow="1" w:lastColumn="0" w:lastRow="0" w:noHBand="0" w:noVBand="1" w:val="04A0"/>
+      </w:tblPr>
+      <w:tblGrid>
+        <w:gridCol w:w="5112"/>
+        <w:gridCol w:w="5112"/>
+      </w:tblGrid>
+      <w:tr>
+        <w:trPr>
+          <w:tblHeader/>
+        </w:trPr>
+        <w:tc>
+          <w:tcPr>
+            <w:tcW w:type="dxa" w:w="5112"/>
+          </w:tcPr>
+          <w:p>
+            <w:r>
+              <w:t>Test record</w:t>
+            </w:r>
+          </w:p>
+        </w:tc>
+        <w:tc>
+          <w:tcPr>
+            <w:tcW w:type="dxa" w:w="5112"/>
+          </w:tcPr>
+          <w:p>
+            <w:r>
+              <w:t>My evidence</w:t>
+            </w:r>
+          </w:p>
+        </w:tc>
+      </w:tr>
+      <w:tr>
+        <w:tc>
+          <w:tcPr>
+            <w:tcW w:type="dxa" w:w="5112"/>
+          </w:tcPr>
+          <w:p>
+            <w:r>
+              <w:t>Changed input or condition</w:t>
+            </w:r>
+          </w:p>
+        </w:tc>
+        <w:tc>
+          <w:tcPr>
+            <w:tcW w:type="dxa" w:w="5112"/>
+          </w:tcPr>
+          <w:p>
+            <w:r/>
+          </w:p>
+        </w:tc>
+      </w:tr>
+      <w:tr>
+        <w:tc>
+          <w:tcPr>
+            <w:tcW w:type="dxa" w:w="5112"/>
+          </w:tcPr>
+          <w:p>
+            <w:r>
+              <w:t>Expected answer or fallback</w:t>
+            </w:r>
+          </w:p>
+        </w:tc>
+        <w:tc>
+          <w:tcPr>
+            <w:tcW w:type="dxa" w:w="5112"/>
+          </w:tcPr>
+          <w:p>
+            <w:r/>
+          </w:p>
+        </w:tc>
+      </w:tr>
+      <w:tr>
+        <w:tc>
+          <w:tcPr>
+            <w:tcW w:type="dxa" w:w="5112"/>
+          </w:tcPr>
+          <w:p>
+            <w:r>
+              <w:t>Observed result</w:t>
+            </w:r>
+          </w:p>
+        </w:tc>
+        <w:tc>
+          <w:tcPr>
+            <w:tcW w:type="dxa" w:w="5112"/>
+          </w:tcPr>
+          <w:p>
+            <w:r/>
+          </w:p>
+        </w:tc>
+      </w:tr>
+      <w:tr>
+        <w:tc>
+          <w:tcPr>
+            <w:tcW w:type="dxa" w:w="5112"/>
+          </w:tcPr>
+          <w:p>
+            <w:r>
+              <w:t>Why the result occurred</w:t>
+            </w:r>
+          </w:p>
+        </w:tc>
+        <w:tc>
+          <w:tcPr>
+            <w:tcW w:type="dxa" w:w="5112"/>
+          </w:tcPr>
+          <w:p>
+            <w:r/>
+          </w:p>
+        </w:tc>
+      </w:tr>
+    </w:tbl>
+    <w:p>
+      <w:pPr>
+        <w:pStyle w:val="Heading1"/>
+      </w:pPr>
+      <w:r>
+        <w:t>11. Extra practice · Earlier transfer</w:t>
+      </w:r>
+    </w:p>
+    <w:p>
+      <w:r>
+        <w:t>Keep this task’s complete inputs, stated rule and support record together.</w:t>
+      </w:r>
+    </w:p>
+    <w:p>
+      <w:pPr>
+        <w:pStyle w:val="Heading2"/>
+      </w:pPr>
+      <w:r>
+        <w:t>Task and evidence record</w:t>
+      </w:r>
+    </w:p>
+    <w:p>
+      <w:pPr>
+        <w:pStyle w:val="ListBullet"/>
+      </w:pPr>
+      <w:r>
+        <w:t>A table contains 8 cm, -2 cm, missing and two copies of the same leaf photo. Propose a separate inspection for each issue.</w:t>
+      </w:r>
+    </w:p>
+    <w:p>
+      <w:pPr>
+        <w:pStyle w:val="Heading3"/>
+      </w:pPr>
+      <w:r>
+        <w:t>My independently reasoned answer</w:t>
+      </w:r>
+    </w:p>
+    <w:p>
+      <w:r>
+        <w:t>________________________________________________________________</w:t>
+      </w:r>
+    </w:p>
+    <w:p>
+      <w:r>
+        <w:t>________________________________________________________________</w:t>
+      </w:r>
+    </w:p>
+    <w:p>
+      <w:r>
+        <w:t>________________________________________________________________</w:t>
+      </w:r>
+    </w:p>
+    <w:p>
+      <w:r>
+        <w:t>________________________________________________________________</w:t>
+      </w:r>
+    </w:p>
+    <w:p>
+      <w:r>
+        <w:t>________________________________________________________________</w:t>
+      </w:r>
+    </w:p>
+    <w:p>
+      <w:r>
+        <w:t>________________________________________________________________</w:t>
+      </w:r>
+    </w:p>
+    <w:p>
+      <w:r>
+        <w:t>________________________________________________________________</w:t>
+      </w:r>
+    </w:p>
+    <w:p>
+      <w:pPr>
+        <w:pStyle w:val="ListBullet"/>
+      </w:pPr>
+      <w:r>
+        <w:t>Record support used: none, hint or teacher explanation.</w:t>
+      </w:r>
+    </w:p>
+    <w:p>
+      <w:pPr>
+        <w:pStyle w:val="Heading1"/>
+      </w:pPr>
+      <w:r>
+        <w:t>15. Reference · Earlier W4 record</w:t>
+      </w:r>
+    </w:p>
+    <w:p>
+      <w:r>
+        <w:t>Keep this task’s complete inputs, stated rule and support record together.</w:t>
+      </w:r>
+    </w:p>
+    <w:p>
+      <w:pPr>
+        <w:pStyle w:val="Heading2"/>
+      </w:pPr>
+      <w:r>
+        <w:t>Task and evidence record</w:t>
+      </w:r>
+    </w:p>
+    <w:p>
+      <w:pPr>
+        <w:pStyle w:val="ListBullet"/>
+      </w:pPr>
+      <w:r>
+        <w:t>Schema for this exercise: one intended row per distinct trip ID; each row is an (ID, duration) pair. Duration is numeric minutes or None for unmeasured. Negative durations are invalid; a recorded zero is allowed. Count extra ID occurrences beyond the first and do not silently alter the raw data.</w:t>
+      </w:r>
+    </w:p>
+    <w:p>
+      <w:pPr>
+        <w:pStyle w:val="ListBullet"/>
+      </w:pPr>
+      <w:r>
+        <w:t>A new fictional indoor trip export has (P,4), (Q,None), (Q,None), (R,-1), (S,6), (T,0), with durations in minutes and the same schema. Count raw rows, distinct IDs, missing durations, negative durations and extra ID occurrences. Identify overlap. Draft a short dataset card stating source, row meaning, unit, findings, unchanged version and one excluded use.</w:t>
+      </w:r>
+    </w:p>
+    <w:p>
+      <w:pPr>
+        <w:pStyle w:val="Heading3"/>
+      </w:pPr>
+      <w:r>
+        <w:t>My reasoning and evidence</w:t>
+      </w:r>
+    </w:p>
+    <w:p>
+      <w:r>
+        <w:t>________________________________________________________________</w:t>
+      </w:r>
+    </w:p>
+    <w:p>
+      <w:r>
+        <w:t>________________________________________________________________</w:t>
+      </w:r>
+    </w:p>
+    <w:p>
+      <w:r>
+        <w:t>________________________________________________________________</w:t>
+      </w:r>
+    </w:p>
+    <w:p>
+      <w:r>
+        <w:t>________________________________________________________________</w:t>
+      </w:r>
+    </w:p>
+    <w:p>
+      <w:r>
+        <w:t>________________________________________________________________</w:t>
+      </w:r>
+    </w:p>
+    <w:p>
+      <w:r>
+        <w:t>________________________________________________________________</w:t>
+      </w:r>
+    </w:p>
+    <w:p>
+      <w:r>
+        <w:t>________________________________________________________________</w:t>
+      </w:r>
+    </w:p>
+    <w:p>
+      <w:r>
+        <w:t>________________________________________________________________</w:t>
+      </w:r>
+    </w:p>
+    <w:p>
+      <w:pPr>
+        <w:pStyle w:val="Heading1"/>
+      </w:pPr>
+      <w:r>
+        <w:t>17. Extension · Units conversions and data provenance — W1 Retain the source</w:t>
+      </w:r>
+    </w:p>
+    <w:p>
+      <w:r>
+        <w:t>Retained extension task with its own values and teacher key.</w:t>
+      </w:r>
+    </w:p>
+    <w:p>
+      <w:pPr>
+        <w:pStyle w:val="Heading2"/>
+      </w:pPr>
+      <w:r>
+        <w:t>Extension question and evidence</w:t>
+      </w:r>
+    </w:p>
+    <w:p>
+      <w:pPr>
+        <w:pStyle w:val="ListBullet"/>
+      </w:pPr>
+      <w:r>
+        <w:t>Name four pieces of information to keep for Log A and its conversion.</w:t>
+      </w:r>
+    </w:p>
+    <w:p>
+      <w:pPr>
+        <w:pStyle w:val="Heading3"/>
+      </w:pPr>
+      <w:r>
+        <w:t>My reasoning and evidence</w:t>
+      </w:r>
+    </w:p>
+    <w:p>
+      <w:r>
+        <w:t>________________________________________________________________</w:t>
+      </w:r>
+    </w:p>
+    <w:p>
+      <w:r>
+        <w:t>________________________________________________________________</w:t>
+      </w:r>
+    </w:p>
+    <w:p>
+      <w:r>
+        <w:t>________________________________________________________________</w:t>
+      </w:r>
+    </w:p>
+    <w:p>
+      <w:r>
+        <w:t>________________________________________________________________</w:t>
+      </w:r>
+    </w:p>
+    <w:p>
+      <w:r>
+        <w:t>________________________________________________________________</w:t>
+      </w:r>
+    </w:p>
+    <w:p>
+      <w:r>
+        <w:t>________________________________________________________________</w:t>
+      </w:r>
+    </w:p>
+    <w:p>
+      <w:pPr>
+        <w:pStyle w:val="Heading1"/>
+      </w:pPr>
+      <w:r>
+        <w:t>18. Extension · Units conversions and data provenance — W2 Convert precisely</w:t>
+      </w:r>
+    </w:p>
+    <w:p>
+      <w:r>
+        <w:t>Retained extension task with its own values and teacher key.</w:t>
+      </w:r>
+    </w:p>
+    <w:p>
+      <w:pPr>
+        <w:pStyle w:val="Heading2"/>
+      </w:pPr>
+      <w:r>
+        <w:t>Extension question and evidence</w:t>
+      </w:r>
+    </w:p>
+    <w:p>
+      <w:pPr>
+        <w:pStyle w:val="ListBullet"/>
+      </w:pPr>
+      <w:r>
+        <w:t>Convert 150 seconds and 30 seconds to minutes without rounding to whole numbers.</w:t>
+      </w:r>
+    </w:p>
+    <w:p>
+      <w:pPr>
+        <w:pStyle w:val="Heading3"/>
+      </w:pPr>
+      <w:r>
+        <w:t>My reasoning and evidence</w:t>
+      </w:r>
+    </w:p>
+    <w:p>
+      <w:r>
+        <w:t>________________________________________________________________</w:t>
+      </w:r>
+    </w:p>
+    <w:p>
+      <w:r>
+        <w:t>________________________________________________________________</w:t>
+      </w:r>
+    </w:p>
+    <w:p>
+      <w:r>
+        <w:t>________________________________________________________________</w:t>
+      </w:r>
+    </w:p>
+    <w:p>
+      <w:r>
+        <w:t>________________________________________________________________</w:t>
+      </w:r>
+    </w:p>
+    <w:p>
+      <w:r>
+        <w:t>________________________________________________________________</w:t>
+      </w:r>
+    </w:p>
+    <w:p>
+      <w:r>
+        <w:t>________________________________________________________________</w:t>
+      </w:r>
+    </w:p>
+    <w:p>
+      <w:pPr>
+        <w:pStyle w:val="Heading1"/>
+      </w:pPr>
+      <w:r>
+        <w:t>19. Extension · Units conversions and data provenance — W3 Repair a comparison</w:t>
+      </w:r>
+    </w:p>
+    <w:p>
+      <w:r>
+        <w:t>Retained extension task with its own values and teacher key.</w:t>
+      </w:r>
+    </w:p>
+    <w:p>
+      <w:pPr>
+        <w:pStyle w:val="Heading2"/>
+      </w:pPr>
+      <w:r>
+        <w:t>Extension question and evidence</w:t>
+      </w:r>
+    </w:p>
+    <w:p>
+      <w:pPr>
+        <w:pStyle w:val="ListBullet"/>
+      </w:pPr>
+      <w:r>
+        <w:t>A report claims 120 seconds exceeds 3 minutes because 120 &gt; 3. Correct it.</w:t>
+      </w:r>
+    </w:p>
+    <w:p>
+      <w:pPr>
+        <w:pStyle w:val="Heading3"/>
+      </w:pPr>
+      <w:r>
+        <w:t>My reasoning and evidence</w:t>
+      </w:r>
+    </w:p>
+    <w:p>
+      <w:r>
+        <w:t>________________________________________________________________</w:t>
+      </w:r>
+    </w:p>
+    <w:p>
+      <w:r>
+        <w:t>________________________________________________________________</w:t>
+      </w:r>
+    </w:p>
+    <w:p>
+      <w:r>
+        <w:t>________________________________________________________________</w:t>
+      </w:r>
+    </w:p>
+    <w:p>
+      <w:r>
+        <w:t>________________________________________________________________</w:t>
+      </w:r>
+    </w:p>
+    <w:p>
+      <w:r>
+        <w:t>________________________________________________________________</w:t>
+      </w:r>
+    </w:p>
+    <w:p>
+      <w:r>
+        <w:t>________________________________________________________________</w:t>
+      </w:r>
+    </w:p>
+    <w:p>
+      <w:pPr>
+        <w:pStyle w:val="Heading1"/>
+      </w:pPr>
+      <w:r>
+        <w:t>20. Extension · Units conversions and data provenance — W4 Normalize independently</w:t>
+      </w:r>
+    </w:p>
+    <w:p>
+      <w:r>
+        <w:t>Retained extension task with its own values and teacher key.</w:t>
+      </w:r>
+    </w:p>
+    <w:p>
+      <w:pPr>
+        <w:pStyle w:val="Heading2"/>
+      </w:pPr>
+      <w:r>
+        <w:t>Extension question and evidence</w:t>
+      </w:r>
+    </w:p>
+    <w:p>
+      <w:pPr>
+        <w:pStyle w:val="ListBullet"/>
+      </w:pPr>
+      <w:r>
+        <w:t>Create records for 240 seconds, 1.5 minutes and 60 seconds. Derive minutes while keeping raw data. State the values and their total.</w:t>
+      </w:r>
+    </w:p>
+    <w:p>
+      <w:pPr>
+        <w:pStyle w:val="Heading3"/>
+      </w:pPr>
+      <w:r>
+        <w:t>My reasoning and evidence</w:t>
+      </w:r>
+    </w:p>
+    <w:p>
+      <w:r>
+        <w:t>________________________________________________________________</w:t>
+      </w:r>
+    </w:p>
+    <w:p>
+      <w:r>
+        <w:t>________________________________________________________________</w:t>
+      </w:r>
+    </w:p>
+    <w:p>
+      <w:r>
+        <w:t>________________________________________________________________</w:t>
+      </w:r>
+    </w:p>
+    <w:p>
+      <w:r>
+        <w:t>________________________________________________________________</w:t>
+      </w:r>
+    </w:p>
+    <w:p>
+      <w:r>
+        <w:t>________________________________________________________________</w:t>
+      </w:r>
+    </w:p>
+    <w:p>
+      <w:r>
+        <w:t>________________________________________________________________</w:t>
+      </w:r>
+    </w:p>
+    <w:p>
+      <w:r>
+        <w:t>________________________________________________________________</w:t>
+      </w:r>
+    </w:p>
+    <w:p>
+      <w:r>
+        <w:t>________________________________________________________________</w:t>
+      </w:r>
+    </w:p>
+    <w:p>
+      <w:pPr>
+        <w:pStyle w:val="Heading1"/>
+      </w:pPr>
+      <w:r>
+        <w:t>21. Extension · Units conversions and data provenance — W5 Handle an unknown unit</w:t>
+      </w:r>
+    </w:p>
+    <w:p>
+      <w:r>
+        <w:t>Retained extension task with its own values and teacher key.</w:t>
+      </w:r>
+    </w:p>
+    <w:p>
+      <w:pPr>
+        <w:pStyle w:val="Heading2"/>
+      </w:pPr>
+      <w:r>
+        <w:t>Extension question and evidence</w:t>
+      </w:r>
+    </w:p>
+    <w:p>
+      <w:pPr>
+        <w:pStyle w:val="ListBullet"/>
+      </w:pPr>
+      <w:r>
+        <w:t>A record contains value 8 and unit ticks with no conversion rule. Should you assume seconds?</w:t>
+      </w:r>
+    </w:p>
+    <w:p>
+      <w:pPr>
+        <w:pStyle w:val="Heading3"/>
+      </w:pPr>
+      <w:r>
+        <w:t>My reasoning and evidence</w:t>
+      </w:r>
+    </w:p>
+    <w:p>
+      <w:r>
+        <w:t>________________________________________________________________</w:t>
+      </w:r>
+    </w:p>
+    <w:p>
+      <w:r>
+        <w:t>________________________________________________________________</w:t>
+      </w:r>
+    </w:p>
+    <w:p>
+      <w:r>
+        <w:t>________________________________________________________________</w:t>
+      </w:r>
+    </w:p>
+    <w:p>
+      <w:r>
+        <w:t>________________________________________________________________</w:t>
+      </w:r>
+    </w:p>
+    <w:p>
+      <w:r>
+        <w:t>________________________________________________________________</w:t>
+      </w:r>
+    </w:p>
+    <w:p>
+      <w:r>
+        <w:t>________________________________________________________________</w:t>
+      </w:r>
+    </w:p>
+    <w:p>
+      <w:pPr>
+        <w:pStyle w:val="Heading1"/>
+      </w:pPr>
+      <w:r>
+        <w:t>23. Extra practice · Pictured case</w:t>
+      </w:r>
+    </w:p>
+    <w:p>
+      <w:r>
+        <w:t>Keep this task’s complete inputs, stated rule and support record together.</w:t>
+      </w:r>
+    </w:p>
+    <w:p>
+      <w:pPr>
+        <w:pStyle w:val="Heading2"/>
+      </w:pPr>
+      <w:r>
+        <w:t>Task and evidence record</w:t>
+      </w:r>
+    </w:p>
+    <w:p>
+      <w:pPr>
+        <w:pStyle w:val="ListBullet"/>
+      </w:pPr>
+      <w:r>
+        <w:t>Spot a duplicate, an impossible value and a valid boundary before fitting.</w:t>
+      </w:r>
+    </w:p>
+    <w:p>
+      <w:pPr>
+        <w:pStyle w:val="ListBullet"/>
+      </w:pPr>
+      <w:r>
         <w:t>Toy heights table: A=3, B=5, B=5, C=-2, D=0 cm. Each plant should have exactly one nonnegative height record.</w:t>
       </w:r>
     </w:p>
     <w:p>
       <w:pPr>
-        <w:spacing w:line="336" w:lineRule="auto" w:after="180"/>
-      </w:pPr>
-      <w:r>
-        <w:rPr>
-          <w:b w:val="0"/>
-        </w:rPr>
-        <w:t xml:space="preserve">All </w:t>
-      </w:r>
-      <w:r>
-        <w:rPr>
-          <w:b/>
-        </w:rPr>
-        <w:t>input</w:t>
-      </w:r>
-      <w:r>
-        <w:rPr>
-          <w:b w:val="0"/>
-        </w:rPr>
-        <w:t>s and outcomes in this worked example are invented classroom data; no real model run is claimed.</w:t>
+        <w:pStyle w:val="ListBullet"/>
+      </w:pPr>
+      <w:r>
+        <w:t>All inputs and outcomes in this worked example are invented classroom data; no real model run is claimed.</w:t>
       </w:r>
     </w:p>
     <w:p>
@@ -2032,25 +1945,10 @@
     </w:p>
     <w:p>
       <w:pPr>
-        <w:spacing w:line="336" w:lineRule="auto" w:after="180"/>
-      </w:pPr>
-      <w:r>
-        <w:rPr>
-          <w:b w:val="0"/>
-        </w:rPr>
-        <w:t xml:space="preserve">Which original information should the inspection log preserve? Point to the relevant step in the picture, then write the changed result and the rule or </w:t>
-      </w:r>
-      <w:r>
-        <w:rPr>
-          <w:b/>
-        </w:rPr>
-        <w:t>evidence</w:t>
-      </w:r>
-      <w:r>
-        <w:rPr>
-          <w:b w:val="0"/>
-        </w:rPr>
-        <w:t xml:space="preserve"> that supports it.</w:t>
+        <w:pStyle w:val="ListBullet"/>
+      </w:pPr>
+      <w:r>
+        <w:t>Which original information should the inspection log preserve? Point to the relevant step in the picture, then write the changed result and the rule or evidence that supports it.</w:t>
       </w:r>
     </w:p>
     <w:p>
@@ -2093,68 +1991,18 @@
     </w:p>
     <w:p>
       <w:pPr>
-        <w:pStyle w:val="Heading3"/>
-      </w:pPr>
-      <w:r>
-        <w:t>Record the help used</w:t>
-      </w:r>
-    </w:p>
-    <w:p>
-      <w:pPr>
-        <w:spacing w:line="336" w:lineRule="auto" w:after="180"/>
-        <w:shd w:fill="F1F6F8"/>
-      </w:pPr>
-      <w:r>
-        <w:rPr>
-          <w:b w:val="0"/>
-        </w:rPr>
-        <w:t xml:space="preserve">Support used: alone / hint / worked example. This record is practice </w:t>
-      </w:r>
-      <w:r>
-        <w:rPr>
-          <w:b/>
-        </w:rPr>
-        <w:t>evidence</w:t>
-      </w:r>
-      <w:r>
-        <w:rPr>
-          <w:b w:val="0"/>
-        </w:rPr>
-        <w:t>.</w:t>
-      </w:r>
-    </w:p>
-    <w:p>
-      <w:pPr>
-        <w:spacing w:line="336" w:lineRule="auto" w:after="180"/>
-      </w:pPr>
-      <w:r>
-        <w:rPr>
-          <w:b w:val="0"/>
-        </w:rPr>
-        <w:t xml:space="preserve">Project connection: For your Responsible Plant Classifier, save the </w:t>
-      </w:r>
-      <w:r>
-        <w:rPr>
-          <w:b/>
-        </w:rPr>
-        <w:t>input</w:t>
-      </w:r>
-      <w:r>
-        <w:rPr>
-          <w:b w:val="0"/>
-        </w:rPr>
-        <w:t>, procedure, observed result and limitation of this check.</w:t>
-      </w:r>
-    </w:p>
-    <w:p>
-      <w:pPr>
-        <w:spacing w:line="336" w:lineRule="auto" w:after="180"/>
-      </w:pPr>
-      <w:r>
-        <w:rPr>
-          <w:b w:val="0"/>
-        </w:rPr>
-        <w:t>Label this worked example as practice; use a different, previously unreviewed case when checking independent understanding.</w:t>
+        <w:pStyle w:val="ListBullet"/>
+      </w:pPr>
+      <w:r>
+        <w:t>Support used: alone / hint / worked example. This record is practice evidence.</w:t>
+      </w:r>
+    </w:p>
+    <w:p>
+      <w:pPr>
+        <w:pStyle w:val="ListBullet"/>
+      </w:pPr>
+      <w:r>
+        <w:t>Project connection: For your Responsible Plant Classifier, save the input, procedure, observed result and limitation of this check. Label this worked example as practice; use a different, previously unreviewed case when checking independent understanding.</w:t>
       </w:r>
     </w:p>
     <w:p>
@@ -2162,80 +2010,44 @@
         <w:pStyle w:val="Heading1"/>
       </w:pPr>
       <w:r>
-        <w:t>24. Project portfolio milestone</w:t>
-      </w:r>
-    </w:p>
-    <w:p>
-      <w:r>
-        <w:t>Keep this week’s input, deciding step, result and limit together in the Responsible Plant Classifier record.</w:t>
-      </w:r>
-    </w:p>
-    <w:p>
-      <w:pPr>
-        <w:spacing w:line="336" w:lineRule="auto" w:after="180"/>
-      </w:pPr>
-      <w:r>
-        <w:rPr>
-          <w:b w:val="0"/>
-        </w:rPr>
+        <w:t>24. Reference · Project portfolio milestone</w:t>
+      </w:r>
+    </w:p>
+    <w:p>
+      <w:r>
+        <w:t>Keep this task’s complete inputs, stated rule and support record together.</w:t>
+      </w:r>
+    </w:p>
+    <w:p>
+      <w:pPr>
+        <w:pStyle w:val="Heading2"/>
+      </w:pPr>
+      <w:r>
+        <w:t>Task and evidence record</w:t>
+      </w:r>
+    </w:p>
+    <w:p>
+      <w:pPr>
+        <w:pStyle w:val="ListBullet"/>
+      </w:pPr>
+      <w:r>
         <w:t>Project: Responsible Plant Classifier</w:t>
       </w:r>
     </w:p>
     <w:p>
       <w:pPr>
-        <w:spacing w:line="336" w:lineRule="auto" w:after="180"/>
-      </w:pPr>
-      <w:r>
-        <w:rPr>
-          <w:b w:val="0"/>
-        </w:rPr>
-        <w:t xml:space="preserve">Current milestone: Frame the need. Name the user, the problem, allowed </w:t>
-      </w:r>
-      <w:r>
-        <w:rPr>
-          <w:b/>
-        </w:rPr>
-        <w:t>input</w:t>
-      </w:r>
-      <w:r>
-        <w:rPr>
-          <w:b w:val="0"/>
-        </w:rPr>
-        <w:t>s and a safe simple starting method.</w:t>
-      </w:r>
-    </w:p>
-    <w:p>
-      <w:pPr>
-        <w:spacing w:line="336" w:lineRule="auto" w:after="180"/>
-      </w:pPr>
-      <w:r>
-        <w:rPr>
-          <w:b w:val="0"/>
-        </w:rPr>
-        <w:t xml:space="preserve">For your Responsible Plant Classifier, save the </w:t>
-      </w:r>
-      <w:r>
-        <w:rPr>
-          <w:b/>
-        </w:rPr>
-        <w:t>input</w:t>
-      </w:r>
-      <w:r>
-        <w:rPr>
-          <w:b w:val="0"/>
-        </w:rPr>
-        <w:t>, procedure, observed result and limitation of this check.</w:t>
-      </w:r>
-    </w:p>
-    <w:p>
-      <w:pPr>
-        <w:spacing w:line="336" w:lineRule="auto" w:after="180"/>
-      </w:pPr>
-      <w:r>
-        <w:rPr>
-          <w:b w:val="0"/>
-        </w:rPr>
-        <w:t>Label this worked example as practice; use a different, previously unreviewed case when checking independent understanding.</w:t>
+        <w:pStyle w:val="ListBullet"/>
+      </w:pPr>
+      <w:r>
+        <w:t>Current milestone: Frame the need. Name the user, the problem, allowed inputs and a safe simple starting method.</w:t>
+      </w:r>
+    </w:p>
+    <w:p>
+      <w:pPr>
+        <w:pStyle w:val="ListBullet"/>
+      </w:pPr>
+      <w:r>
+        <w:t>For your Responsible Plant Classifier, save the input, procedure, observed result and limitation of this check. Label this worked example as practice; use a different, previously unreviewed case when checking independent understanding.</w:t>
       </w:r>
     </w:p>
     <w:tbl>
@@ -2392,12 +2204,587 @@
         <w:pStyle w:val="Heading1"/>
       </w:pPr>
       <w:r>
-        <w:t>25. Supported practice and learning evidence</w:t>
-      </w:r>
-    </w:p>
-    <w:p>
-      <w:r>
-        <w:t>Try the supported questions before comparing with hints and feedback. Record what you repaired and the evidence you retained.</w:t>
+        <w:t>25. Extra practice · Predict, check and repair</w:t>
+      </w:r>
+    </w:p>
+    <w:p>
+      <w:r>
+        <w:t>Keep supported feedback separate from the reserved independent case.</w:t>
+      </w:r>
+    </w:p>
+    <w:p>
+      <w:pPr>
+        <w:pStyle w:val="Heading2"/>
+      </w:pPr>
+      <w:r>
+        <w:t>First supported question and hint</w:t>
+      </w:r>
+    </w:p>
+    <w:p>
+      <w:pPr>
+        <w:pStyle w:val="ListBullet"/>
+      </w:pPr>
+      <w:r>
+        <w:t>Spot a duplicate, an impossible value and a valid boundary before fitting.</w:t>
+      </w:r>
+    </w:p>
+    <w:p>
+      <w:pPr>
+        <w:pStyle w:val="Heading3"/>
+      </w:pPr>
+      <w:r>
+        <w:t>Practice 1: explain the deciding evidence</w:t>
+      </w:r>
+    </w:p>
+    <w:p>
+      <w:pPr>
+        <w:pStyle w:val="ListBullet"/>
+      </w:pPr>
+      <w:r>
+        <w:t>Which labelled step matches this detail? Flag duplicate B and invalid C. Do not count B twice or silently replace C.</w:t>
+      </w:r>
+    </w:p>
+    <w:p>
+      <w:pPr>
+        <w:pStyle w:val="ListBullet"/>
+      </w:pPr>
+      <w:r>
+        <w:t>1. Flag before fitting</w:t>
+      </w:r>
+    </w:p>
+    <w:p>
+      <w:pPr>
+        <w:pStyle w:val="ListBullet"/>
+      </w:pPr>
+      <w:r>
+        <w:t>2. Count rows</w:t>
+      </w:r>
+    </w:p>
+    <w:p>
+      <w:pPr>
+        <w:pStyle w:val="ListBullet"/>
+      </w:pPr>
+      <w:r>
+        <w:t>3. Check schema</w:t>
+      </w:r>
+    </w:p>
+    <w:p>
+      <w:pPr>
+        <w:pStyle w:val="Heading3"/>
+      </w:pPr>
+      <w:r>
+        <w:t>My selected conclusion, deciding fact and explanation</w:t>
+      </w:r>
+    </w:p>
+    <w:p>
+      <w:r>
+        <w:t>________________________________________________________________</w:t>
+      </w:r>
+    </w:p>
+    <w:p>
+      <w:r>
+        <w:t>________________________________________________________________</w:t>
+      </w:r>
+    </w:p>
+    <w:p>
+      <w:r>
+        <w:t>________________________________________________________________</w:t>
+      </w:r>
+    </w:p>
+    <w:p>
+      <w:r>
+        <w:t>________________________________________________________________</w:t>
+      </w:r>
+    </w:p>
+    <w:p>
+      <w:r>
+        <w:t>________________________________________________________________</w:t>
+      </w:r>
+    </w:p>
+    <w:p>
+      <w:pPr>
+        <w:pStyle w:val="ListBullet"/>
+      </w:pPr>
+      <w:r>
+        <w:t>Hint if needed: Read the steps in the pictorial case. Match the supplied detail to the stage that performs or records it.</w:t>
+      </w:r>
+    </w:p>
+    <w:p>
+      <w:pPr>
+        <w:pStyle w:val="Heading2"/>
+      </w:pPr>
+      <w:r>
+        <w:t>Check the first explanation · reference / check after trying</w:t>
+      </w:r>
+    </w:p>
+    <w:p>
+      <w:pPr>
+        <w:spacing w:line="336" w:lineRule="auto" w:after="180"/>
+      </w:pPr>
+      <w:r>
+        <w:rPr>
+          <w:b w:val="0"/>
+        </w:rPr>
+        <w:t xml:space="preserve">After your attempt, compare with the supported explanation: Flag before </w:t>
+      </w:r>
+      <w:r>
+        <w:rPr>
+          <w:b/>
+        </w:rPr>
+        <w:t>fitting</w:t>
+      </w:r>
+      <w:r>
+        <w:rPr>
+          <w:b w:val="0"/>
+        </w:rPr>
+        <w:t xml:space="preserve"> Flag </w:t>
+      </w:r>
+      <w:r>
+        <w:rPr>
+          <w:b/>
+        </w:rPr>
+        <w:t>duplicate</w:t>
+      </w:r>
+      <w:r>
+        <w:rPr>
+          <w:b w:val="0"/>
+        </w:rPr>
+        <w:t xml:space="preserve"> B and invalid C. Do not count B twice or silently replace C. Read the picture in order. Flag </w:t>
+      </w:r>
+      <w:r>
+        <w:rPr>
+          <w:b/>
+        </w:rPr>
+        <w:t>duplicate</w:t>
+      </w:r>
+      <w:r>
+        <w:rPr>
+          <w:b w:val="0"/>
+        </w:rPr>
+        <w:t xml:space="preserve"> B and invalid C.</w:t>
+      </w:r>
+    </w:p>
+    <w:p>
+      <w:pPr>
+        <w:spacing w:line="336" w:lineRule="auto" w:after="180"/>
+      </w:pPr>
+      <w:r>
+        <w:rPr>
+          <w:b w:val="0"/>
+        </w:rPr>
+        <w:t xml:space="preserve">Do not count B twice or silently replace C. The arrows show which recorded </w:t>
+      </w:r>
+      <w:r>
+        <w:rPr>
+          <w:b/>
+        </w:rPr>
+        <w:t>input</w:t>
+      </w:r>
+      <w:r>
+        <w:rPr>
+          <w:b w:val="0"/>
+        </w:rPr>
+        <w:t xml:space="preserve"> or intermediate result each decision uses.</w:t>
+      </w:r>
+    </w:p>
+    <w:p>
+      <w:pPr>
+        <w:spacing w:line="336" w:lineRule="auto" w:after="180"/>
+      </w:pPr>
+      <w:r>
+        <w:rPr>
+          <w:b w:val="0"/>
+        </w:rPr>
+        <w:t>Explain the deciding step aloud before checking the changed case; pointing to the final answer alone does not show how it follows.</w:t>
+      </w:r>
+    </w:p>
+    <w:p>
+      <w:pPr>
+        <w:pStyle w:val="Heading2"/>
+      </w:pPr>
+      <w:r>
+        <w:t>Changed-case question and hint</w:t>
+      </w:r>
+    </w:p>
+    <w:p>
+      <w:pPr>
+        <w:pStyle w:val="Heading3"/>
+      </w:pPr>
+      <w:r>
+        <w:t>Practice 2: explain the deciding evidence</w:t>
+      </w:r>
+    </w:p>
+    <w:p>
+      <w:pPr>
+        <w:pStyle w:val="ListBullet"/>
+      </w:pPr>
+      <w:r>
+        <w:t>Changed-case practice: The teacher confirms B’s second row is an accidental duplicate. Which conclusion is supported by the supplied facts?</w:t>
+      </w:r>
+    </w:p>
+    <w:p>
+      <w:pPr>
+        <w:pStyle w:val="ListBullet"/>
+      </w:pPr>
+      <w:r>
+        <w:t>1. We can decide the result without examining the changed input or the procedure.</w:t>
+      </w:r>
+    </w:p>
+    <w:p>
+      <w:pPr>
+        <w:pStyle w:val="ListBullet"/>
+      </w:pPr>
+      <w:r>
+        <w:t>2. This one example guarantees correct results for every future input.</w:t>
+      </w:r>
+    </w:p>
+    <w:p>
+      <w:pPr>
+        <w:pStyle w:val="ListBullet"/>
+      </w:pPr>
+      <w:r>
+        <w:t>3. Remove that duplicate with a recorded reason; C still needs correction or explicit exclusion.</w:t>
+      </w:r>
+    </w:p>
+    <w:p>
+      <w:pPr>
+        <w:pStyle w:val="Heading3"/>
+      </w:pPr>
+      <w:r>
+        <w:t>My selected conclusion, deciding fact and explanation</w:t>
+      </w:r>
+    </w:p>
+    <w:p>
+      <w:r>
+        <w:t>________________________________________________________________</w:t>
+      </w:r>
+    </w:p>
+    <w:p>
+      <w:r>
+        <w:t>________________________________________________________________</w:t>
+      </w:r>
+    </w:p>
+    <w:p>
+      <w:r>
+        <w:t>________________________________________________________________</w:t>
+      </w:r>
+    </w:p>
+    <w:p>
+      <w:r>
+        <w:t>________________________________________________________________</w:t>
+      </w:r>
+    </w:p>
+    <w:p>
+      <w:r>
+        <w:t>________________________________________________________________</w:t>
+      </w:r>
+    </w:p>
+    <w:p>
+      <w:pPr>
+        <w:pStyle w:val="ListBullet"/>
+      </w:pPr>
+      <w:r>
+        <w:t>Hint if needed: Use the changed condition and the deciding step in the pictorial trace. The answer must say what follows from those facts.</w:t>
+      </w:r>
+    </w:p>
+    <w:p>
+      <w:pPr>
+        <w:pStyle w:val="Heading2"/>
+      </w:pPr>
+      <w:r>
+        <w:t>Check the changed explanation · reference / check after trying</w:t>
+      </w:r>
+    </w:p>
+    <w:p>
+      <w:pPr>
+        <w:spacing w:line="336" w:lineRule="auto" w:after="180"/>
+      </w:pPr>
+      <w:r>
+        <w:rPr>
+          <w:b w:val="0"/>
+        </w:rPr>
+        <w:t xml:space="preserve">After your attempt, compare with the supported explanation: Remove that </w:t>
+      </w:r>
+      <w:r>
+        <w:rPr>
+          <w:b/>
+        </w:rPr>
+        <w:t>duplicate</w:t>
+      </w:r>
+      <w:r>
+        <w:rPr>
+          <w:b w:val="0"/>
+        </w:rPr>
+        <w:t xml:space="preserve"> with a recorded reason; C still needs correction or explicit exclusion. Resolving one defect does not resolve a separate impossible measurement.</w:t>
+      </w:r>
+    </w:p>
+    <w:p>
+      <w:pPr>
+        <w:pStyle w:val="Heading2"/>
+      </w:pPr>
+      <w:r>
+        <w:t>Repair and keep the record</w:t>
+      </w:r>
+    </w:p>
+    <w:p>
+      <w:pPr>
+        <w:spacing w:line="336" w:lineRule="auto" w:after="180"/>
+      </w:pPr>
+      <w:r>
+        <w:rPr>
+          <w:b w:val="0"/>
+        </w:rPr>
+        <w:t xml:space="preserve">Review Python and Table Readiness (ai-4/4). Goal: Specify a table </w:t>
+      </w:r>
+      <w:r>
+        <w:rPr>
+          <w:b/>
+        </w:rPr>
+        <w:t>schema</w:t>
+      </w:r>
+      <w:r>
+        <w:rPr>
+          <w:b w:val="0"/>
+        </w:rPr>
+        <w:t xml:space="preserve">. Short practice: Why should the </w:t>
+      </w:r>
+      <w:r>
+        <w:rPr>
+          <w:b/>
+        </w:rPr>
+        <w:t>missing value</w:t>
+      </w:r>
+      <w:r>
+        <w:rPr>
+          <w:b w:val="0"/>
+        </w:rPr>
+        <w:t xml:space="preserve"> not silently become zero?</w:t>
+      </w:r>
+    </w:p>
+    <w:p>
+      <w:pPr>
+        <w:spacing w:line="336" w:lineRule="auto" w:after="180"/>
+      </w:pPr>
+      <w:r>
+        <w:rPr>
+          <w:b w:val="0"/>
+        </w:rPr>
+        <w:t xml:space="preserve">Point to the relevant step in the picture, then write the changed result and the rule or </w:t>
+      </w:r>
+      <w:r>
+        <w:rPr>
+          <w:b/>
+        </w:rPr>
+        <w:t>evidence</w:t>
+      </w:r>
+      <w:r>
+        <w:rPr>
+          <w:b w:val="0"/>
+        </w:rPr>
+        <w:t xml:space="preserve"> that supports it.. Return to this week and explain what you changed.</w:t>
+      </w:r>
+    </w:p>
+    <w:p>
+      <w:pPr>
+        <w:spacing w:line="336" w:lineRule="auto" w:after="180"/>
+      </w:pPr>
+      <w:r>
+        <w:rPr>
+          <w:b w:val="0"/>
+        </w:rPr>
+        <w:t xml:space="preserve">Review Features, Labels, Targets (ai-4/2). Goal: Separate </w:t>
+      </w:r>
+      <w:r>
+        <w:rPr>
+          <w:b/>
+        </w:rPr>
+        <w:t>prediction</w:t>
+      </w:r>
+      <w:r>
+        <w:rPr>
+          <w:b w:val="0"/>
+        </w:rPr>
+        <w:t xml:space="preserve"> </w:t>
+      </w:r>
+      <w:r>
+        <w:rPr>
+          <w:b/>
+        </w:rPr>
+        <w:t>input</w:t>
+      </w:r>
+      <w:r>
+        <w:rPr>
+          <w:b w:val="0"/>
+        </w:rPr>
+        <w:t xml:space="preserve">s from observed targets. Short practice: Why can a historical table contain a field that is an invalid </w:t>
+      </w:r>
+      <w:r>
+        <w:rPr>
+          <w:b/>
+        </w:rPr>
+        <w:t>input</w:t>
+      </w:r>
+      <w:r>
+        <w:rPr>
+          <w:b w:val="0"/>
+        </w:rPr>
+        <w:t>?</w:t>
+      </w:r>
+    </w:p>
+    <w:p>
+      <w:pPr>
+        <w:spacing w:line="336" w:lineRule="auto" w:after="180"/>
+      </w:pPr>
+      <w:r>
+        <w:rPr>
+          <w:b w:val="0"/>
+        </w:rPr>
+        <w:t xml:space="preserve">Point to the relevant step in the picture, then write the changed result and the rule or </w:t>
+      </w:r>
+      <w:r>
+        <w:rPr>
+          <w:b/>
+        </w:rPr>
+        <w:t>evidence</w:t>
+      </w:r>
+      <w:r>
+        <w:rPr>
+          <w:b w:val="0"/>
+        </w:rPr>
+        <w:t xml:space="preserve"> that supports it.. Return to this week and explain what you changed.</w:t>
+      </w:r>
+    </w:p>
+    <w:p>
+      <w:pPr>
+        <w:spacing w:line="336" w:lineRule="auto" w:after="180"/>
+      </w:pPr>
+      <w:r>
+        <w:rPr>
+          <w:b w:val="0"/>
+        </w:rPr>
+        <w:t xml:space="preserve">The browser lab lets you edit the supported Python examples already included in this lesson. Predict first, run, inspect the actual </w:t>
+      </w:r>
+      <w:r>
+        <w:rPr>
+          <w:b/>
+        </w:rPr>
+        <w:t>output</w:t>
+      </w:r>
+      <w:r>
+        <w:rPr>
+          <w:b w:val="0"/>
+        </w:rPr>
+        <w:t xml:space="preserve"> or error, change one </w:t>
+      </w:r>
+      <w:r>
+        <w:rPr>
+          <w:b/>
+        </w:rPr>
+        <w:t>input</w:t>
+      </w:r>
+      <w:r>
+        <w:rPr>
+          <w:b w:val="0"/>
+        </w:rPr>
+        <w:t>, then run again.</w:t>
+      </w:r>
+    </w:p>
+    <w:p>
+      <w:pPr>
+        <w:spacing w:line="336" w:lineRule="auto" w:after="180"/>
+      </w:pPr>
+      <w:r>
+        <w:rPr>
+          <w:b w:val="0"/>
+        </w:rPr>
+        <w:t xml:space="preserve">Keep code, </w:t>
+      </w:r>
+      <w:r>
+        <w:rPr>
+          <w:b/>
+        </w:rPr>
+        <w:t>prediction</w:t>
+      </w:r>
+      <w:r>
+        <w:rPr>
+          <w:b w:val="0"/>
+        </w:rPr>
+        <w:t>s, actual results and a reasoned revision together. On paper, label your result as a trace rather than an execution.</w:t>
+      </w:r>
+    </w:p>
+    <w:p>
+      <w:pPr>
+        <w:spacing w:line="336" w:lineRule="auto" w:after="180"/>
+      </w:pPr>
+      <w:r>
+        <w:rPr>
+          <w:b w:val="0"/>
+        </w:rPr>
+        <w:t xml:space="preserve">Use Download completed work in the hosted lesson to export your answers, reflections, practice feedback and code-run </w:t>
+      </w:r>
+      <w:r>
+        <w:rPr>
+          <w:b/>
+        </w:rPr>
+        <w:t>evidence</w:t>
+      </w:r>
+      <w:r>
+        <w:rPr>
+          <w:b w:val="0"/>
+        </w:rPr>
+        <w:t>. Open the HTML copy to read or print it.</w:t>
+      </w:r>
+    </w:p>
+    <w:p>
+      <w:pPr>
+        <w:spacing w:line="336" w:lineRule="auto" w:after="180"/>
+      </w:pPr>
+      <w:r>
+        <w:rPr>
+          <w:b w:val="0"/>
+        </w:rPr>
+        <w:t>Drafts stay in this browser when storage is available; clear drafts on a shared device.</w:t>
+      </w:r>
+    </w:p>
+    <w:p>
+      <w:pPr>
+        <w:pStyle w:val="Heading3"/>
+      </w:pPr>
+      <w:r>
+        <w:t>What I repaired, the evidence I kept and the next test</w:t>
+      </w:r>
+    </w:p>
+    <w:p>
+      <w:r>
+        <w:t>________________________________________________________________</w:t>
+      </w:r>
+    </w:p>
+    <w:p>
+      <w:r>
+        <w:t>________________________________________________________________</w:t>
+      </w:r>
+    </w:p>
+    <w:p>
+      <w:r>
+        <w:t>________________________________________________________________</w:t>
+      </w:r>
+    </w:p>
+    <w:p>
+      <w:r>
+        <w:t>________________________________________________________________</w:t>
+      </w:r>
+    </w:p>
+    <w:p>
+      <w:r>
+        <w:t>________________________________________________________________</w:t>
+      </w:r>
+    </w:p>
+    <w:p>
+      <w:pPr>
+        <w:pStyle w:val="Heading2"/>
+      </w:pPr>
+      <w:r>
+        <w:t>Earlier wording, alternatives and picture transcripts · reference / check after trying</w:t>
       </w:r>
     </w:p>
     <w:p>
@@ -2413,116 +2800,10 @@
     </w:p>
     <w:p>
       <w:pPr>
-        <w:spacing w:line="336" w:lineRule="auto" w:after="180"/>
-      </w:pPr>
-      <w:r>
-        <w:rPr>
-          <w:b w:val="0"/>
-        </w:rPr>
-        <w:t xml:space="preserve">Spot a </w:t>
-      </w:r>
-      <w:r>
-        <w:rPr>
-          <w:b/>
-        </w:rPr>
-        <w:t>duplicate</w:t>
-      </w:r>
-      <w:r>
-        <w:rPr>
-          <w:b w:val="0"/>
-        </w:rPr>
-        <w:t xml:space="preserve">, an impossible value and a valid boundary before </w:t>
-      </w:r>
-      <w:r>
-        <w:rPr>
-          <w:b/>
-        </w:rPr>
-        <w:t>fitting</w:t>
-      </w:r>
-      <w:r>
-        <w:rPr>
-          <w:b w:val="0"/>
-        </w:rPr>
-        <w:t>.</w:t>
-      </w:r>
-    </w:p>
-    <w:p>
-      <w:pPr>
         <w:pStyle w:val="Heading3"/>
       </w:pPr>
       <w:r>
-        <w:t>Practice 1: explain the deciding evidence</w:t>
-      </w:r>
-    </w:p>
-    <w:p>
-      <w:pPr>
-        <w:spacing w:line="336" w:lineRule="auto" w:after="180"/>
-      </w:pPr>
-      <w:r>
-        <w:rPr>
-          <w:b w:val="0"/>
-        </w:rPr>
-        <w:t xml:space="preserve">Which labelled step matches this detail? Flag </w:t>
-      </w:r>
-      <w:r>
-        <w:rPr>
-          <w:b/>
-        </w:rPr>
-        <w:t>duplicate</w:t>
-      </w:r>
-      <w:r>
-        <w:rPr>
-          <w:b w:val="0"/>
-        </w:rPr>
-        <w:t xml:space="preserve"> B and invalid C. Do not count B twice or silently replace C.</w:t>
-      </w:r>
-    </w:p>
-    <w:p>
-      <w:pPr>
-        <w:spacing w:line="336" w:lineRule="auto" w:after="180"/>
-        <w:shd w:fill="F4F9FC"/>
-      </w:pPr>
-      <w:r>
-        <w:rPr>
-          <w:b w:val="0"/>
-        </w:rPr>
-        <w:t xml:space="preserve">1. Flag before </w:t>
-      </w:r>
-      <w:r>
-        <w:rPr>
-          <w:b/>
-        </w:rPr>
-        <w:t>fitting</w:t>
-      </w:r>
-    </w:p>
-    <w:p>
-      <w:pPr>
-        <w:spacing w:line="336" w:lineRule="auto" w:after="180"/>
-        <w:shd w:fill="F4F9FC"/>
-      </w:pPr>
-      <w:r>
-        <w:rPr>
-          <w:b w:val="0"/>
-        </w:rPr>
-        <w:t>2. Count rows</w:t>
-      </w:r>
-    </w:p>
-    <w:p>
-      <w:pPr>
-        <w:spacing w:line="336" w:lineRule="auto" w:after="180"/>
-        <w:shd w:fill="F4F9FC"/>
-      </w:pPr>
-      <w:r>
-        <w:rPr>
-          <w:b w:val="0"/>
-        </w:rPr>
-        <w:t xml:space="preserve">3. Check </w:t>
-      </w:r>
-      <w:r>
-        <w:rPr>
-          <w:b/>
-        </w:rPr>
-        <w:t>schema</w:t>
+        <w:t>Repair a missing building block</w:t>
       </w:r>
     </w:p>
     <w:p>
@@ -2530,32 +2811,7 @@
         <w:pStyle w:val="Heading3"/>
       </w:pPr>
       <w:r>
-        <w:t>My selected conclusion, deciding fact and explanation</w:t>
-      </w:r>
-    </w:p>
-    <w:p>
-      <w:r>
-        <w:t>________________________________________________________________</w:t>
-      </w:r>
-    </w:p>
-    <w:p>
-      <w:r>
-        <w:t>________________________________________________________________</w:t>
-      </w:r>
-    </w:p>
-    <w:p>
-      <w:r>
-        <w:t>________________________________________________________________</w:t>
-      </w:r>
-    </w:p>
-    <w:p>
-      <w:r>
-        <w:t>________________________________________________________________</w:t>
-      </w:r>
-    </w:p>
-    <w:p>
-      <w:r>
-        <w:t>________________________________________________________________</w:t>
+        <w:t>Predict, run and debug</w:t>
       </w:r>
     </w:p>
     <w:p>
@@ -2563,603 +2819,25 @@
         <w:pStyle w:val="Heading3"/>
       </w:pPr>
       <w:r>
-        <w:t>Hint · try first</w:t>
-      </w:r>
-    </w:p>
-    <w:p>
-      <w:pPr>
-        <w:spacing w:line="336" w:lineRule="auto" w:after="180"/>
-        <w:shd w:fill="F1F6F8"/>
-      </w:pPr>
-      <w:r>
-        <w:rPr>
-          <w:b w:val="0"/>
-        </w:rPr>
-        <w:t>Hint if needed: Read the steps in the pictorial case. Match the supplied detail to the stage that performs or records it.</w:t>
-      </w:r>
-    </w:p>
-    <w:p>
-      <w:pPr>
-        <w:pStyle w:val="Heading3"/>
-      </w:pPr>
-      <w:r>
-        <w:t>Feedback · compare after trying</w:t>
-      </w:r>
-    </w:p>
-    <w:p>
-      <w:pPr>
-        <w:spacing w:line="336" w:lineRule="auto" w:after="180"/>
-        <w:shd w:fill="F1F6FC"/>
-      </w:pPr>
-      <w:r>
-        <w:rPr>
-          <w:b w:val="0"/>
-        </w:rPr>
-        <w:t xml:space="preserve">After your attempt, compare with the supported explanation: Flag before </w:t>
-      </w:r>
-      <w:r>
-        <w:rPr>
-          <w:b/>
-        </w:rPr>
-        <w:t>fitting</w:t>
-      </w:r>
-      <w:r>
-        <w:rPr>
-          <w:b w:val="0"/>
-        </w:rPr>
-        <w:t xml:space="preserve"> Flag </w:t>
-      </w:r>
-      <w:r>
-        <w:rPr>
-          <w:b/>
-        </w:rPr>
-        <w:t>duplicate</w:t>
-      </w:r>
-      <w:r>
-        <w:rPr>
-          <w:b w:val="0"/>
-        </w:rPr>
-        <w:t xml:space="preserve"> B and invalid C. Do not count B twice or silently replace C. Read the picture in order. Flag </w:t>
-      </w:r>
-      <w:r>
-        <w:rPr>
-          <w:b/>
-        </w:rPr>
-        <w:t>duplicate</w:t>
-      </w:r>
-      <w:r>
-        <w:rPr>
-          <w:b w:val="0"/>
-        </w:rPr>
-        <w:t xml:space="preserve"> B and invalid C.</w:t>
-      </w:r>
-    </w:p>
-    <w:p>
-      <w:pPr>
-        <w:spacing w:line="336" w:lineRule="auto" w:after="180"/>
-        <w:shd w:fill="F1F6FC"/>
-      </w:pPr>
-      <w:r>
-        <w:rPr>
-          <w:b w:val="0"/>
-        </w:rPr>
-        <w:t xml:space="preserve">Do not count B twice or silently replace C. The arrows show which recorded </w:t>
-      </w:r>
-      <w:r>
-        <w:rPr>
-          <w:b/>
-        </w:rPr>
-        <w:t>input</w:t>
-      </w:r>
-      <w:r>
-        <w:rPr>
-          <w:b w:val="0"/>
-        </w:rPr>
-        <w:t xml:space="preserve"> or intermediate result each decision uses.</w:t>
-      </w:r>
-    </w:p>
-    <w:p>
-      <w:pPr>
-        <w:spacing w:line="336" w:lineRule="auto" w:after="180"/>
-        <w:shd w:fill="F1F6FC"/>
-      </w:pPr>
-      <w:r>
-        <w:rPr>
-          <w:b w:val="0"/>
-        </w:rPr>
-        <w:t>Explain the deciding step aloud before checking the changed case; pointing to the final answer alone does not show how it follows.</w:t>
-      </w:r>
-    </w:p>
-    <w:p>
-      <w:pPr>
-        <w:pStyle w:val="Heading3"/>
-      </w:pPr>
-      <w:r>
-        <w:t>Practice 2: explain the deciding evidence</w:t>
-      </w:r>
-    </w:p>
-    <w:p>
-      <w:pPr>
-        <w:pStyle w:val="Heading3"/>
-      </w:pPr>
-      <w:r>
-        <w:t>Changed case · predict first</w:t>
-      </w:r>
-    </w:p>
-    <w:p>
-      <w:pPr>
-        <w:spacing w:line="336" w:lineRule="auto" w:after="180"/>
-        <w:shd w:fill="F5F1FB"/>
-      </w:pPr>
-      <w:r>
-        <w:rPr>
-          <w:b w:val="0"/>
-        </w:rPr>
-        <w:t xml:space="preserve">Changed-case practice: The teacher confirms B’s second row is an accidental </w:t>
-      </w:r>
-      <w:r>
-        <w:rPr>
-          <w:b/>
-        </w:rPr>
-        <w:t>duplicate</w:t>
-      </w:r>
-      <w:r>
-        <w:rPr>
-          <w:b w:val="0"/>
-        </w:rPr>
-        <w:t>. Which conclusion is supported by the supplied facts?</w:t>
-      </w:r>
-    </w:p>
-    <w:p>
-      <w:pPr>
-        <w:spacing w:line="336" w:lineRule="auto" w:after="180"/>
-        <w:shd w:fill="F4F9FC"/>
-      </w:pPr>
-      <w:r>
-        <w:rPr>
-          <w:b w:val="0"/>
-        </w:rPr>
-        <w:t xml:space="preserve">1. We can decide the result without examining the changed </w:t>
-      </w:r>
-      <w:r>
-        <w:rPr>
-          <w:b/>
-        </w:rPr>
-        <w:t>input</w:t>
-      </w:r>
-      <w:r>
-        <w:rPr>
-          <w:b w:val="0"/>
-        </w:rPr>
-        <w:t xml:space="preserve"> or the procedure.</w:t>
-      </w:r>
-    </w:p>
-    <w:p>
-      <w:pPr>
-        <w:spacing w:line="336" w:lineRule="auto" w:after="180"/>
-        <w:shd w:fill="F4F9FC"/>
-      </w:pPr>
-      <w:r>
-        <w:rPr>
-          <w:b w:val="0"/>
-        </w:rPr>
-        <w:t xml:space="preserve">2. This one example guarantees correct results for every future </w:t>
-      </w:r>
-      <w:r>
-        <w:rPr>
-          <w:b/>
-        </w:rPr>
-        <w:t>input</w:t>
-      </w:r>
-      <w:r>
-        <w:rPr>
-          <w:b w:val="0"/>
-        </w:rPr>
-        <w:t>.</w:t>
-      </w:r>
-    </w:p>
-    <w:p>
-      <w:pPr>
-        <w:spacing w:line="336" w:lineRule="auto" w:after="180"/>
-        <w:shd w:fill="F4F9FC"/>
-      </w:pPr>
-      <w:r>
-        <w:rPr>
-          <w:b w:val="0"/>
-        </w:rPr>
-        <w:t xml:space="preserve">3. Remove that </w:t>
-      </w:r>
-      <w:r>
-        <w:rPr>
-          <w:b/>
-        </w:rPr>
-        <w:t>duplicate</w:t>
-      </w:r>
-      <w:r>
-        <w:rPr>
-          <w:b w:val="0"/>
-        </w:rPr>
-        <w:t xml:space="preserve"> with a recorded reason; C still needs correction or explicit exclusion.</w:t>
-      </w:r>
-    </w:p>
-    <w:p>
-      <w:pPr>
-        <w:pStyle w:val="Heading3"/>
-      </w:pPr>
-      <w:r>
-        <w:t>My selected conclusion, deciding fact and explanation</w:t>
-      </w:r>
-    </w:p>
-    <w:p>
-      <w:r>
-        <w:t>________________________________________________________________</w:t>
-      </w:r>
-    </w:p>
-    <w:p>
-      <w:r>
-        <w:t>________________________________________________________________</w:t>
-      </w:r>
-    </w:p>
-    <w:p>
-      <w:r>
-        <w:t>________________________________________________________________</w:t>
-      </w:r>
-    </w:p>
-    <w:p>
-      <w:r>
-        <w:t>________________________________________________________________</w:t>
-      </w:r>
-    </w:p>
-    <w:p>
-      <w:r>
-        <w:t>________________________________________________________________</w:t>
-      </w:r>
-    </w:p>
-    <w:p>
-      <w:pPr>
-        <w:pStyle w:val="Heading3"/>
-      </w:pPr>
-      <w:r>
-        <w:t>Hint · try first</w:t>
-      </w:r>
-    </w:p>
-    <w:p>
-      <w:pPr>
-        <w:spacing w:line="336" w:lineRule="auto" w:after="180"/>
-        <w:shd w:fill="F1F6F8"/>
-      </w:pPr>
-      <w:r>
-        <w:rPr>
-          <w:b w:val="0"/>
-        </w:rPr>
-        <w:t>Hint if needed: Use the changed condition and the deciding step in the pictorial trace. The answer must say what follows from those facts.</w:t>
-      </w:r>
-    </w:p>
-    <w:p>
-      <w:pPr>
-        <w:pStyle w:val="Heading3"/>
-      </w:pPr>
-      <w:r>
-        <w:t>Feedback · compare after trying</w:t>
-      </w:r>
-    </w:p>
-    <w:p>
-      <w:pPr>
-        <w:spacing w:line="336" w:lineRule="auto" w:after="180"/>
-        <w:shd w:fill="F1F6FC"/>
-      </w:pPr>
-      <w:r>
-        <w:rPr>
-          <w:b w:val="0"/>
-        </w:rPr>
-        <w:t xml:space="preserve">After your attempt, compare with the supported explanation: Remove that </w:t>
-      </w:r>
-      <w:r>
-        <w:rPr>
-          <w:b/>
-        </w:rPr>
-        <w:t>duplicate</w:t>
-      </w:r>
-      <w:r>
-        <w:rPr>
-          <w:b w:val="0"/>
-        </w:rPr>
-        <w:t xml:space="preserve"> with a recorded reason; C still needs correction or explicit exclusion. Resolving one defect does not resolve a separate impossible measurement.</w:t>
-      </w:r>
-    </w:p>
-    <w:p>
-      <w:pPr>
-        <w:pStyle w:val="Heading3"/>
-      </w:pPr>
-      <w:r>
-        <w:t>Repair a missing building block</w:t>
-      </w:r>
-    </w:p>
-    <w:p>
-      <w:pPr>
-        <w:spacing w:line="336" w:lineRule="auto" w:after="180"/>
-      </w:pPr>
-      <w:r>
-        <w:rPr>
-          <w:b w:val="0"/>
-        </w:rPr>
-        <w:t xml:space="preserve">Review Python and Table Readiness (ai-4/4). Goal: Specify a table </w:t>
-      </w:r>
-      <w:r>
-        <w:rPr>
-          <w:b/>
-        </w:rPr>
-        <w:t>schema</w:t>
-      </w:r>
-      <w:r>
-        <w:rPr>
-          <w:b w:val="0"/>
-        </w:rPr>
-        <w:t xml:space="preserve">. Short practice: Why should the </w:t>
-      </w:r>
-      <w:r>
-        <w:rPr>
-          <w:b/>
-        </w:rPr>
-        <w:t>missing value</w:t>
-      </w:r>
-      <w:r>
-        <w:rPr>
-          <w:b w:val="0"/>
-        </w:rPr>
-        <w:t xml:space="preserve"> not silently become zero?</w:t>
-      </w:r>
-    </w:p>
-    <w:p>
-      <w:pPr>
-        <w:spacing w:line="336" w:lineRule="auto" w:after="180"/>
-      </w:pPr>
-      <w:r>
-        <w:rPr>
-          <w:b w:val="0"/>
-        </w:rPr>
-        <w:t xml:space="preserve">Point to the relevant step in the picture, then write the changed result and the rule or </w:t>
-      </w:r>
-      <w:r>
-        <w:rPr>
-          <w:b/>
-        </w:rPr>
-        <w:t>evidence</w:t>
-      </w:r>
-      <w:r>
-        <w:rPr>
-          <w:b w:val="0"/>
-        </w:rPr>
-        <w:t xml:space="preserve"> that supports it.. Return to this week and explain what you changed.</w:t>
-      </w:r>
-    </w:p>
-    <w:p>
-      <w:pPr>
-        <w:spacing w:line="336" w:lineRule="auto" w:after="180"/>
-      </w:pPr>
-      <w:r>
-        <w:rPr>
-          <w:b w:val="0"/>
-        </w:rPr>
-        <w:t xml:space="preserve">Review Features, Labels, Targets (ai-4/2). Goal: Separate </w:t>
-      </w:r>
-      <w:r>
-        <w:rPr>
-          <w:b/>
-        </w:rPr>
-        <w:t>prediction</w:t>
-      </w:r>
-      <w:r>
-        <w:rPr>
-          <w:b w:val="0"/>
-        </w:rPr>
-        <w:t xml:space="preserve"> </w:t>
-      </w:r>
-      <w:r>
-        <w:rPr>
-          <w:b/>
-        </w:rPr>
-        <w:t>input</w:t>
-      </w:r>
-      <w:r>
-        <w:rPr>
-          <w:b w:val="0"/>
-        </w:rPr>
-        <w:t xml:space="preserve">s from observed targets. Short practice: Why can a historical table contain a field that is an invalid </w:t>
-      </w:r>
-      <w:r>
-        <w:rPr>
-          <w:b/>
-        </w:rPr>
-        <w:t>input</w:t>
-      </w:r>
-      <w:r>
-        <w:rPr>
-          <w:b w:val="0"/>
-        </w:rPr>
-        <w:t>?</w:t>
-      </w:r>
-    </w:p>
-    <w:p>
-      <w:pPr>
-        <w:spacing w:line="336" w:lineRule="auto" w:after="180"/>
-      </w:pPr>
-      <w:r>
-        <w:rPr>
-          <w:b w:val="0"/>
-        </w:rPr>
-        <w:t xml:space="preserve">Point to the relevant step in the picture, then write the changed result and the rule or </w:t>
-      </w:r>
-      <w:r>
-        <w:rPr>
-          <w:b/>
-        </w:rPr>
-        <w:t>evidence</w:t>
-      </w:r>
-      <w:r>
-        <w:rPr>
-          <w:b w:val="0"/>
-        </w:rPr>
-        <w:t xml:space="preserve"> that supports it.. Return to this week and explain what you changed.</w:t>
-      </w:r>
-    </w:p>
-    <w:p>
-      <w:pPr>
-        <w:pStyle w:val="Heading3"/>
-      </w:pPr>
-      <w:r>
-        <w:t>Predict, run and debug</w:t>
-      </w:r>
-    </w:p>
-    <w:p>
-      <w:pPr>
-        <w:spacing w:line="336" w:lineRule="auto" w:after="180"/>
-      </w:pPr>
-      <w:r>
-        <w:rPr>
-          <w:b w:val="0"/>
-        </w:rPr>
-        <w:t xml:space="preserve">The browser lab lets you edit the supported Python examples already included in this lesson. Predict first, run, inspect the actual </w:t>
-      </w:r>
-      <w:r>
-        <w:rPr>
-          <w:b/>
-        </w:rPr>
-        <w:t>output</w:t>
-      </w:r>
-      <w:r>
-        <w:rPr>
-          <w:b w:val="0"/>
-        </w:rPr>
-        <w:t xml:space="preserve"> or error, change one </w:t>
-      </w:r>
-      <w:r>
-        <w:rPr>
-          <w:b/>
-        </w:rPr>
-        <w:t>input</w:t>
-      </w:r>
-      <w:r>
-        <w:rPr>
-          <w:b w:val="0"/>
-        </w:rPr>
-        <w:t>, then run again.</w:t>
-      </w:r>
-    </w:p>
-    <w:p>
-      <w:pPr>
-        <w:spacing w:line="336" w:lineRule="auto" w:after="180"/>
-      </w:pPr>
-      <w:r>
-        <w:rPr>
-          <w:b w:val="0"/>
-        </w:rPr>
-        <w:t xml:space="preserve">Keep code, </w:t>
-      </w:r>
-      <w:r>
-        <w:rPr>
-          <w:b/>
-        </w:rPr>
-        <w:t>prediction</w:t>
-      </w:r>
-      <w:r>
-        <w:rPr>
-          <w:b w:val="0"/>
-        </w:rPr>
-        <w:t>s, actual results and a reasoned revision together. On paper, label your result as a trace rather than an execution.</w:t>
-      </w:r>
-    </w:p>
-    <w:p>
-      <w:pPr>
-        <w:pStyle w:val="Heading3"/>
-      </w:pPr>
-      <w:r>
         <w:t>Keep your completed work</w:t>
       </w:r>
     </w:p>
     <w:p>
       <w:pPr>
-        <w:spacing w:line="336" w:lineRule="auto" w:after="180"/>
-      </w:pPr>
-      <w:r>
-        <w:rPr>
-          <w:b w:val="0"/>
-        </w:rPr>
-        <w:t xml:space="preserve">Use Download completed work in the hosted lesson to export your answers, reflections, practice feedback and code-run </w:t>
-      </w:r>
-      <w:r>
-        <w:rPr>
-          <w:b/>
-        </w:rPr>
-        <w:t>evidence</w:t>
-      </w:r>
-      <w:r>
-        <w:rPr>
-          <w:b w:val="0"/>
-        </w:rPr>
-        <w:t>. Open the HTML copy to read or print it.</w:t>
-      </w:r>
-    </w:p>
-    <w:p>
-      <w:pPr>
-        <w:spacing w:line="336" w:lineRule="auto" w:after="180"/>
-      </w:pPr>
-      <w:r>
-        <w:rPr>
-          <w:b w:val="0"/>
-        </w:rPr>
-        <w:t>Drafts stay in this browser when storage is available; clear drafts on a shared device.</w:t>
-      </w:r>
-    </w:p>
-    <w:p>
-      <w:pPr>
-        <w:pStyle w:val="Heading3"/>
-      </w:pPr>
-      <w:r>
-        <w:t>What I repaired, the evidence I kept and the next test</w:t>
-      </w:r>
-    </w:p>
-    <w:p>
-      <w:r>
-        <w:t>________________________________________________________________</w:t>
-      </w:r>
-    </w:p>
-    <w:p>
-      <w:r>
-        <w:t>________________________________________________________________</w:t>
-      </w:r>
-    </w:p>
-    <w:p>
-      <w:r>
-        <w:t>________________________________________________________________</w:t>
-      </w:r>
-    </w:p>
-    <w:p>
-      <w:r>
-        <w:t>________________________________________________________________</w:t>
-      </w:r>
-    </w:p>
-    <w:p>
-      <w:r>
-        <w:t>________________________________________________________________</w:t>
-      </w:r>
-    </w:p>
-    <w:p>
-      <w:pPr>
         <w:pStyle w:val="Heading1"/>
       </w:pPr>
       <w:r>
-        <w:t>26. Visual concept journey</w:t>
-      </w:r>
-    </w:p>
-    <w:p>
-      <w:r>
-        <w:t>Explain each Inspect Before Modeling picture from its labels, then record a relevant limit.</w:t>
-      </w:r>
-    </w:p>
-    <w:p>
-      <w:pPr>
-        <w:pStyle w:val="Heading3"/>
+        <w:t>26. Reference · Six-picture response sheets</w:t>
+      </w:r>
+    </w:p>
+    <w:p>
+      <w:r>
+        <w:t>Choose the relevant picture instead of repeating every task.</w:t>
+      </w:r>
+    </w:p>
+    <w:p>
+      <w:pPr>
+        <w:pStyle w:val="Heading2"/>
       </w:pPr>
       <w:r>
         <w:t>01. Inspect Before Modeling: the case</w:t>
@@ -3262,7 +2940,6 @@
     <w:p>
       <w:pPr>
         <w:spacing w:line="336" w:lineRule="auto" w:after="180"/>
-        <w:shd w:fill="F5F1FB"/>
       </w:pPr>
       <w:r>
         <w:rPr>
@@ -3301,7 +2978,7 @@
     </w:p>
     <w:p>
       <w:pPr>
-        <w:pStyle w:val="Heading3"/>
+        <w:pStyle w:val="Heading2"/>
       </w:pPr>
       <w:r>
         <w:t>02. Follow the deciding steps</w:t>
@@ -3416,7 +3093,6 @@
     <w:p>
       <w:pPr>
         <w:spacing w:line="336" w:lineRule="auto" w:after="180"/>
-        <w:shd w:fill="F5F1FB"/>
       </w:pPr>
       <w:r>
         <w:rPr>
@@ -3467,7 +3143,7 @@
     </w:p>
     <w:p>
       <w:pPr>
-        <w:pStyle w:val="Heading3"/>
+        <w:pStyle w:val="Heading2"/>
       </w:pPr>
       <w:r>
         <w:t>03. Turn an observation into a documented action</w:t>
@@ -3546,7 +3222,6 @@
     <w:p>
       <w:pPr>
         <w:spacing w:line="336" w:lineRule="auto" w:after="180"/>
-        <w:shd w:fill="F5F1FB"/>
       </w:pPr>
       <w:r>
         <w:rPr>
@@ -3585,7 +3260,7 @@
     </w:p>
     <w:p>
       <w:pPr>
-        <w:pStyle w:val="Heading3"/>
+        <w:pStyle w:val="Heading2"/>
       </w:pPr>
       <w:r>
         <w:t>04. Change one thing. Trace what follows.</w:t>
@@ -3688,7 +3363,6 @@
     <w:p>
       <w:pPr>
         <w:spacing w:line="336" w:lineRule="auto" w:after="180"/>
-        <w:shd w:fill="F5F1FB"/>
       </w:pPr>
       <w:r>
         <w:rPr>
@@ -3727,7 +3401,7 @@
     </w:p>
     <w:p>
       <w:pPr>
-        <w:pStyle w:val="Heading3"/>
+        <w:pStyle w:val="Heading2"/>
       </w:pPr>
       <w:r>
         <w:t>05. Connect the explanation to its limit</w:t>
@@ -3841,7 +3515,6 @@
     <w:p>
       <w:pPr>
         <w:spacing w:line="336" w:lineRule="auto" w:after="180"/>
-        <w:shd w:fill="F5F1FB"/>
       </w:pPr>
       <w:r>
         <w:rPr>
@@ -3880,7 +3553,7 @@
     </w:p>
     <w:p>
       <w:pPr>
-        <w:pStyle w:val="Heading3"/>
+        <w:pStyle w:val="Heading2"/>
       </w:pPr>
       <w:r>
         <w:t>06. Make the idea visible in your project</w:t>
@@ -3994,7 +3667,6 @@
     <w:p>
       <w:pPr>
         <w:spacing w:line="336" w:lineRule="auto" w:after="180"/>
-        <w:shd w:fill="F5F1FB"/>
       </w:pPr>
       <w:r>
         <w:rPr>
@@ -4041,6 +3713,62 @@
     <w:p>
       <w:r>
         <w:t>________________________________________________________________</w:t>
+      </w:r>
+    </w:p>
+    <w:p>
+      <w:pPr>
+        <w:pStyle w:val="Heading2"/>
+      </w:pPr>
+      <w:r>
+        <w:t>Earlier wording, alternatives and picture transcripts · reference / check after trying</w:t>
+      </w:r>
+    </w:p>
+    <w:p>
+      <w:pPr>
+        <w:pStyle w:val="Heading3"/>
+      </w:pPr>
+      <w:r>
+        <w:t>01. Inspect Before Modeling: the case</w:t>
+      </w:r>
+    </w:p>
+    <w:p>
+      <w:pPr>
+        <w:pStyle w:val="Heading3"/>
+      </w:pPr>
+      <w:r>
+        <w:t>02. Follow the deciding steps</w:t>
+      </w:r>
+    </w:p>
+    <w:p>
+      <w:pPr>
+        <w:pStyle w:val="Heading3"/>
+      </w:pPr>
+      <w:r>
+        <w:t>03. Turn an observation into a documented action</w:t>
+      </w:r>
+    </w:p>
+    <w:p>
+      <w:pPr>
+        <w:pStyle w:val="Heading3"/>
+      </w:pPr>
+      <w:r>
+        <w:t>04. Change one thing. Trace what follows.</w:t>
+      </w:r>
+    </w:p>
+    <w:p>
+      <w:pPr>
+        <w:pStyle w:val="Heading3"/>
+      </w:pPr>
+      <w:r>
+        <w:t>05. Connect the explanation to its limit</w:t>
+      </w:r>
+    </w:p>
+    <w:p>
+      <w:pPr>
+        <w:pStyle w:val="Heading3"/>
+      </w:pPr>
+      <w:r>
+        <w:t>06. Make the idea visible in your project</w:t>
       </w:r>
     </w:p>
     <w:sectPr>
